--- a/Dokumentáció/Adatszerkezet_SutúsRóbert_UdvariDominik másolata.docx
+++ b/Dokumentáció/Adatszerkezet_SutúsRóbert_UdvariDominik másolata.docx
@@ -39,12 +39,21 @@
       <w:pPr>
         <w:pStyle w:val="Cm"/>
       </w:pPr>
+      <w:proofErr w:type="spellStart"/>
       <w:r>
         <w:rPr>
           <w:color w:val="006FC0"/>
         </w:rPr>
-        <w:t xml:space="preserve">Magic </w:t>
-      </w:r>
+        <w:t>Magic</w:t>
+      </w:r>
+      <w:proofErr w:type="spellEnd"/>
+      <w:r>
+        <w:rPr>
+          <w:color w:val="006FC0"/>
+        </w:rPr>
+        <w:t xml:space="preserve"> </w:t>
+      </w:r>
+      <w:proofErr w:type="spellStart"/>
       <w:r>
         <w:rPr>
           <w:color w:val="006FC0"/>
@@ -52,6 +61,7 @@
         </w:rPr>
         <w:t>Fridge</w:t>
       </w:r>
+      <w:proofErr w:type="spellEnd"/>
     </w:p>
     <w:p>
       <w:pPr>
@@ -211,9 +221,11 @@
         </w:rPr>
         <w:t xml:space="preserve"> </w:t>
       </w:r>
+      <w:proofErr w:type="spellStart"/>
       <w:r>
         <w:t>Sutús</w:t>
       </w:r>
+      <w:proofErr w:type="spellEnd"/>
       <w:r>
         <w:rPr>
           <w:spacing w:val="-7"/>
@@ -308,16 +320,16 @@
         <w:p>
           <w:pPr>
             <w:pStyle w:val="TJ1"/>
-            <w:numPr>
-              <w:ilvl w:val="0"/>
-              <w:numId w:val="2"/>
-            </w:numPr>
             <w:tabs>
-              <w:tab w:val="left" w:pos="583"/>
-              <w:tab w:val="right" w:leader="dot" w:pos="9492"/>
+              <w:tab w:val="right" w:leader="dot" w:pos="9775"/>
             </w:tabs>
-            <w:spacing w:before="26"/>
-            <w:ind w:hanging="439"/>
+            <w:rPr>
+              <w:rFonts w:asciiTheme="minorHAnsi" w:eastAsiaTheme="minorEastAsia" w:hAnsiTheme="minorHAnsi" w:cstheme="minorBidi"/>
+              <w:noProof/>
+              <w:sz w:val="22"/>
+              <w:szCs w:val="22"/>
+              <w:lang w:eastAsia="hu-HU"/>
+            </w:rPr>
           </w:pPr>
           <w:r>
             <w:fldChar w:fldCharType="begin"/>
@@ -328,201 +340,1877 @@
           <w:r>
             <w:fldChar w:fldCharType="separate"/>
           </w:r>
-          <w:hyperlink w:anchor="_bookmark0" w:history="1">
-            <w:r>
-              <w:rPr>
+          <w:hyperlink w:anchor="_Toc227653876" w:history="1">
+            <w:r>
+              <w:rPr>
+                <w:rStyle w:val="Hiperhivatkozs"/>
+                <w:noProof/>
+              </w:rPr>
+              <w:t>1</w:t>
+            </w:r>
+            <w:r>
+              <w:rPr>
+                <w:rFonts w:asciiTheme="minorHAnsi" w:eastAsiaTheme="minorEastAsia" w:hAnsiTheme="minorHAnsi" w:cstheme="minorBidi"/>
+                <w:noProof/>
+                <w:sz w:val="22"/>
+                <w:szCs w:val="22"/>
+                <w:lang w:eastAsia="hu-HU"/>
+              </w:rPr>
+              <w:tab/>
+            </w:r>
+            <w:r>
+              <w:rPr>
+                <w:rStyle w:val="Hiperhivatkozs"/>
+                <w:noProof/>
                 <w:spacing w:val="-2"/>
               </w:rPr>
               <w:t>Bevezetés</w:t>
             </w:r>
             <w:r>
+              <w:rPr>
+                <w:noProof/>
+                <w:webHidden/>
+              </w:rPr>
               <w:tab/>
             </w:r>
             <w:r>
               <w:rPr>
-                <w:spacing w:val="-10"/>
-              </w:rPr>
-              <w:t>4</w:t>
+                <w:noProof/>
+                <w:webHidden/>
+              </w:rPr>
+              <w:fldChar w:fldCharType="begin"/>
+            </w:r>
+            <w:r>
+              <w:rPr>
+                <w:noProof/>
+                <w:webHidden/>
+              </w:rPr>
+              <w:instrText xml:space="preserve"> PAGEREF _Toc227653876 \h </w:instrText>
+            </w:r>
+            <w:r>
+              <w:rPr>
+                <w:noProof/>
+                <w:webHidden/>
+              </w:rPr>
+            </w:r>
+            <w:r>
+              <w:rPr>
+                <w:noProof/>
+                <w:webHidden/>
+              </w:rPr>
+              <w:fldChar w:fldCharType="separate"/>
+            </w:r>
+            <w:r>
+              <w:rPr>
+                <w:noProof/>
+                <w:webHidden/>
+              </w:rPr>
+              <w:t>5</w:t>
+            </w:r>
+            <w:r>
+              <w:rPr>
+                <w:noProof/>
+                <w:webHidden/>
+              </w:rPr>
+              <w:fldChar w:fldCharType="end"/>
             </w:r>
           </w:hyperlink>
         </w:p>
         <w:p>
           <w:pPr>
             <w:pStyle w:val="TJ1"/>
-            <w:numPr>
-              <w:ilvl w:val="0"/>
-              <w:numId w:val="2"/>
-            </w:numPr>
             <w:tabs>
-              <w:tab w:val="left" w:pos="583"/>
-              <w:tab w:val="right" w:leader="dot" w:pos="9492"/>
+              <w:tab w:val="right" w:leader="dot" w:pos="9775"/>
             </w:tabs>
-            <w:ind w:hanging="439"/>
+            <w:rPr>
+              <w:rFonts w:asciiTheme="minorHAnsi" w:eastAsiaTheme="minorEastAsia" w:hAnsiTheme="minorHAnsi" w:cstheme="minorBidi"/>
+              <w:noProof/>
+              <w:sz w:val="22"/>
+              <w:szCs w:val="22"/>
+              <w:lang w:eastAsia="hu-HU"/>
+            </w:rPr>
           </w:pPr>
-          <w:hyperlink w:anchor="_bookmark1" w:history="1">
-            <w:r>
-              <w:rPr>
+          <w:hyperlink w:anchor="_Toc227653877" w:history="1">
+            <w:r>
+              <w:rPr>
+                <w:rStyle w:val="Hiperhivatkozs"/>
+                <w:noProof/>
+              </w:rPr>
+              <w:t>2</w:t>
+            </w:r>
+            <w:r>
+              <w:rPr>
+                <w:rFonts w:asciiTheme="minorHAnsi" w:eastAsiaTheme="minorEastAsia" w:hAnsiTheme="minorHAnsi" w:cstheme="minorBidi"/>
+                <w:noProof/>
+                <w:sz w:val="22"/>
+                <w:szCs w:val="22"/>
+                <w:lang w:eastAsia="hu-HU"/>
+              </w:rPr>
+              <w:tab/>
+            </w:r>
+            <w:r>
+              <w:rPr>
+                <w:rStyle w:val="Hiperhivatkozs"/>
+                <w:noProof/>
                 <w:spacing w:val="-2"/>
               </w:rPr>
-              <w:t>Háztartások</w:t>
-            </w:r>
-            <w:r>
+              <w:t>A rendszer célja</w:t>
+            </w:r>
+            <w:r>
+              <w:rPr>
+                <w:noProof/>
+                <w:webHidden/>
+              </w:rPr>
               <w:tab/>
             </w:r>
             <w:r>
               <w:rPr>
-                <w:spacing w:val="-10"/>
-              </w:rPr>
-              <w:t>5</w:t>
+                <w:noProof/>
+                <w:webHidden/>
+              </w:rPr>
+              <w:fldChar w:fldCharType="begin"/>
+            </w:r>
+            <w:r>
+              <w:rPr>
+                <w:noProof/>
+                <w:webHidden/>
+              </w:rPr>
+              <w:instrText xml:space="preserve"> PAGEREF _Toc227653877 \h </w:instrText>
+            </w:r>
+            <w:r>
+              <w:rPr>
+                <w:noProof/>
+                <w:webHidden/>
+              </w:rPr>
+            </w:r>
+            <w:r>
+              <w:rPr>
+                <w:noProof/>
+                <w:webHidden/>
+              </w:rPr>
+              <w:fldChar w:fldCharType="separate"/>
+            </w:r>
+            <w:r>
+              <w:rPr>
+                <w:noProof/>
+                <w:webHidden/>
+              </w:rPr>
+              <w:t>6</w:t>
+            </w:r>
+            <w:r>
+              <w:rPr>
+                <w:noProof/>
+                <w:webHidden/>
+              </w:rPr>
+              <w:fldChar w:fldCharType="end"/>
             </w:r>
           </w:hyperlink>
         </w:p>
         <w:p>
           <w:pPr>
             <w:pStyle w:val="TJ1"/>
-            <w:numPr>
-              <w:ilvl w:val="0"/>
-              <w:numId w:val="2"/>
-            </w:numPr>
             <w:tabs>
-              <w:tab w:val="left" w:pos="583"/>
-              <w:tab w:val="right" w:leader="dot" w:pos="9492"/>
+              <w:tab w:val="right" w:leader="dot" w:pos="9775"/>
             </w:tabs>
-            <w:spacing w:before="124"/>
-            <w:ind w:hanging="439"/>
+            <w:rPr>
+              <w:rFonts w:asciiTheme="minorHAnsi" w:eastAsiaTheme="minorEastAsia" w:hAnsiTheme="minorHAnsi" w:cstheme="minorBidi"/>
+              <w:noProof/>
+              <w:sz w:val="22"/>
+              <w:szCs w:val="22"/>
+              <w:lang w:eastAsia="hu-HU"/>
+            </w:rPr>
           </w:pPr>
-          <w:hyperlink w:anchor="_bookmark2" w:history="1">
-            <w:r>
-              <w:t>Termékek</w:t>
-            </w:r>
-            <w:r>
-              <w:rPr>
-                <w:spacing w:val="-3"/>
-              </w:rPr>
-              <w:t xml:space="preserve"> </w:t>
-            </w:r>
-            <w:r>
-              <w:t>és</w:t>
-            </w:r>
-            <w:r>
-              <w:rPr>
-                <w:spacing w:val="-3"/>
-              </w:rPr>
-              <w:t xml:space="preserve"> </w:t>
-            </w:r>
-            <w:r>
-              <w:rPr>
-                <w:spacing w:val="-2"/>
-              </w:rPr>
-              <w:t>kategóriák</w:t>
-            </w:r>
-            <w:r>
+          <w:hyperlink w:anchor="_Toc227653878" w:history="1">
+            <w:r>
+              <w:rPr>
+                <w:rStyle w:val="Hiperhivatkozs"/>
+                <w:noProof/>
+              </w:rPr>
+              <w:t>3</w:t>
+            </w:r>
+            <w:r>
+              <w:rPr>
+                <w:rFonts w:asciiTheme="minorHAnsi" w:eastAsiaTheme="minorEastAsia" w:hAnsiTheme="minorHAnsi" w:cstheme="minorBidi"/>
+                <w:noProof/>
+                <w:sz w:val="22"/>
+                <w:szCs w:val="22"/>
+                <w:lang w:eastAsia="hu-HU"/>
+              </w:rPr>
               <w:tab/>
             </w:r>
             <w:r>
               <w:rPr>
-                <w:spacing w:val="-10"/>
-              </w:rPr>
-              <w:t>6</w:t>
+                <w:rStyle w:val="Hiperhivatkozs"/>
+                <w:noProof/>
+              </w:rPr>
+              <w:t>Elérés és használat</w:t>
+            </w:r>
+            <w:r>
+              <w:rPr>
+                <w:noProof/>
+                <w:webHidden/>
+              </w:rPr>
+              <w:tab/>
+            </w:r>
+            <w:r>
+              <w:rPr>
+                <w:noProof/>
+                <w:webHidden/>
+              </w:rPr>
+              <w:fldChar w:fldCharType="begin"/>
+            </w:r>
+            <w:r>
+              <w:rPr>
+                <w:noProof/>
+                <w:webHidden/>
+              </w:rPr>
+              <w:instrText xml:space="preserve"> PAGEREF _Toc227653878 \h </w:instrText>
+            </w:r>
+            <w:r>
+              <w:rPr>
+                <w:noProof/>
+                <w:webHidden/>
+              </w:rPr>
+            </w:r>
+            <w:r>
+              <w:rPr>
+                <w:noProof/>
+                <w:webHidden/>
+              </w:rPr>
+              <w:fldChar w:fldCharType="separate"/>
+            </w:r>
+            <w:r>
+              <w:rPr>
+                <w:noProof/>
+                <w:webHidden/>
+              </w:rPr>
+              <w:t>7</w:t>
+            </w:r>
+            <w:r>
+              <w:rPr>
+                <w:noProof/>
+                <w:webHidden/>
+              </w:rPr>
+              <w:fldChar w:fldCharType="end"/>
             </w:r>
           </w:hyperlink>
         </w:p>
         <w:p>
           <w:pPr>
             <w:pStyle w:val="TJ1"/>
-            <w:numPr>
-              <w:ilvl w:val="0"/>
-              <w:numId w:val="2"/>
-            </w:numPr>
             <w:tabs>
-              <w:tab w:val="left" w:pos="583"/>
-              <w:tab w:val="right" w:leader="dot" w:pos="9492"/>
+              <w:tab w:val="right" w:leader="dot" w:pos="9775"/>
             </w:tabs>
-            <w:ind w:hanging="439"/>
+            <w:rPr>
+              <w:rFonts w:asciiTheme="minorHAnsi" w:eastAsiaTheme="minorEastAsia" w:hAnsiTheme="minorHAnsi" w:cstheme="minorBidi"/>
+              <w:noProof/>
+              <w:sz w:val="22"/>
+              <w:szCs w:val="22"/>
+              <w:lang w:eastAsia="hu-HU"/>
+            </w:rPr>
           </w:pPr>
-          <w:hyperlink w:anchor="_bookmark3" w:history="1">
-            <w:r>
-              <w:t>Raktár</w:t>
-            </w:r>
-            <w:r>
-              <w:rPr>
-                <w:spacing w:val="-4"/>
-              </w:rPr>
-              <w:t xml:space="preserve"> </w:t>
-            </w:r>
-            <w:r>
-              <w:t>(hűtő</w:t>
-            </w:r>
-            <w:r>
-              <w:rPr>
-                <w:spacing w:val="-2"/>
-              </w:rPr>
-              <w:t xml:space="preserve"> </w:t>
-            </w:r>
-            <w:r>
-              <w:t>és</w:t>
-            </w:r>
-            <w:r>
-              <w:rPr>
-                <w:spacing w:val="-6"/>
-              </w:rPr>
-              <w:t xml:space="preserve"> </w:t>
-            </w:r>
-            <w:r>
-              <w:t>kamra</w:t>
-            </w:r>
-            <w:r>
-              <w:rPr>
-                <w:spacing w:val="-3"/>
-              </w:rPr>
-              <w:t xml:space="preserve"> </w:t>
-            </w:r>
-            <w:r>
-              <w:rPr>
-                <w:spacing w:val="-2"/>
-              </w:rPr>
-              <w:t>tartalma)</w:t>
-            </w:r>
-            <w:r>
+          <w:hyperlink w:anchor="_Toc227653879" w:history="1">
+            <w:r>
+              <w:rPr>
+                <w:rStyle w:val="Hiperhivatkozs"/>
+                <w:noProof/>
+              </w:rPr>
+              <w:t>4</w:t>
+            </w:r>
+            <w:r>
+              <w:rPr>
+                <w:rFonts w:asciiTheme="minorHAnsi" w:eastAsiaTheme="minorEastAsia" w:hAnsiTheme="minorHAnsi" w:cstheme="minorBidi"/>
+                <w:noProof/>
+                <w:sz w:val="22"/>
+                <w:szCs w:val="22"/>
+                <w:lang w:eastAsia="hu-HU"/>
+              </w:rPr>
               <w:tab/>
             </w:r>
             <w:r>
               <w:rPr>
-                <w:spacing w:val="-10"/>
-              </w:rPr>
-              <w:t>7</w:t>
+                <w:rStyle w:val="Hiperhivatkozs"/>
+                <w:noProof/>
+              </w:rPr>
+              <w:t>Regisztráció</w:t>
+            </w:r>
+            <w:r>
+              <w:rPr>
+                <w:noProof/>
+                <w:webHidden/>
+              </w:rPr>
+              <w:tab/>
+            </w:r>
+            <w:r>
+              <w:rPr>
+                <w:noProof/>
+                <w:webHidden/>
+              </w:rPr>
+              <w:fldChar w:fldCharType="begin"/>
+            </w:r>
+            <w:r>
+              <w:rPr>
+                <w:noProof/>
+                <w:webHidden/>
+              </w:rPr>
+              <w:instrText xml:space="preserve"> PAGEREF _Toc227653879 \h </w:instrText>
+            </w:r>
+            <w:r>
+              <w:rPr>
+                <w:noProof/>
+                <w:webHidden/>
+              </w:rPr>
+            </w:r>
+            <w:r>
+              <w:rPr>
+                <w:noProof/>
+                <w:webHidden/>
+              </w:rPr>
+              <w:fldChar w:fldCharType="separate"/>
+            </w:r>
+            <w:r>
+              <w:rPr>
+                <w:noProof/>
+                <w:webHidden/>
+              </w:rPr>
+              <w:t>8</w:t>
+            </w:r>
+            <w:r>
+              <w:rPr>
+                <w:noProof/>
+                <w:webHidden/>
+              </w:rPr>
+              <w:fldChar w:fldCharType="end"/>
             </w:r>
           </w:hyperlink>
         </w:p>
         <w:p>
           <w:pPr>
             <w:pStyle w:val="TJ1"/>
-            <w:numPr>
-              <w:ilvl w:val="0"/>
-              <w:numId w:val="2"/>
-            </w:numPr>
             <w:tabs>
-              <w:tab w:val="left" w:pos="583"/>
-              <w:tab w:val="right" w:leader="dot" w:pos="9492"/>
+              <w:tab w:val="right" w:leader="dot" w:pos="9775"/>
             </w:tabs>
-            <w:spacing w:before="125"/>
-            <w:ind w:hanging="439"/>
+            <w:rPr>
+              <w:rFonts w:asciiTheme="minorHAnsi" w:eastAsiaTheme="minorEastAsia" w:hAnsiTheme="minorHAnsi" w:cstheme="minorBidi"/>
+              <w:noProof/>
+              <w:sz w:val="22"/>
+              <w:szCs w:val="22"/>
+              <w:lang w:eastAsia="hu-HU"/>
+            </w:rPr>
           </w:pPr>
-          <w:hyperlink w:anchor="_bookmark4" w:history="1">
-            <w:r>
-              <w:rPr>
+          <w:hyperlink w:anchor="_Toc227653880" w:history="1">
+            <w:r>
+              <w:rPr>
+                <w:rStyle w:val="Hiperhivatkozs"/>
+                <w:noProof/>
+              </w:rPr>
+              <w:t>5</w:t>
+            </w:r>
+            <w:r>
+              <w:rPr>
+                <w:rFonts w:asciiTheme="minorHAnsi" w:eastAsiaTheme="minorEastAsia" w:hAnsiTheme="minorHAnsi" w:cstheme="minorBidi"/>
+                <w:noProof/>
+                <w:sz w:val="22"/>
+                <w:szCs w:val="22"/>
+                <w:lang w:eastAsia="hu-HU"/>
+              </w:rPr>
+              <w:tab/>
+            </w:r>
+            <w:r>
+              <w:rPr>
+                <w:rStyle w:val="Hiperhivatkozs"/>
+                <w:noProof/>
                 <w:spacing w:val="-2"/>
               </w:rPr>
-              <w:t>Bevásárlólisták</w:t>
-            </w:r>
-            <w:r>
+              <w:t>Bejelentkezés</w:t>
+            </w:r>
+            <w:r>
+              <w:rPr>
+                <w:noProof/>
+                <w:webHidden/>
+              </w:rPr>
               <w:tab/>
             </w:r>
             <w:r>
               <w:rPr>
-                <w:spacing w:val="-10"/>
-              </w:rPr>
-              <w:t>8</w:t>
+                <w:noProof/>
+                <w:webHidden/>
+              </w:rPr>
+              <w:fldChar w:fldCharType="begin"/>
+            </w:r>
+            <w:r>
+              <w:rPr>
+                <w:noProof/>
+                <w:webHidden/>
+              </w:rPr>
+              <w:instrText xml:space="preserve"> PAGEREF _Toc227653880 \h </w:instrText>
+            </w:r>
+            <w:r>
+              <w:rPr>
+                <w:noProof/>
+                <w:webHidden/>
+              </w:rPr>
+            </w:r>
+            <w:r>
+              <w:rPr>
+                <w:noProof/>
+                <w:webHidden/>
+              </w:rPr>
+              <w:fldChar w:fldCharType="separate"/>
+            </w:r>
+            <w:r>
+              <w:rPr>
+                <w:noProof/>
+                <w:webHidden/>
+              </w:rPr>
+              <w:t>9</w:t>
+            </w:r>
+            <w:r>
+              <w:rPr>
+                <w:noProof/>
+                <w:webHidden/>
+              </w:rPr>
+              <w:fldChar w:fldCharType="end"/>
+            </w:r>
+          </w:hyperlink>
+        </w:p>
+        <w:p>
+          <w:pPr>
+            <w:pStyle w:val="TJ1"/>
+            <w:tabs>
+              <w:tab w:val="right" w:leader="dot" w:pos="9775"/>
+            </w:tabs>
+            <w:rPr>
+              <w:rFonts w:asciiTheme="minorHAnsi" w:eastAsiaTheme="minorEastAsia" w:hAnsiTheme="minorHAnsi" w:cstheme="minorBidi"/>
+              <w:noProof/>
+              <w:sz w:val="22"/>
+              <w:szCs w:val="22"/>
+              <w:lang w:eastAsia="hu-HU"/>
+            </w:rPr>
+          </w:pPr>
+          <w:hyperlink w:anchor="_Toc227653881" w:history="1">
+            <w:r>
+              <w:rPr>
+                <w:rStyle w:val="Hiperhivatkozs"/>
+                <w:noProof/>
+              </w:rPr>
+              <w:t>6. Főoldal áttekintése</w:t>
+            </w:r>
+            <w:r>
+              <w:rPr>
+                <w:noProof/>
+                <w:webHidden/>
+              </w:rPr>
+              <w:tab/>
+            </w:r>
+            <w:r>
+              <w:rPr>
+                <w:noProof/>
+                <w:webHidden/>
+              </w:rPr>
+              <w:fldChar w:fldCharType="begin"/>
+            </w:r>
+            <w:r>
+              <w:rPr>
+                <w:noProof/>
+                <w:webHidden/>
+              </w:rPr>
+              <w:instrText xml:space="preserve"> PAGEREF _Toc227653881 \h </w:instrText>
+            </w:r>
+            <w:r>
+              <w:rPr>
+                <w:noProof/>
+                <w:webHidden/>
+              </w:rPr>
+            </w:r>
+            <w:r>
+              <w:rPr>
+                <w:noProof/>
+                <w:webHidden/>
+              </w:rPr>
+              <w:fldChar w:fldCharType="separate"/>
+            </w:r>
+            <w:r>
+              <w:rPr>
+                <w:noProof/>
+                <w:webHidden/>
+              </w:rPr>
+              <w:t>10</w:t>
+            </w:r>
+            <w:r>
+              <w:rPr>
+                <w:noProof/>
+                <w:webHidden/>
+              </w:rPr>
+              <w:fldChar w:fldCharType="end"/>
+            </w:r>
+          </w:hyperlink>
+        </w:p>
+        <w:p>
+          <w:pPr>
+            <w:pStyle w:val="TJ1"/>
+            <w:tabs>
+              <w:tab w:val="right" w:leader="dot" w:pos="9775"/>
+            </w:tabs>
+            <w:rPr>
+              <w:rFonts w:asciiTheme="minorHAnsi" w:eastAsiaTheme="minorEastAsia" w:hAnsiTheme="minorHAnsi" w:cstheme="minorBidi"/>
+              <w:noProof/>
+              <w:sz w:val="22"/>
+              <w:szCs w:val="22"/>
+              <w:lang w:eastAsia="hu-HU"/>
+            </w:rPr>
+          </w:pPr>
+          <w:hyperlink w:anchor="_Toc227653882" w:history="1">
+            <w:r>
+              <w:rPr>
+                <w:rStyle w:val="Hiperhivatkozs"/>
+                <w:noProof/>
+              </w:rPr>
+              <w:t>7. Háztartások kezelése</w:t>
+            </w:r>
+            <w:r>
+              <w:rPr>
+                <w:noProof/>
+                <w:webHidden/>
+              </w:rPr>
+              <w:tab/>
+            </w:r>
+            <w:r>
+              <w:rPr>
+                <w:noProof/>
+                <w:webHidden/>
+              </w:rPr>
+              <w:fldChar w:fldCharType="begin"/>
+            </w:r>
+            <w:r>
+              <w:rPr>
+                <w:noProof/>
+                <w:webHidden/>
+              </w:rPr>
+              <w:instrText xml:space="preserve"> PAGEREF _Toc227653882 \h </w:instrText>
+            </w:r>
+            <w:r>
+              <w:rPr>
+                <w:noProof/>
+                <w:webHidden/>
+              </w:rPr>
+            </w:r>
+            <w:r>
+              <w:rPr>
+                <w:noProof/>
+                <w:webHidden/>
+              </w:rPr>
+              <w:fldChar w:fldCharType="separate"/>
+            </w:r>
+            <w:r>
+              <w:rPr>
+                <w:noProof/>
+                <w:webHidden/>
+              </w:rPr>
+              <w:t>11</w:t>
+            </w:r>
+            <w:r>
+              <w:rPr>
+                <w:noProof/>
+                <w:webHidden/>
+              </w:rPr>
+              <w:fldChar w:fldCharType="end"/>
+            </w:r>
+          </w:hyperlink>
+        </w:p>
+        <w:p>
+          <w:pPr>
+            <w:pStyle w:val="TJ1"/>
+            <w:tabs>
+              <w:tab w:val="right" w:leader="dot" w:pos="9775"/>
+            </w:tabs>
+            <w:rPr>
+              <w:rFonts w:asciiTheme="minorHAnsi" w:eastAsiaTheme="minorEastAsia" w:hAnsiTheme="minorHAnsi" w:cstheme="minorBidi"/>
+              <w:noProof/>
+              <w:sz w:val="22"/>
+              <w:szCs w:val="22"/>
+              <w:lang w:eastAsia="hu-HU"/>
+            </w:rPr>
+          </w:pPr>
+          <w:hyperlink w:anchor="_Toc227653883" w:history="1">
+            <w:r>
+              <w:rPr>
+                <w:rStyle w:val="Hiperhivatkozs"/>
+                <w:noProof/>
+              </w:rPr>
+              <w:t>8. Tagok hozzáadása</w:t>
+            </w:r>
+            <w:r>
+              <w:rPr>
+                <w:noProof/>
+                <w:webHidden/>
+              </w:rPr>
+              <w:tab/>
+            </w:r>
+            <w:r>
+              <w:rPr>
+                <w:noProof/>
+                <w:webHidden/>
+              </w:rPr>
+              <w:fldChar w:fldCharType="begin"/>
+            </w:r>
+            <w:r>
+              <w:rPr>
+                <w:noProof/>
+                <w:webHidden/>
+              </w:rPr>
+              <w:instrText xml:space="preserve"> PAGEREF _Toc227653883 \h </w:instrText>
+            </w:r>
+            <w:r>
+              <w:rPr>
+                <w:noProof/>
+                <w:webHidden/>
+              </w:rPr>
+            </w:r>
+            <w:r>
+              <w:rPr>
+                <w:noProof/>
+                <w:webHidden/>
+              </w:rPr>
+              <w:fldChar w:fldCharType="separate"/>
+            </w:r>
+            <w:r>
+              <w:rPr>
+                <w:noProof/>
+                <w:webHidden/>
+              </w:rPr>
+              <w:t>12</w:t>
+            </w:r>
+            <w:r>
+              <w:rPr>
+                <w:noProof/>
+                <w:webHidden/>
+              </w:rPr>
+              <w:fldChar w:fldCharType="end"/>
+            </w:r>
+          </w:hyperlink>
+        </w:p>
+        <w:p>
+          <w:pPr>
+            <w:pStyle w:val="TJ1"/>
+            <w:tabs>
+              <w:tab w:val="right" w:leader="dot" w:pos="9775"/>
+            </w:tabs>
+            <w:rPr>
+              <w:rFonts w:asciiTheme="minorHAnsi" w:eastAsiaTheme="minorEastAsia" w:hAnsiTheme="minorHAnsi" w:cstheme="minorBidi"/>
+              <w:noProof/>
+              <w:sz w:val="22"/>
+              <w:szCs w:val="22"/>
+              <w:lang w:eastAsia="hu-HU"/>
+            </w:rPr>
+          </w:pPr>
+          <w:hyperlink w:anchor="_Toc227653884" w:history="1">
+            <w:r>
+              <w:rPr>
+                <w:rStyle w:val="Hiperhivatkozs"/>
+                <w:noProof/>
+              </w:rPr>
+              <w:t>9. Hűtő modul</w:t>
+            </w:r>
+            <w:r>
+              <w:rPr>
+                <w:noProof/>
+                <w:webHidden/>
+              </w:rPr>
+              <w:tab/>
+            </w:r>
+            <w:r>
+              <w:rPr>
+                <w:noProof/>
+                <w:webHidden/>
+              </w:rPr>
+              <w:fldChar w:fldCharType="begin"/>
+            </w:r>
+            <w:r>
+              <w:rPr>
+                <w:noProof/>
+                <w:webHidden/>
+              </w:rPr>
+              <w:instrText xml:space="preserve"> PAGEREF _Toc227653884 \h </w:instrText>
+            </w:r>
+            <w:r>
+              <w:rPr>
+                <w:noProof/>
+                <w:webHidden/>
+              </w:rPr>
+            </w:r>
+            <w:r>
+              <w:rPr>
+                <w:noProof/>
+                <w:webHidden/>
+              </w:rPr>
+              <w:fldChar w:fldCharType="separate"/>
+            </w:r>
+            <w:r>
+              <w:rPr>
+                <w:noProof/>
+                <w:webHidden/>
+              </w:rPr>
+              <w:t>13</w:t>
+            </w:r>
+            <w:r>
+              <w:rPr>
+                <w:noProof/>
+                <w:webHidden/>
+              </w:rPr>
+              <w:fldChar w:fldCharType="end"/>
+            </w:r>
+          </w:hyperlink>
+        </w:p>
+        <w:p>
+          <w:pPr>
+            <w:pStyle w:val="TJ1"/>
+            <w:tabs>
+              <w:tab w:val="right" w:leader="dot" w:pos="9775"/>
+            </w:tabs>
+            <w:rPr>
+              <w:rFonts w:asciiTheme="minorHAnsi" w:eastAsiaTheme="minorEastAsia" w:hAnsiTheme="minorHAnsi" w:cstheme="minorBidi"/>
+              <w:noProof/>
+              <w:sz w:val="22"/>
+              <w:szCs w:val="22"/>
+              <w:lang w:eastAsia="hu-HU"/>
+            </w:rPr>
+          </w:pPr>
+          <w:hyperlink w:anchor="_Toc227653885" w:history="1">
+            <w:r>
+              <w:rPr>
+                <w:rStyle w:val="Hiperhivatkozs"/>
+                <w:noProof/>
+              </w:rPr>
+              <w:t>10. Kamra modul</w:t>
+            </w:r>
+            <w:r>
+              <w:rPr>
+                <w:noProof/>
+                <w:webHidden/>
+              </w:rPr>
+              <w:tab/>
+            </w:r>
+            <w:r>
+              <w:rPr>
+                <w:noProof/>
+                <w:webHidden/>
+              </w:rPr>
+              <w:fldChar w:fldCharType="begin"/>
+            </w:r>
+            <w:r>
+              <w:rPr>
+                <w:noProof/>
+                <w:webHidden/>
+              </w:rPr>
+              <w:instrText xml:space="preserve"> PAGEREF _Toc227653885 \h </w:instrText>
+            </w:r>
+            <w:r>
+              <w:rPr>
+                <w:noProof/>
+                <w:webHidden/>
+              </w:rPr>
+            </w:r>
+            <w:r>
+              <w:rPr>
+                <w:noProof/>
+                <w:webHidden/>
+              </w:rPr>
+              <w:fldChar w:fldCharType="separate"/>
+            </w:r>
+            <w:r>
+              <w:rPr>
+                <w:noProof/>
+                <w:webHidden/>
+              </w:rPr>
+              <w:t>14</w:t>
+            </w:r>
+            <w:r>
+              <w:rPr>
+                <w:noProof/>
+                <w:webHidden/>
+              </w:rPr>
+              <w:fldChar w:fldCharType="end"/>
+            </w:r>
+          </w:hyperlink>
+        </w:p>
+        <w:p>
+          <w:pPr>
+            <w:pStyle w:val="TJ1"/>
+            <w:tabs>
+              <w:tab w:val="right" w:leader="dot" w:pos="9775"/>
+            </w:tabs>
+            <w:rPr>
+              <w:rFonts w:asciiTheme="minorHAnsi" w:eastAsiaTheme="minorEastAsia" w:hAnsiTheme="minorHAnsi" w:cstheme="minorBidi"/>
+              <w:noProof/>
+              <w:sz w:val="22"/>
+              <w:szCs w:val="22"/>
+              <w:lang w:eastAsia="hu-HU"/>
+            </w:rPr>
+          </w:pPr>
+          <w:hyperlink w:anchor="_Toc227653886" w:history="1">
+            <w:r>
+              <w:rPr>
+                <w:rStyle w:val="Hiperhivatkozs"/>
+                <w:noProof/>
+              </w:rPr>
+              <w:t>11. Termék hozzáadása</w:t>
+            </w:r>
+            <w:r>
+              <w:rPr>
+                <w:noProof/>
+                <w:webHidden/>
+              </w:rPr>
+              <w:tab/>
+            </w:r>
+            <w:r>
+              <w:rPr>
+                <w:noProof/>
+                <w:webHidden/>
+              </w:rPr>
+              <w:fldChar w:fldCharType="begin"/>
+            </w:r>
+            <w:r>
+              <w:rPr>
+                <w:noProof/>
+                <w:webHidden/>
+              </w:rPr>
+              <w:instrText xml:space="preserve"> PAGEREF _Toc227653886 \h </w:instrText>
+            </w:r>
+            <w:r>
+              <w:rPr>
+                <w:noProof/>
+                <w:webHidden/>
+              </w:rPr>
+            </w:r>
+            <w:r>
+              <w:rPr>
+                <w:noProof/>
+                <w:webHidden/>
+              </w:rPr>
+              <w:fldChar w:fldCharType="separate"/>
+            </w:r>
+            <w:r>
+              <w:rPr>
+                <w:noProof/>
+                <w:webHidden/>
+              </w:rPr>
+              <w:t>15</w:t>
+            </w:r>
+            <w:r>
+              <w:rPr>
+                <w:noProof/>
+                <w:webHidden/>
+              </w:rPr>
+              <w:fldChar w:fldCharType="end"/>
+            </w:r>
+          </w:hyperlink>
+        </w:p>
+        <w:p>
+          <w:pPr>
+            <w:pStyle w:val="TJ1"/>
+            <w:tabs>
+              <w:tab w:val="right" w:leader="dot" w:pos="9775"/>
+            </w:tabs>
+            <w:rPr>
+              <w:rFonts w:asciiTheme="minorHAnsi" w:eastAsiaTheme="minorEastAsia" w:hAnsiTheme="minorHAnsi" w:cstheme="minorBidi"/>
+              <w:noProof/>
+              <w:sz w:val="22"/>
+              <w:szCs w:val="22"/>
+              <w:lang w:eastAsia="hu-HU"/>
+            </w:rPr>
+          </w:pPr>
+          <w:hyperlink w:anchor="_Toc227653887" w:history="1">
+            <w:r>
+              <w:rPr>
+                <w:rStyle w:val="Hiperhivatkozs"/>
+                <w:noProof/>
+              </w:rPr>
+              <w:t>12. Vonalkód beolvasás</w:t>
+            </w:r>
+            <w:r>
+              <w:rPr>
+                <w:noProof/>
+                <w:webHidden/>
+              </w:rPr>
+              <w:tab/>
+            </w:r>
+            <w:r>
+              <w:rPr>
+                <w:noProof/>
+                <w:webHidden/>
+              </w:rPr>
+              <w:fldChar w:fldCharType="begin"/>
+            </w:r>
+            <w:r>
+              <w:rPr>
+                <w:noProof/>
+                <w:webHidden/>
+              </w:rPr>
+              <w:instrText xml:space="preserve"> PAGEREF _Toc227653887 \h </w:instrText>
+            </w:r>
+            <w:r>
+              <w:rPr>
+                <w:noProof/>
+                <w:webHidden/>
+              </w:rPr>
+            </w:r>
+            <w:r>
+              <w:rPr>
+                <w:noProof/>
+                <w:webHidden/>
+              </w:rPr>
+              <w:fldChar w:fldCharType="separate"/>
+            </w:r>
+            <w:r>
+              <w:rPr>
+                <w:noProof/>
+                <w:webHidden/>
+              </w:rPr>
+              <w:t>16</w:t>
+            </w:r>
+            <w:r>
+              <w:rPr>
+                <w:noProof/>
+                <w:webHidden/>
+              </w:rPr>
+              <w:fldChar w:fldCharType="end"/>
+            </w:r>
+          </w:hyperlink>
+        </w:p>
+        <w:p>
+          <w:pPr>
+            <w:pStyle w:val="TJ1"/>
+            <w:tabs>
+              <w:tab w:val="right" w:leader="dot" w:pos="9775"/>
+            </w:tabs>
+            <w:rPr>
+              <w:rFonts w:asciiTheme="minorHAnsi" w:eastAsiaTheme="minorEastAsia" w:hAnsiTheme="minorHAnsi" w:cstheme="minorBidi"/>
+              <w:noProof/>
+              <w:sz w:val="22"/>
+              <w:szCs w:val="22"/>
+              <w:lang w:eastAsia="hu-HU"/>
+            </w:rPr>
+          </w:pPr>
+          <w:hyperlink w:anchor="_Toc227653888" w:history="1">
+            <w:r>
+              <w:rPr>
+                <w:rStyle w:val="Hiperhivatkozs"/>
+                <w:noProof/>
+              </w:rPr>
+              <w:t>13. Termék szerkesztése</w:t>
+            </w:r>
+            <w:r>
+              <w:rPr>
+                <w:noProof/>
+                <w:webHidden/>
+              </w:rPr>
+              <w:tab/>
+            </w:r>
+            <w:r>
+              <w:rPr>
+                <w:noProof/>
+                <w:webHidden/>
+              </w:rPr>
+              <w:fldChar w:fldCharType="begin"/>
+            </w:r>
+            <w:r>
+              <w:rPr>
+                <w:noProof/>
+                <w:webHidden/>
+              </w:rPr>
+              <w:instrText xml:space="preserve"> PAGEREF _Toc227653888 \h </w:instrText>
+            </w:r>
+            <w:r>
+              <w:rPr>
+                <w:noProof/>
+                <w:webHidden/>
+              </w:rPr>
+            </w:r>
+            <w:r>
+              <w:rPr>
+                <w:noProof/>
+                <w:webHidden/>
+              </w:rPr>
+              <w:fldChar w:fldCharType="separate"/>
+            </w:r>
+            <w:r>
+              <w:rPr>
+                <w:noProof/>
+                <w:webHidden/>
+              </w:rPr>
+              <w:t>17</w:t>
+            </w:r>
+            <w:r>
+              <w:rPr>
+                <w:noProof/>
+                <w:webHidden/>
+              </w:rPr>
+              <w:fldChar w:fldCharType="end"/>
+            </w:r>
+          </w:hyperlink>
+        </w:p>
+        <w:p>
+          <w:pPr>
+            <w:pStyle w:val="TJ1"/>
+            <w:tabs>
+              <w:tab w:val="right" w:leader="dot" w:pos="9775"/>
+            </w:tabs>
+            <w:rPr>
+              <w:rFonts w:asciiTheme="minorHAnsi" w:eastAsiaTheme="minorEastAsia" w:hAnsiTheme="minorHAnsi" w:cstheme="minorBidi"/>
+              <w:noProof/>
+              <w:sz w:val="22"/>
+              <w:szCs w:val="22"/>
+              <w:lang w:eastAsia="hu-HU"/>
+            </w:rPr>
+          </w:pPr>
+          <w:hyperlink w:anchor="_Toc227653889" w:history="1">
+            <w:r>
+              <w:rPr>
+                <w:rStyle w:val="Hiperhivatkozs"/>
+                <w:noProof/>
+              </w:rPr>
+              <w:t>14. Termék törlése</w:t>
+            </w:r>
+            <w:r>
+              <w:rPr>
+                <w:noProof/>
+                <w:webHidden/>
+              </w:rPr>
+              <w:tab/>
+            </w:r>
+            <w:r>
+              <w:rPr>
+                <w:noProof/>
+                <w:webHidden/>
+              </w:rPr>
+              <w:fldChar w:fldCharType="begin"/>
+            </w:r>
+            <w:r>
+              <w:rPr>
+                <w:noProof/>
+                <w:webHidden/>
+              </w:rPr>
+              <w:instrText xml:space="preserve"> PAGEREF _Toc227653889 \h </w:instrText>
+            </w:r>
+            <w:r>
+              <w:rPr>
+                <w:noProof/>
+                <w:webHidden/>
+              </w:rPr>
+            </w:r>
+            <w:r>
+              <w:rPr>
+                <w:noProof/>
+                <w:webHidden/>
+              </w:rPr>
+              <w:fldChar w:fldCharType="separate"/>
+            </w:r>
+            <w:r>
+              <w:rPr>
+                <w:noProof/>
+                <w:webHidden/>
+              </w:rPr>
+              <w:t>18</w:t>
+            </w:r>
+            <w:r>
+              <w:rPr>
+                <w:noProof/>
+                <w:webHidden/>
+              </w:rPr>
+              <w:fldChar w:fldCharType="end"/>
+            </w:r>
+          </w:hyperlink>
+        </w:p>
+        <w:p>
+          <w:pPr>
+            <w:pStyle w:val="TJ1"/>
+            <w:tabs>
+              <w:tab w:val="right" w:leader="dot" w:pos="9775"/>
+            </w:tabs>
+            <w:rPr>
+              <w:rFonts w:asciiTheme="minorHAnsi" w:eastAsiaTheme="minorEastAsia" w:hAnsiTheme="minorHAnsi" w:cstheme="minorBidi"/>
+              <w:noProof/>
+              <w:sz w:val="22"/>
+              <w:szCs w:val="22"/>
+              <w:lang w:eastAsia="hu-HU"/>
+            </w:rPr>
+          </w:pPr>
+          <w:hyperlink w:anchor="_Toc227653890" w:history="1">
+            <w:r>
+              <w:rPr>
+                <w:rStyle w:val="Hiperhivatkozs"/>
+                <w:noProof/>
+              </w:rPr>
+              <w:t>15. Lejárati figyelmeztetések</w:t>
+            </w:r>
+            <w:r>
+              <w:rPr>
+                <w:noProof/>
+                <w:webHidden/>
+              </w:rPr>
+              <w:tab/>
+            </w:r>
+            <w:r>
+              <w:rPr>
+                <w:noProof/>
+                <w:webHidden/>
+              </w:rPr>
+              <w:fldChar w:fldCharType="begin"/>
+            </w:r>
+            <w:r>
+              <w:rPr>
+                <w:noProof/>
+                <w:webHidden/>
+              </w:rPr>
+              <w:instrText xml:space="preserve"> PAGEREF _Toc227653890 \h </w:instrText>
+            </w:r>
+            <w:r>
+              <w:rPr>
+                <w:noProof/>
+                <w:webHidden/>
+              </w:rPr>
+            </w:r>
+            <w:r>
+              <w:rPr>
+                <w:noProof/>
+                <w:webHidden/>
+              </w:rPr>
+              <w:fldChar w:fldCharType="separate"/>
+            </w:r>
+            <w:r>
+              <w:rPr>
+                <w:noProof/>
+                <w:webHidden/>
+              </w:rPr>
+              <w:t>19</w:t>
+            </w:r>
+            <w:r>
+              <w:rPr>
+                <w:noProof/>
+                <w:webHidden/>
+              </w:rPr>
+              <w:fldChar w:fldCharType="end"/>
+            </w:r>
+          </w:hyperlink>
+        </w:p>
+        <w:p>
+          <w:pPr>
+            <w:pStyle w:val="TJ1"/>
+            <w:tabs>
+              <w:tab w:val="right" w:leader="dot" w:pos="9775"/>
+            </w:tabs>
+            <w:rPr>
+              <w:rFonts w:asciiTheme="minorHAnsi" w:eastAsiaTheme="minorEastAsia" w:hAnsiTheme="minorHAnsi" w:cstheme="minorBidi"/>
+              <w:noProof/>
+              <w:sz w:val="22"/>
+              <w:szCs w:val="22"/>
+              <w:lang w:eastAsia="hu-HU"/>
+            </w:rPr>
+          </w:pPr>
+          <w:hyperlink w:anchor="_Toc227653891" w:history="1">
+            <w:r>
+              <w:rPr>
+                <w:rStyle w:val="Hiperhivatkozs"/>
+                <w:noProof/>
+              </w:rPr>
+              <w:t>16. Bevásárlólista</w:t>
+            </w:r>
+            <w:r>
+              <w:rPr>
+                <w:noProof/>
+                <w:webHidden/>
+              </w:rPr>
+              <w:tab/>
+            </w:r>
+            <w:r>
+              <w:rPr>
+                <w:noProof/>
+                <w:webHidden/>
+              </w:rPr>
+              <w:fldChar w:fldCharType="begin"/>
+            </w:r>
+            <w:r>
+              <w:rPr>
+                <w:noProof/>
+                <w:webHidden/>
+              </w:rPr>
+              <w:instrText xml:space="preserve"> PAGEREF _Toc227653891 \h </w:instrText>
+            </w:r>
+            <w:r>
+              <w:rPr>
+                <w:noProof/>
+                <w:webHidden/>
+              </w:rPr>
+            </w:r>
+            <w:r>
+              <w:rPr>
+                <w:noProof/>
+                <w:webHidden/>
+              </w:rPr>
+              <w:fldChar w:fldCharType="separate"/>
+            </w:r>
+            <w:r>
+              <w:rPr>
+                <w:noProof/>
+                <w:webHidden/>
+              </w:rPr>
+              <w:t>20</w:t>
+            </w:r>
+            <w:r>
+              <w:rPr>
+                <w:noProof/>
+                <w:webHidden/>
+              </w:rPr>
+              <w:fldChar w:fldCharType="end"/>
+            </w:r>
+          </w:hyperlink>
+        </w:p>
+        <w:p>
+          <w:pPr>
+            <w:pStyle w:val="TJ1"/>
+            <w:tabs>
+              <w:tab w:val="right" w:leader="dot" w:pos="9775"/>
+            </w:tabs>
+            <w:rPr>
+              <w:rFonts w:asciiTheme="minorHAnsi" w:eastAsiaTheme="minorEastAsia" w:hAnsiTheme="minorHAnsi" w:cstheme="minorBidi"/>
+              <w:noProof/>
+              <w:sz w:val="22"/>
+              <w:szCs w:val="22"/>
+              <w:lang w:eastAsia="hu-HU"/>
+            </w:rPr>
+          </w:pPr>
+          <w:hyperlink w:anchor="_Toc227653892" w:history="1">
+            <w:r>
+              <w:rPr>
+                <w:rStyle w:val="Hiperhivatkozs"/>
+                <w:noProof/>
+              </w:rPr>
+              <w:t>17. Automatikus lista</w:t>
+            </w:r>
+            <w:r>
+              <w:rPr>
+                <w:noProof/>
+                <w:webHidden/>
+              </w:rPr>
+              <w:tab/>
+            </w:r>
+            <w:r>
+              <w:rPr>
+                <w:noProof/>
+                <w:webHidden/>
+              </w:rPr>
+              <w:fldChar w:fldCharType="begin"/>
+            </w:r>
+            <w:r>
+              <w:rPr>
+                <w:noProof/>
+                <w:webHidden/>
+              </w:rPr>
+              <w:instrText xml:space="preserve"> PAGEREF _Toc227653892 \h </w:instrText>
+            </w:r>
+            <w:r>
+              <w:rPr>
+                <w:noProof/>
+                <w:webHidden/>
+              </w:rPr>
+            </w:r>
+            <w:r>
+              <w:rPr>
+                <w:noProof/>
+                <w:webHidden/>
+              </w:rPr>
+              <w:fldChar w:fldCharType="separate"/>
+            </w:r>
+            <w:r>
+              <w:rPr>
+                <w:noProof/>
+                <w:webHidden/>
+              </w:rPr>
+              <w:t>21</w:t>
+            </w:r>
+            <w:r>
+              <w:rPr>
+                <w:noProof/>
+                <w:webHidden/>
+              </w:rPr>
+              <w:fldChar w:fldCharType="end"/>
+            </w:r>
+          </w:hyperlink>
+        </w:p>
+        <w:p>
+          <w:pPr>
+            <w:pStyle w:val="TJ1"/>
+            <w:tabs>
+              <w:tab w:val="right" w:leader="dot" w:pos="9775"/>
+            </w:tabs>
+            <w:rPr>
+              <w:rFonts w:asciiTheme="minorHAnsi" w:eastAsiaTheme="minorEastAsia" w:hAnsiTheme="minorHAnsi" w:cstheme="minorBidi"/>
+              <w:noProof/>
+              <w:sz w:val="22"/>
+              <w:szCs w:val="22"/>
+              <w:lang w:eastAsia="hu-HU"/>
+            </w:rPr>
+          </w:pPr>
+          <w:hyperlink w:anchor="_Toc227653893" w:history="1">
+            <w:r>
+              <w:rPr>
+                <w:rStyle w:val="Hiperhivatkozs"/>
+                <w:noProof/>
+              </w:rPr>
+              <w:t>18. Manuális lista</w:t>
+            </w:r>
+            <w:r>
+              <w:rPr>
+                <w:noProof/>
+                <w:webHidden/>
+              </w:rPr>
+              <w:tab/>
+            </w:r>
+            <w:r>
+              <w:rPr>
+                <w:noProof/>
+                <w:webHidden/>
+              </w:rPr>
+              <w:fldChar w:fldCharType="begin"/>
+            </w:r>
+            <w:r>
+              <w:rPr>
+                <w:noProof/>
+                <w:webHidden/>
+              </w:rPr>
+              <w:instrText xml:space="preserve"> PAGEREF _Toc227653893 \h </w:instrText>
+            </w:r>
+            <w:r>
+              <w:rPr>
+                <w:noProof/>
+                <w:webHidden/>
+              </w:rPr>
+            </w:r>
+            <w:r>
+              <w:rPr>
+                <w:noProof/>
+                <w:webHidden/>
+              </w:rPr>
+              <w:fldChar w:fldCharType="separate"/>
+            </w:r>
+            <w:r>
+              <w:rPr>
+                <w:noProof/>
+                <w:webHidden/>
+              </w:rPr>
+              <w:t>22</w:t>
+            </w:r>
+            <w:r>
+              <w:rPr>
+                <w:noProof/>
+                <w:webHidden/>
+              </w:rPr>
+              <w:fldChar w:fldCharType="end"/>
+            </w:r>
+          </w:hyperlink>
+        </w:p>
+        <w:p>
+          <w:pPr>
+            <w:pStyle w:val="TJ1"/>
+            <w:tabs>
+              <w:tab w:val="right" w:leader="dot" w:pos="9775"/>
+            </w:tabs>
+            <w:rPr>
+              <w:rFonts w:asciiTheme="minorHAnsi" w:eastAsiaTheme="minorEastAsia" w:hAnsiTheme="minorHAnsi" w:cstheme="minorBidi"/>
+              <w:noProof/>
+              <w:sz w:val="22"/>
+              <w:szCs w:val="22"/>
+              <w:lang w:eastAsia="hu-HU"/>
+            </w:rPr>
+          </w:pPr>
+          <w:hyperlink w:anchor="_Toc227653894" w:history="1">
+            <w:r>
+              <w:rPr>
+                <w:rStyle w:val="Hiperhivatkozs"/>
+                <w:noProof/>
+              </w:rPr>
+              <w:t>19. Receptek</w:t>
+            </w:r>
+            <w:r>
+              <w:rPr>
+                <w:noProof/>
+                <w:webHidden/>
+              </w:rPr>
+              <w:tab/>
+            </w:r>
+            <w:r>
+              <w:rPr>
+                <w:noProof/>
+                <w:webHidden/>
+              </w:rPr>
+              <w:fldChar w:fldCharType="begin"/>
+            </w:r>
+            <w:r>
+              <w:rPr>
+                <w:noProof/>
+                <w:webHidden/>
+              </w:rPr>
+              <w:instrText xml:space="preserve"> PAGEREF _Toc227653894 \h </w:instrText>
+            </w:r>
+            <w:r>
+              <w:rPr>
+                <w:noProof/>
+                <w:webHidden/>
+              </w:rPr>
+            </w:r>
+            <w:r>
+              <w:rPr>
+                <w:noProof/>
+                <w:webHidden/>
+              </w:rPr>
+              <w:fldChar w:fldCharType="separate"/>
+            </w:r>
+            <w:r>
+              <w:rPr>
+                <w:noProof/>
+                <w:webHidden/>
+              </w:rPr>
+              <w:t>23</w:t>
+            </w:r>
+            <w:r>
+              <w:rPr>
+                <w:noProof/>
+                <w:webHidden/>
+              </w:rPr>
+              <w:fldChar w:fldCharType="end"/>
+            </w:r>
+          </w:hyperlink>
+        </w:p>
+        <w:p>
+          <w:pPr>
+            <w:pStyle w:val="TJ1"/>
+            <w:tabs>
+              <w:tab w:val="right" w:leader="dot" w:pos="9775"/>
+            </w:tabs>
+            <w:rPr>
+              <w:rFonts w:asciiTheme="minorHAnsi" w:eastAsiaTheme="minorEastAsia" w:hAnsiTheme="minorHAnsi" w:cstheme="minorBidi"/>
+              <w:noProof/>
+              <w:sz w:val="22"/>
+              <w:szCs w:val="22"/>
+              <w:lang w:eastAsia="hu-HU"/>
+            </w:rPr>
+          </w:pPr>
+          <w:hyperlink w:anchor="_Toc227653895" w:history="1">
+            <w:r>
+              <w:rPr>
+                <w:rStyle w:val="Hiperhivatkozs"/>
+                <w:noProof/>
+              </w:rPr>
+              <w:t>20. Kedvencek</w:t>
+            </w:r>
+            <w:r>
+              <w:rPr>
+                <w:noProof/>
+                <w:webHidden/>
+              </w:rPr>
+              <w:tab/>
+            </w:r>
+            <w:r>
+              <w:rPr>
+                <w:noProof/>
+                <w:webHidden/>
+              </w:rPr>
+              <w:fldChar w:fldCharType="begin"/>
+            </w:r>
+            <w:r>
+              <w:rPr>
+                <w:noProof/>
+                <w:webHidden/>
+              </w:rPr>
+              <w:instrText xml:space="preserve"> PAGEREF _Toc227653895 \h </w:instrText>
+            </w:r>
+            <w:r>
+              <w:rPr>
+                <w:noProof/>
+                <w:webHidden/>
+              </w:rPr>
+            </w:r>
+            <w:r>
+              <w:rPr>
+                <w:noProof/>
+                <w:webHidden/>
+              </w:rPr>
+              <w:fldChar w:fldCharType="separate"/>
+            </w:r>
+            <w:r>
+              <w:rPr>
+                <w:noProof/>
+                <w:webHidden/>
+              </w:rPr>
+              <w:t>24</w:t>
+            </w:r>
+            <w:r>
+              <w:rPr>
+                <w:noProof/>
+                <w:webHidden/>
+              </w:rPr>
+              <w:fldChar w:fldCharType="end"/>
+            </w:r>
+          </w:hyperlink>
+        </w:p>
+        <w:p>
+          <w:pPr>
+            <w:pStyle w:val="TJ1"/>
+            <w:tabs>
+              <w:tab w:val="right" w:leader="dot" w:pos="9775"/>
+            </w:tabs>
+            <w:rPr>
+              <w:rFonts w:asciiTheme="minorHAnsi" w:eastAsiaTheme="minorEastAsia" w:hAnsiTheme="minorHAnsi" w:cstheme="minorBidi"/>
+              <w:noProof/>
+              <w:sz w:val="22"/>
+              <w:szCs w:val="22"/>
+              <w:lang w:eastAsia="hu-HU"/>
+            </w:rPr>
+          </w:pPr>
+          <w:hyperlink w:anchor="_Toc227653896" w:history="1">
+            <w:r>
+              <w:rPr>
+                <w:rStyle w:val="Hiperhivatkozs"/>
+                <w:noProof/>
+              </w:rPr>
+              <w:t>21. Értesítések</w:t>
+            </w:r>
+            <w:r>
+              <w:rPr>
+                <w:noProof/>
+                <w:webHidden/>
+              </w:rPr>
+              <w:tab/>
+            </w:r>
+            <w:r>
+              <w:rPr>
+                <w:noProof/>
+                <w:webHidden/>
+              </w:rPr>
+              <w:fldChar w:fldCharType="begin"/>
+            </w:r>
+            <w:r>
+              <w:rPr>
+                <w:noProof/>
+                <w:webHidden/>
+              </w:rPr>
+              <w:instrText xml:space="preserve"> PAGEREF _Toc227653896 \h </w:instrText>
+            </w:r>
+            <w:r>
+              <w:rPr>
+                <w:noProof/>
+                <w:webHidden/>
+              </w:rPr>
+            </w:r>
+            <w:r>
+              <w:rPr>
+                <w:noProof/>
+                <w:webHidden/>
+              </w:rPr>
+              <w:fldChar w:fldCharType="separate"/>
+            </w:r>
+            <w:r>
+              <w:rPr>
+                <w:noProof/>
+                <w:webHidden/>
+              </w:rPr>
+              <w:t>25</w:t>
+            </w:r>
+            <w:r>
+              <w:rPr>
+                <w:noProof/>
+                <w:webHidden/>
+              </w:rPr>
+              <w:fldChar w:fldCharType="end"/>
+            </w:r>
+          </w:hyperlink>
+        </w:p>
+        <w:p>
+          <w:pPr>
+            <w:pStyle w:val="TJ1"/>
+            <w:tabs>
+              <w:tab w:val="right" w:leader="dot" w:pos="9775"/>
+            </w:tabs>
+            <w:rPr>
+              <w:rFonts w:asciiTheme="minorHAnsi" w:eastAsiaTheme="minorEastAsia" w:hAnsiTheme="minorHAnsi" w:cstheme="minorBidi"/>
+              <w:noProof/>
+              <w:sz w:val="22"/>
+              <w:szCs w:val="22"/>
+              <w:lang w:eastAsia="hu-HU"/>
+            </w:rPr>
+          </w:pPr>
+          <w:hyperlink w:anchor="_Toc227653897" w:history="1">
+            <w:r>
+              <w:rPr>
+                <w:rStyle w:val="Hiperhivatkozs"/>
+                <w:noProof/>
+              </w:rPr>
+              <w:t>22. Admin funkciók</w:t>
+            </w:r>
+            <w:r>
+              <w:rPr>
+                <w:noProof/>
+                <w:webHidden/>
+              </w:rPr>
+              <w:tab/>
+            </w:r>
+            <w:r>
+              <w:rPr>
+                <w:noProof/>
+                <w:webHidden/>
+              </w:rPr>
+              <w:fldChar w:fldCharType="begin"/>
+            </w:r>
+            <w:r>
+              <w:rPr>
+                <w:noProof/>
+                <w:webHidden/>
+              </w:rPr>
+              <w:instrText xml:space="preserve"> PAGEREF _Toc227653897 \h </w:instrText>
+            </w:r>
+            <w:r>
+              <w:rPr>
+                <w:noProof/>
+                <w:webHidden/>
+              </w:rPr>
+            </w:r>
+            <w:r>
+              <w:rPr>
+                <w:noProof/>
+                <w:webHidden/>
+              </w:rPr>
+              <w:fldChar w:fldCharType="separate"/>
+            </w:r>
+            <w:r>
+              <w:rPr>
+                <w:noProof/>
+                <w:webHidden/>
+              </w:rPr>
+              <w:t>26</w:t>
+            </w:r>
+            <w:r>
+              <w:rPr>
+                <w:noProof/>
+                <w:webHidden/>
+              </w:rPr>
+              <w:fldChar w:fldCharType="end"/>
+            </w:r>
+          </w:hyperlink>
+        </w:p>
+        <w:p>
+          <w:pPr>
+            <w:pStyle w:val="TJ1"/>
+            <w:tabs>
+              <w:tab w:val="right" w:leader="dot" w:pos="9775"/>
+            </w:tabs>
+            <w:rPr>
+              <w:rFonts w:asciiTheme="minorHAnsi" w:eastAsiaTheme="minorEastAsia" w:hAnsiTheme="minorHAnsi" w:cstheme="minorBidi"/>
+              <w:noProof/>
+              <w:sz w:val="22"/>
+              <w:szCs w:val="22"/>
+              <w:lang w:eastAsia="hu-HU"/>
+            </w:rPr>
+          </w:pPr>
+          <w:hyperlink w:anchor="_Toc227653898" w:history="1">
+            <w:r>
+              <w:rPr>
+                <w:rStyle w:val="Hiperhivatkozs"/>
+                <w:noProof/>
+              </w:rPr>
+              <w:t>23. Gyakori hibák</w:t>
+            </w:r>
+            <w:r>
+              <w:rPr>
+                <w:noProof/>
+                <w:webHidden/>
+              </w:rPr>
+              <w:tab/>
+            </w:r>
+            <w:r>
+              <w:rPr>
+                <w:noProof/>
+                <w:webHidden/>
+              </w:rPr>
+              <w:fldChar w:fldCharType="begin"/>
+            </w:r>
+            <w:r>
+              <w:rPr>
+                <w:noProof/>
+                <w:webHidden/>
+              </w:rPr>
+              <w:instrText xml:space="preserve"> PAGEREF _Toc227653898 \h </w:instrText>
+            </w:r>
+            <w:r>
+              <w:rPr>
+                <w:noProof/>
+                <w:webHidden/>
+              </w:rPr>
+            </w:r>
+            <w:r>
+              <w:rPr>
+                <w:noProof/>
+                <w:webHidden/>
+              </w:rPr>
+              <w:fldChar w:fldCharType="separate"/>
+            </w:r>
+            <w:r>
+              <w:rPr>
+                <w:noProof/>
+                <w:webHidden/>
+              </w:rPr>
+              <w:t>27</w:t>
+            </w:r>
+            <w:r>
+              <w:rPr>
+                <w:noProof/>
+                <w:webHidden/>
+              </w:rPr>
+              <w:fldChar w:fldCharType="end"/>
+            </w:r>
+          </w:hyperlink>
+        </w:p>
+        <w:p>
+          <w:pPr>
+            <w:pStyle w:val="TJ1"/>
+            <w:tabs>
+              <w:tab w:val="right" w:leader="dot" w:pos="9775"/>
+            </w:tabs>
+            <w:rPr>
+              <w:rFonts w:asciiTheme="minorHAnsi" w:eastAsiaTheme="minorEastAsia" w:hAnsiTheme="minorHAnsi" w:cstheme="minorBidi"/>
+              <w:noProof/>
+              <w:sz w:val="22"/>
+              <w:szCs w:val="22"/>
+              <w:lang w:eastAsia="hu-HU"/>
+            </w:rPr>
+          </w:pPr>
+          <w:hyperlink w:anchor="_Toc227653899" w:history="1">
+            <w:r>
+              <w:rPr>
+                <w:rStyle w:val="Hiperhivatkozs"/>
+                <w:noProof/>
+              </w:rPr>
+              <w:t>24. Használati tippek</w:t>
+            </w:r>
+            <w:r>
+              <w:rPr>
+                <w:noProof/>
+                <w:webHidden/>
+              </w:rPr>
+              <w:tab/>
+            </w:r>
+            <w:r>
+              <w:rPr>
+                <w:noProof/>
+                <w:webHidden/>
+              </w:rPr>
+              <w:fldChar w:fldCharType="begin"/>
+            </w:r>
+            <w:r>
+              <w:rPr>
+                <w:noProof/>
+                <w:webHidden/>
+              </w:rPr>
+              <w:instrText xml:space="preserve"> PAGEREF _Toc227653899 \h </w:instrText>
+            </w:r>
+            <w:r>
+              <w:rPr>
+                <w:noProof/>
+                <w:webHidden/>
+              </w:rPr>
+            </w:r>
+            <w:r>
+              <w:rPr>
+                <w:noProof/>
+                <w:webHidden/>
+              </w:rPr>
+              <w:fldChar w:fldCharType="separate"/>
+            </w:r>
+            <w:r>
+              <w:rPr>
+                <w:noProof/>
+                <w:webHidden/>
+              </w:rPr>
+              <w:t>28</w:t>
+            </w:r>
+            <w:r>
+              <w:rPr>
+                <w:noProof/>
+                <w:webHidden/>
+              </w:rPr>
+              <w:fldChar w:fldCharType="end"/>
+            </w:r>
+          </w:hyperlink>
+        </w:p>
+        <w:p>
+          <w:pPr>
+            <w:pStyle w:val="TJ1"/>
+            <w:tabs>
+              <w:tab w:val="right" w:leader="dot" w:pos="9775"/>
+            </w:tabs>
+            <w:rPr>
+              <w:rFonts w:asciiTheme="minorHAnsi" w:eastAsiaTheme="minorEastAsia" w:hAnsiTheme="minorHAnsi" w:cstheme="minorBidi"/>
+              <w:noProof/>
+              <w:sz w:val="22"/>
+              <w:szCs w:val="22"/>
+              <w:lang w:eastAsia="hu-HU"/>
+            </w:rPr>
+          </w:pPr>
+          <w:hyperlink w:anchor="_Toc227653900" w:history="1">
+            <w:r>
+              <w:rPr>
+                <w:rStyle w:val="Hiperhivatkozs"/>
+                <w:noProof/>
+              </w:rPr>
+              <w:t>25. Összegzés</w:t>
+            </w:r>
+            <w:r>
+              <w:rPr>
+                <w:noProof/>
+                <w:webHidden/>
+              </w:rPr>
+              <w:tab/>
+            </w:r>
+            <w:r>
+              <w:rPr>
+                <w:noProof/>
+                <w:webHidden/>
+              </w:rPr>
+              <w:fldChar w:fldCharType="begin"/>
+            </w:r>
+            <w:r>
+              <w:rPr>
+                <w:noProof/>
+                <w:webHidden/>
+              </w:rPr>
+              <w:instrText xml:space="preserve"> PAGEREF _Toc227653900 \h </w:instrText>
+            </w:r>
+            <w:r>
+              <w:rPr>
+                <w:noProof/>
+                <w:webHidden/>
+              </w:rPr>
+            </w:r>
+            <w:r>
+              <w:rPr>
+                <w:noProof/>
+                <w:webHidden/>
+              </w:rPr>
+              <w:fldChar w:fldCharType="separate"/>
+            </w:r>
+            <w:r>
+              <w:rPr>
+                <w:noProof/>
+                <w:webHidden/>
+              </w:rPr>
+              <w:t>29</w:t>
+            </w:r>
+            <w:r>
+              <w:rPr>
+                <w:noProof/>
+                <w:webHidden/>
+              </w:rPr>
+              <w:fldChar w:fldCharType="end"/>
             </w:r>
           </w:hyperlink>
         </w:p>
@@ -633,7 +2321,7 @@
           <w:sz w:val="11"/>
         </w:rPr>
         <w:drawing>
-          <wp:anchor distT="0" distB="0" distL="0" distR="0" simplePos="0" relativeHeight="487588352" behindDoc="1" locked="0" layoutInCell="1" allowOverlap="1" wp14:anchorId="642C2122" wp14:editId="0BFFFF3B">
+          <wp:anchor distT="0" distB="0" distL="0" distR="0" simplePos="0" relativeHeight="251681280" behindDoc="1" locked="0" layoutInCell="1" allowOverlap="1" wp14:anchorId="642C2122" wp14:editId="0BFFFF3B">
             <wp:simplePos x="0" y="0"/>
             <wp:positionH relativeFrom="page">
               <wp:posOffset>810259</wp:posOffset>
@@ -733,8 +2421,7 @@
         <w:spacing w:before="84"/>
         <w:jc w:val="left"/>
       </w:pPr>
-      <w:bookmarkStart w:id="0" w:name="_bookmark0"/>
-      <w:bookmarkEnd w:id="0"/>
+      <w:bookmarkStart w:id="0" w:name="_Toc227653876"/>
       <w:r>
         <w:rPr>
           <w:color w:val="006FC0"/>
@@ -742,6 +2429,7 @@
         </w:rPr>
         <w:t>Bevezetés</w:t>
       </w:r>
+      <w:bookmarkEnd w:id="0"/>
     </w:p>
     <w:p>
       <w:pPr>
@@ -863,18 +2551,22 @@
         </w:rPr>
         <w:t xml:space="preserve"> </w:t>
       </w:r>
+      <w:proofErr w:type="spellStart"/>
       <w:r>
         <w:t>Magic</w:t>
       </w:r>
+      <w:proofErr w:type="spellEnd"/>
       <w:r>
         <w:rPr>
           <w:spacing w:val="-15"/>
         </w:rPr>
         <w:t xml:space="preserve"> </w:t>
       </w:r>
+      <w:proofErr w:type="spellStart"/>
       <w:r>
         <w:t>Fridge</w:t>
       </w:r>
+      <w:proofErr w:type="spellEnd"/>
       <w:r>
         <w:rPr>
           <w:spacing w:val="-12"/>
@@ -891,7 +2583,23 @@
         <w:t xml:space="preserve"> </w:t>
       </w:r>
       <w:r>
-        <w:t>alapja, amely a regisztrált felhasználók adatait tartalmazza. A célja, hogy minden felhasználó egyedi azonosítóval rendelkezzen, és biztonságosan használhassa a rendszer funkcióit. A Magic Fridge támogatja,</w:t>
+        <w:t xml:space="preserve">alapja, amely a regisztrált felhasználók adatait tartalmazza. A célja, hogy minden felhasználó egyedi azonosítóval rendelkezzen, és biztonságosan használhassa a rendszer funkcióit. A </w:t>
+      </w:r>
+      <w:proofErr w:type="spellStart"/>
+      <w:r>
+        <w:t>Magic</w:t>
+      </w:r>
+      <w:proofErr w:type="spellEnd"/>
+      <w:r>
+        <w:t xml:space="preserve"> </w:t>
+      </w:r>
+      <w:proofErr w:type="spellStart"/>
+      <w:r>
+        <w:t>Fridge</w:t>
+      </w:r>
+      <w:proofErr w:type="spellEnd"/>
+      <w:r>
+        <w:t xml:space="preserve"> támogatja,</w:t>
       </w:r>
       <w:r>
         <w:rPr>
@@ -986,9 +2694,11 @@
         </w:rPr>
         <w:t xml:space="preserve"> </w:t>
       </w:r>
+      <w:proofErr w:type="spellStart"/>
       <w:r>
         <w:t>felhasznalo_id</w:t>
       </w:r>
+      <w:proofErr w:type="spellEnd"/>
       <w:r>
         <w:rPr>
           <w:spacing w:val="-3"/>
@@ -1133,9 +2843,11 @@
         </w:rPr>
         <w:t xml:space="preserve"> </w:t>
       </w:r>
+      <w:proofErr w:type="spellStart"/>
       <w:r>
         <w:t>jelszo</w:t>
       </w:r>
+      <w:proofErr w:type="spellEnd"/>
       <w:r>
         <w:rPr>
           <w:spacing w:val="-18"/>
@@ -1152,7 +2864,15 @@
         <w:t xml:space="preserve"> </w:t>
       </w:r>
       <w:r>
-        <w:t xml:space="preserve">biztonságos, titkosított formában tárolódik, a nev pedig a megjelenített név, amely alapján a rendszer a felhasználót azonosítja a </w:t>
+        <w:t xml:space="preserve">biztonságos, titkosított formában tárolódik, a </w:t>
+      </w:r>
+      <w:proofErr w:type="spellStart"/>
+      <w:r>
+        <w:t>nev</w:t>
+      </w:r>
+      <w:proofErr w:type="spellEnd"/>
+      <w:r>
+        <w:t xml:space="preserve"> pedig a megjelenített név, amely alapján a rendszer a felhasználót azonosítja a </w:t>
       </w:r>
       <w:r>
         <w:t>felületen. A szerep mező meghatározza a jogosultságokat – például adminisztrátor vagy egyszerű háztartási tag.</w:t>
@@ -1169,7 +2889,7 @@
           <w:noProof/>
         </w:rPr>
         <w:drawing>
-          <wp:anchor distT="0" distB="0" distL="0" distR="0" simplePos="0" relativeHeight="15729664" behindDoc="0" locked="0" layoutInCell="1" allowOverlap="1" wp14:anchorId="38393B06" wp14:editId="069A358B">
+          <wp:anchor distT="0" distB="0" distL="0" distR="0" simplePos="0" relativeHeight="251635200" behindDoc="0" locked="0" layoutInCell="1" allowOverlap="1" wp14:anchorId="38393B06" wp14:editId="069A358B">
             <wp:simplePos x="0" y="0"/>
             <wp:positionH relativeFrom="page">
               <wp:posOffset>4065270</wp:posOffset>
@@ -1213,8 +2933,13 @@
         </w:drawing>
       </w:r>
       <w:r>
-        <w:t>A felhasználók és háztartások kapcsolata sok-a-sokhoz típusú, amit a FelhasznaloHaztartas</w:t>
-      </w:r>
+        <w:t xml:space="preserve">A felhasználók és háztartások kapcsolata sok-a-sokhoz típusú, amit a </w:t>
+      </w:r>
+      <w:proofErr w:type="spellStart"/>
+      <w:r>
+        <w:t>FelhasznaloHaztartas</w:t>
+      </w:r>
+      <w:proofErr w:type="spellEnd"/>
       <w:r>
         <w:rPr>
           <w:spacing w:val="-18"/>
@@ -1357,15 +3082,15 @@
         </w:tabs>
         <w:jc w:val="both"/>
       </w:pPr>
-      <w:bookmarkStart w:id="1" w:name="_bookmark1"/>
-      <w:bookmarkEnd w:id="1"/>
+      <w:bookmarkStart w:id="1" w:name="_Toc227653877"/>
       <w:r>
         <w:rPr>
           <w:color w:val="006FC0"/>
           <w:spacing w:val="-2"/>
         </w:rPr>
-        <w:t>Háztartások</w:t>
-      </w:r>
+        <w:t>A rendszer célja</w:t>
+      </w:r>
+      <w:bookmarkEnd w:id="1"/>
     </w:p>
     <w:p>
       <w:pPr>
@@ -1379,7 +3104,7 @@
           <w:noProof/>
         </w:rPr>
         <w:drawing>
-          <wp:anchor distT="0" distB="0" distL="0" distR="0" simplePos="0" relativeHeight="15730176" behindDoc="0" locked="0" layoutInCell="1" allowOverlap="1" wp14:anchorId="6504B93C" wp14:editId="0143254B">
+          <wp:anchor distT="0" distB="0" distL="0" distR="0" simplePos="0" relativeHeight="251637248" behindDoc="0" locked="0" layoutInCell="1" allowOverlap="1" wp14:anchorId="6504B93C" wp14:editId="0143254B">
             <wp:simplePos x="0" y="0"/>
             <wp:positionH relativeFrom="page">
               <wp:posOffset>4674870</wp:posOffset>
@@ -1461,8 +3186,13 @@
         </w:rPr>
         <w:t xml:space="preserve"> </w:t>
       </w:r>
-      <w:r>
-        <w:t>működjön, például egy család vagy lakóközösség esetén.</w:t>
+      <w:proofErr w:type="spellStart"/>
+      <w:r>
+        <w:t>működjön</w:t>
+      </w:r>
+      <w:proofErr w:type="spellEnd"/>
+      <w:r>
+        <w:t>, például egy család vagy lakóközösség esetén.</w:t>
       </w:r>
     </w:p>
     <w:p>
@@ -1473,7 +3203,23 @@
         <w:jc w:val="both"/>
       </w:pPr>
       <w:r>
-        <w:t>A háztartásokat a haztartas_id mező azonosítja, míg a haztartasnev ad egy emberileg értelmezhető</w:t>
+        <w:t xml:space="preserve">A háztartásokat a </w:t>
+      </w:r>
+      <w:proofErr w:type="spellStart"/>
+      <w:r>
+        <w:t>haztartas_id</w:t>
+      </w:r>
+      <w:proofErr w:type="spellEnd"/>
+      <w:r>
+        <w:t xml:space="preserve"> mező azonosítja, míg a </w:t>
+      </w:r>
+      <w:proofErr w:type="spellStart"/>
+      <w:r>
+        <w:t>haztartasnev</w:t>
+      </w:r>
+      <w:proofErr w:type="spellEnd"/>
+      <w:r>
+        <w:t xml:space="preserve"> ad egy emberileg értelmezhető</w:t>
       </w:r>
       <w:r>
         <w:rPr>
@@ -1499,9 +3245,11 @@
         </w:rPr>
         <w:t xml:space="preserve"> </w:t>
       </w:r>
+      <w:proofErr w:type="spellStart"/>
       <w:r>
         <w:t>FelhasznaloHaztartas</w:t>
       </w:r>
+      <w:proofErr w:type="spellEnd"/>
       <w:r>
         <w:rPr>
           <w:spacing w:val="17"/>
@@ -1566,7 +3314,7 @@
           <w:noProof/>
         </w:rPr>
         <w:drawing>
-          <wp:anchor distT="0" distB="0" distL="0" distR="0" simplePos="0" relativeHeight="15730688" behindDoc="0" locked="0" layoutInCell="1" allowOverlap="1" wp14:anchorId="07FA5058" wp14:editId="28E8E5E3">
+          <wp:anchor distT="0" distB="0" distL="0" distR="0" simplePos="0" relativeHeight="251639296" behindDoc="0" locked="0" layoutInCell="1" allowOverlap="1" wp14:anchorId="07FA5058" wp14:editId="28E8E5E3">
             <wp:simplePos x="0" y="0"/>
             <wp:positionH relativeFrom="page">
               <wp:posOffset>809625</wp:posOffset>
@@ -1691,41 +3439,14 @@
         </w:tabs>
         <w:jc w:val="both"/>
       </w:pPr>
-      <w:bookmarkStart w:id="2" w:name="_bookmark2"/>
+      <w:bookmarkStart w:id="2" w:name="_Toc227653878"/>
+      <w:r>
+        <w:rPr>
+          <w:color w:val="006FC0"/>
+        </w:rPr>
+        <w:t>Elérés és használat</w:t>
+      </w:r>
       <w:bookmarkEnd w:id="2"/>
-      <w:r>
-        <w:rPr>
-          <w:color w:val="006FC0"/>
-        </w:rPr>
-        <w:t>Termékek</w:t>
-      </w:r>
-      <w:r>
-        <w:rPr>
-          <w:color w:val="006FC0"/>
-          <w:spacing w:val="-3"/>
-        </w:rPr>
-        <w:t xml:space="preserve"> </w:t>
-      </w:r>
-      <w:r>
-        <w:rPr>
-          <w:color w:val="006FC0"/>
-        </w:rPr>
-        <w:t>és</w:t>
-      </w:r>
-      <w:r>
-        <w:rPr>
-          <w:color w:val="006FC0"/>
-          <w:spacing w:val="1"/>
-        </w:rPr>
-        <w:t xml:space="preserve"> </w:t>
-      </w:r>
-      <w:r>
-        <w:rPr>
-          <w:color w:val="006FC0"/>
-          <w:spacing w:val="-2"/>
-        </w:rPr>
-        <w:t>kategóriák</w:t>
-      </w:r>
     </w:p>
     <w:p>
       <w:pPr>
@@ -1739,7 +3460,7 @@
           <w:noProof/>
         </w:rPr>
         <w:drawing>
-          <wp:anchor distT="0" distB="0" distL="0" distR="0" simplePos="0" relativeHeight="15731200" behindDoc="0" locked="0" layoutInCell="1" allowOverlap="1" wp14:anchorId="09C7F100" wp14:editId="56753952">
+          <wp:anchor distT="0" distB="0" distL="0" distR="0" simplePos="0" relativeHeight="251641344" behindDoc="0" locked="0" layoutInCell="1" allowOverlap="1" wp14:anchorId="09C7F100" wp14:editId="56753952">
             <wp:simplePos x="0" y="0"/>
             <wp:positionH relativeFrom="page">
               <wp:posOffset>4572000</wp:posOffset>
@@ -1860,7 +3581,15 @@
         <w:jc w:val="both"/>
       </w:pPr>
       <w:r>
-        <w:t xml:space="preserve">„Mizo tej”, akkor annak kategóriája egyszerűen „tej” lesz. Ez az általánosítás segíti a receptajánló rendszert, hiszen így a program könnyebben felismeri, hogy a </w:t>
+        <w:t>„</w:t>
+      </w:r>
+      <w:proofErr w:type="spellStart"/>
+      <w:r>
+        <w:t>Mizo</w:t>
+      </w:r>
+      <w:proofErr w:type="spellEnd"/>
+      <w:r>
+        <w:t xml:space="preserve"> tej”, akkor annak kategóriája egyszerűen „tej” lesz. Ez az általánosítás segíti a receptajánló rendszert, hiszen így a program könnyebben felismeri, hogy a </w:t>
       </w:r>
       <w:r>
         <w:rPr>
@@ -2030,7 +3759,7 @@
           <w:noProof/>
         </w:rPr>
         <w:drawing>
-          <wp:anchor distT="0" distB="0" distL="0" distR="0" simplePos="0" relativeHeight="15731712" behindDoc="0" locked="0" layoutInCell="1" allowOverlap="1" wp14:anchorId="6A24D657" wp14:editId="223FBE25">
+          <wp:anchor distT="0" distB="0" distL="0" distR="0" simplePos="0" relativeHeight="251643392" behindDoc="0" locked="0" layoutInCell="1" allowOverlap="1" wp14:anchorId="6A24D657" wp14:editId="223FBE25">
             <wp:simplePos x="0" y="0"/>
             <wp:positionH relativeFrom="page">
               <wp:posOffset>4579620</wp:posOffset>
@@ -2091,9 +3820,11 @@
         </w:rPr>
         <w:t xml:space="preserve"> </w:t>
       </w:r>
+      <w:proofErr w:type="spellStart"/>
       <w:r>
         <w:t>termek_id</w:t>
       </w:r>
+      <w:proofErr w:type="spellEnd"/>
       <w:r>
         <w:rPr>
           <w:spacing w:val="-16"/>
@@ -2136,9 +3867,11 @@
         </w:rPr>
         <w:t xml:space="preserve"> </w:t>
       </w:r>
+      <w:proofErr w:type="spellStart"/>
       <w:r>
         <w:t>nev</w:t>
       </w:r>
+      <w:proofErr w:type="spellEnd"/>
       <w:r>
         <w:rPr>
           <w:spacing w:val="-16"/>
@@ -2146,7 +3879,23 @@
         <w:t xml:space="preserve"> </w:t>
       </w:r>
       <w:r>
-        <w:t>mezőben szerepel a konkrét megnevezés, például „Mizo tej 1L”. A kategoria_id mező kapcsolja a terméket az általános kategóriához,</w:t>
+        <w:t>mezőben szerepel a konkrét megnevezés, például „</w:t>
+      </w:r>
+      <w:proofErr w:type="spellStart"/>
+      <w:r>
+        <w:t>Mizo</w:t>
+      </w:r>
+      <w:proofErr w:type="spellEnd"/>
+      <w:r>
+        <w:t xml:space="preserve"> tej 1L”. A </w:t>
+      </w:r>
+      <w:proofErr w:type="spellStart"/>
+      <w:r>
+        <w:t>kategoria_id</w:t>
+      </w:r>
+      <w:proofErr w:type="spellEnd"/>
+      <w:r>
+        <w:t xml:space="preserve"> mező kapcsolja a terméket az általános kategóriához,</w:t>
       </w:r>
       <w:r>
         <w:rPr>
@@ -2172,9 +3921,11 @@
         </w:rPr>
         <w:t xml:space="preserve"> </w:t>
       </w:r>
+      <w:proofErr w:type="spellStart"/>
       <w:r>
         <w:t>vonalkod</w:t>
       </w:r>
+      <w:proofErr w:type="spellEnd"/>
       <w:r>
         <w:rPr>
           <w:spacing w:val="-6"/>
@@ -2225,8 +3976,21 @@
       <w:r>
         <w:t xml:space="preserve">teszi lehetővé, különösen a mobilos beolvasás esetén. A </w:t>
       </w:r>
-      <w:r>
-        <w:t>mennyiseg és mertekegyseg mezők</w:t>
+      <w:proofErr w:type="spellStart"/>
+      <w:r>
+        <w:t>mennyiseg</w:t>
+      </w:r>
+      <w:proofErr w:type="spellEnd"/>
+      <w:r>
+        <w:t xml:space="preserve"> és </w:t>
+      </w:r>
+      <w:proofErr w:type="spellStart"/>
+      <w:r>
+        <w:t>mertekegyseg</w:t>
+      </w:r>
+      <w:proofErr w:type="spellEnd"/>
+      <w:r>
+        <w:t xml:space="preserve"> mezők</w:t>
       </w:r>
       <w:r>
         <w:rPr>
@@ -2288,9 +4052,11 @@
         </w:rPr>
         <w:t xml:space="preserve"> </w:t>
       </w:r>
+      <w:proofErr w:type="spellStart"/>
       <w:r>
         <w:t>kaloria</w:t>
       </w:r>
+      <w:proofErr w:type="spellEnd"/>
       <w:r>
         <w:rPr>
           <w:spacing w:val="-16"/>
@@ -2382,12 +4148,13 @@
         <w:ind w:left="3744" w:hanging="300"/>
         <w:jc w:val="both"/>
       </w:pPr>
+      <w:bookmarkStart w:id="3" w:name="_Toc227653879"/>
       <w:r>
         <w:rPr>
           <w:noProof/>
         </w:rPr>
         <w:drawing>
-          <wp:anchor distT="0" distB="0" distL="0" distR="0" simplePos="0" relativeHeight="15732224" behindDoc="0" locked="0" layoutInCell="1" allowOverlap="1" wp14:anchorId="026E528F" wp14:editId="5D61E581">
+          <wp:anchor distT="0" distB="0" distL="0" distR="0" simplePos="0" relativeHeight="251677184" behindDoc="0" locked="0" layoutInCell="1" allowOverlap="1" wp14:anchorId="026E528F" wp14:editId="5D61E581">
             <wp:simplePos x="0" y="0"/>
             <wp:positionH relativeFrom="page">
               <wp:posOffset>810259</wp:posOffset>
@@ -2430,47 +4197,13 @@
           </wp:anchor>
         </w:drawing>
       </w:r>
-      <w:bookmarkStart w:id="3" w:name="_bookmark3"/>
+      <w:r>
+        <w:rPr>
+          <w:color w:val="006FC0"/>
+        </w:rPr>
+        <w:t>Regisztráció</w:t>
+      </w:r>
       <w:bookmarkEnd w:id="3"/>
-      <w:r>
-        <w:rPr>
-          <w:color w:val="006FC0"/>
-        </w:rPr>
-        <w:t>Raktár</w:t>
-      </w:r>
-      <w:r>
-        <w:rPr>
-          <w:color w:val="006FC0"/>
-          <w:spacing w:val="-1"/>
-        </w:rPr>
-        <w:t xml:space="preserve"> </w:t>
-      </w:r>
-      <w:r>
-        <w:rPr>
-          <w:color w:val="006FC0"/>
-        </w:rPr>
-        <w:t>(hűtő és</w:t>
-      </w:r>
-      <w:r>
-        <w:rPr>
-          <w:color w:val="006FC0"/>
-          <w:spacing w:val="-2"/>
-        </w:rPr>
-        <w:t xml:space="preserve"> </w:t>
-      </w:r>
-      <w:r>
-        <w:rPr>
-          <w:color w:val="006FC0"/>
-        </w:rPr>
-        <w:t xml:space="preserve">kamra </w:t>
-      </w:r>
-      <w:r>
-        <w:rPr>
-          <w:color w:val="006FC0"/>
-          <w:spacing w:val="-2"/>
-        </w:rPr>
-        <w:t>tartalma)</w:t>
-      </w:r>
     </w:p>
     <w:p>
       <w:pPr>
@@ -2480,7 +4213,15 @@
         <w:jc w:val="both"/>
       </w:pPr>
       <w:r>
-        <w:t>A RaktarElemek tábla a háztartások a</w:t>
+        <w:t xml:space="preserve">A </w:t>
+      </w:r>
+      <w:proofErr w:type="spellStart"/>
+      <w:r>
+        <w:t>RaktarElemek</w:t>
+      </w:r>
+      <w:proofErr w:type="spellEnd"/>
+      <w:r>
+        <w:t xml:space="preserve"> tábla a háztartások a</w:t>
       </w:r>
       <w:r>
         <w:t>ktuális készleteit tartalmazza. Minden egyes rekord egy konkrét terméket jelöl</w:t>
@@ -2566,7 +4307,34 @@
         <w:jc w:val="both"/>
       </w:pPr>
       <w:r>
-        <w:t>A raktar_id az adott bejegyzés egyedi azonosítója. A termek_id mutatja, melyik termékről van szó, a haztartas_id pedig megmondja, melyik háztartáshoz tartozik.</w:t>
+        <w:t>A</w:t>
+      </w:r>
+      <w:r>
+        <w:t xml:space="preserve"> </w:t>
+      </w:r>
+      <w:proofErr w:type="spellStart"/>
+      <w:r>
+        <w:t>raktar_id</w:t>
+      </w:r>
+      <w:proofErr w:type="spellEnd"/>
+      <w:r>
+        <w:t xml:space="preserve"> az adott bejegyzés egyedi azonosítója. A </w:t>
+      </w:r>
+      <w:proofErr w:type="spellStart"/>
+      <w:r>
+        <w:t>termek_id</w:t>
+      </w:r>
+      <w:proofErr w:type="spellEnd"/>
+      <w:r>
+        <w:t xml:space="preserve"> mutatja, melyik termékről van szó, a </w:t>
+      </w:r>
+      <w:proofErr w:type="spellStart"/>
+      <w:r>
+        <w:t>haztartas_id</w:t>
+      </w:r>
+      <w:proofErr w:type="spellEnd"/>
+      <w:r>
+        <w:t xml:space="preserve"> pedig megmondja, melyik háztartáshoz tartozik.</w:t>
       </w:r>
       <w:r>
         <w:rPr>
@@ -2583,8 +4351,13 @@
         </w:rPr>
         <w:t xml:space="preserve"> </w:t>
       </w:r>
-      <w:r>
-        <w:t>mennyiseg a</w:t>
+      <w:proofErr w:type="spellStart"/>
+      <w:r>
+        <w:t>mennyiseg</w:t>
+      </w:r>
+      <w:proofErr w:type="spellEnd"/>
+      <w:r>
+        <w:t xml:space="preserve"> a</w:t>
       </w:r>
       <w:r>
         <w:rPr>
@@ -2620,7 +4393,15 @@
         <w:t xml:space="preserve"> </w:t>
       </w:r>
       <w:r>
-        <w:t>mutatja, míg a lejaratidatum segít a rendszernek figyelm</w:t>
+        <w:t xml:space="preserve">mutatja, míg a </w:t>
+      </w:r>
+      <w:proofErr w:type="spellStart"/>
+      <w:r>
+        <w:t>lejaratidatum</w:t>
+      </w:r>
+      <w:proofErr w:type="spellEnd"/>
+      <w:r>
+        <w:t xml:space="preserve"> segít a rendszernek figyelm</w:t>
       </w:r>
       <w:r>
         <w:t>eztetést küldeni,</w:t>
@@ -2699,8 +4480,13 @@
         <w:ind w:left="144" w:right="279"/>
         <w:jc w:val="both"/>
       </w:pPr>
-      <w:r>
-        <w:t>hozzaadva mező rögzíti, mikor került a termék a rendszerbe, ami hasznos az automatikus statisztikák és frissítések során.</w:t>
+      <w:proofErr w:type="spellStart"/>
+      <w:r>
+        <w:t>hozzaadva</w:t>
+      </w:r>
+      <w:proofErr w:type="spellEnd"/>
+      <w:r>
+        <w:t xml:space="preserve"> mező rögzíti, mikor került a termék a rendszerbe, ami hasznos az automatikus statisztikák és frissítések során.</w:t>
       </w:r>
     </w:p>
     <w:p>
@@ -2711,7 +4497,23 @@
         <w:jc w:val="both"/>
       </w:pPr>
       <w:r>
-        <w:t>Ezzel a táblával a Magic Fridge képes naprakészen követni az élelmiszerek mozgását, segítve a felhasználót a pazarlás minimalizálásában.</w:t>
+        <w:t xml:space="preserve">Ezzel a táblával a </w:t>
+      </w:r>
+      <w:proofErr w:type="spellStart"/>
+      <w:r>
+        <w:t>Magic</w:t>
+      </w:r>
+      <w:proofErr w:type="spellEnd"/>
+      <w:r>
+        <w:t xml:space="preserve"> </w:t>
+      </w:r>
+      <w:proofErr w:type="spellStart"/>
+      <w:r>
+        <w:t>Fridge</w:t>
+      </w:r>
+      <w:proofErr w:type="spellEnd"/>
+      <w:r>
+        <w:t xml:space="preserve"> képes naprakészen követni az élelmiszerek mozgását, segítve a felhasználót a pazarlás minimalizálásában.</w:t>
       </w:r>
     </w:p>
     <w:p>
@@ -2747,15 +4549,15 @@
         </w:tabs>
         <w:jc w:val="both"/>
       </w:pPr>
-      <w:bookmarkStart w:id="4" w:name="_bookmark4"/>
-      <w:bookmarkEnd w:id="4"/>
+      <w:bookmarkStart w:id="4" w:name="_Toc227653880"/>
       <w:r>
         <w:rPr>
           <w:color w:val="006FC0"/>
           <w:spacing w:val="-2"/>
         </w:rPr>
-        <w:t>Bevásárlólisták</w:t>
-      </w:r>
+        <w:t>Bejelentkezés</w:t>
+      </w:r>
+      <w:bookmarkEnd w:id="4"/>
     </w:p>
     <w:p>
       <w:pPr>
@@ -2769,7 +4571,7 @@
           <w:noProof/>
         </w:rPr>
         <w:drawing>
-          <wp:anchor distT="0" distB="0" distL="0" distR="0" simplePos="0" relativeHeight="15732736" behindDoc="0" locked="0" layoutInCell="1" allowOverlap="1" wp14:anchorId="0FAE707E" wp14:editId="321E4819">
+          <wp:anchor distT="0" distB="0" distL="0" distR="0" simplePos="0" relativeHeight="251678208" behindDoc="0" locked="0" layoutInCell="1" allowOverlap="1" wp14:anchorId="0FAE707E" wp14:editId="321E4819">
             <wp:simplePos x="0" y="0"/>
             <wp:positionH relativeFrom="page">
               <wp:posOffset>4419600</wp:posOffset>
@@ -2836,7 +4638,7 @@
           <w:noProof/>
         </w:rPr>
         <w:drawing>
-          <wp:anchor distT="0" distB="0" distL="0" distR="0" simplePos="0" relativeHeight="15733248" behindDoc="0" locked="0" layoutInCell="1" allowOverlap="1" wp14:anchorId="4EC0B502" wp14:editId="51ECE3F8">
+          <wp:anchor distT="0" distB="0" distL="0" distR="0" simplePos="0" relativeHeight="251679232" behindDoc="0" locked="0" layoutInCell="1" allowOverlap="1" wp14:anchorId="4EC0B502" wp14:editId="51ECE3F8">
             <wp:simplePos x="0" y="0"/>
             <wp:positionH relativeFrom="page">
               <wp:posOffset>3989070</wp:posOffset>
@@ -2888,9 +4690,11 @@
         </w:rPr>
         <w:t xml:space="preserve"> </w:t>
       </w:r>
+      <w:proofErr w:type="spellStart"/>
       <w:r>
         <w:t>BevasarloLista</w:t>
       </w:r>
+      <w:proofErr w:type="spellEnd"/>
       <w:r>
         <w:rPr>
           <w:spacing w:val="80"/>
@@ -2945,9 +4749,11 @@
         </w:rPr>
         <w:t xml:space="preserve"> </w:t>
       </w:r>
+      <w:proofErr w:type="spellStart"/>
       <w:r>
         <w:t>bevasarlo_lista_id</w:t>
       </w:r>
+      <w:proofErr w:type="spellEnd"/>
       <w:r>
         <w:rPr>
           <w:spacing w:val="40"/>
@@ -2964,7 +4770,15 @@
         <w:t xml:space="preserve"> </w:t>
       </w:r>
       <w:r>
-        <w:t>A haztartas_id megmutatja, melyik háztartáshoz tartozik</w:t>
+        <w:t xml:space="preserve">A </w:t>
+      </w:r>
+      <w:proofErr w:type="spellStart"/>
+      <w:r>
+        <w:t>haztartas_id</w:t>
+      </w:r>
+      <w:proofErr w:type="spellEnd"/>
+      <w:r>
+        <w:t xml:space="preserve"> megmutatja, melyik háztartáshoz tartozik</w:t>
       </w:r>
       <w:r>
         <w:rPr>
@@ -3008,9 +4822,11 @@
         </w:rPr>
         <w:t xml:space="preserve"> </w:t>
       </w:r>
+      <w:proofErr w:type="spellStart"/>
       <w:r>
         <w:t>letrehozasdatum</w:t>
       </w:r>
+      <w:proofErr w:type="spellEnd"/>
       <w:r>
         <w:rPr>
           <w:spacing w:val="38"/>
@@ -3026,8 +4842,13 @@
         </w:rPr>
         <w:t xml:space="preserve"> </w:t>
       </w:r>
-      <w:r>
-        <w:t>nev mezők segítségével könnyen követhető, mikor</w:t>
+      <w:proofErr w:type="spellStart"/>
+      <w:r>
+        <w:t>nev</w:t>
+      </w:r>
+      <w:proofErr w:type="spellEnd"/>
+      <w:r>
+        <w:t xml:space="preserve"> mezők segítségével könnyen követhető, mikor</w:t>
       </w:r>
     </w:p>
     <w:p>
@@ -3112,7 +4933,15 @@
         <w:t>nagybevásárlás” vagy „Hétvé</w:t>
       </w:r>
       <w:r>
-        <w:t>gi grillezés”).</w:t>
+        <w:t xml:space="preserve">gi </w:t>
+      </w:r>
+      <w:proofErr w:type="spellStart"/>
+      <w:r>
+        <w:t>grillezés</w:t>
+      </w:r>
+      <w:proofErr w:type="spellEnd"/>
+      <w:r>
+        <w:t>”).</w:t>
       </w:r>
     </w:p>
     <w:p>
@@ -3123,7 +4952,15 @@
         <w:jc w:val="both"/>
       </w:pPr>
       <w:r>
-        <w:t>A BevasarloListaElem tábla rögzíti, hogy az adott listához milyen termékek és milyen mennyiségben</w:t>
+        <w:t xml:space="preserve">A </w:t>
+      </w:r>
+      <w:proofErr w:type="spellStart"/>
+      <w:r>
+        <w:t>BevasarloListaElem</w:t>
+      </w:r>
+      <w:proofErr w:type="spellEnd"/>
+      <w:r>
+        <w:t xml:space="preserve"> tábla rögzíti, hogy az adott listához milyen termékek és milyen mennyiségben</w:t>
       </w:r>
       <w:r>
         <w:rPr>
@@ -3149,9 +4986,11 @@
         </w:rPr>
         <w:t xml:space="preserve"> </w:t>
       </w:r>
+      <w:proofErr w:type="spellStart"/>
       <w:r>
         <w:t>termek_id</w:t>
       </w:r>
+      <w:proofErr w:type="spellEnd"/>
       <w:r>
         <w:rPr>
           <w:spacing w:val="54"/>
@@ -3187,6 +5026,3681 @@
       <w:r>
         <w:t>ítést is, hiszen ha a felhasználó jelöli, hogy megvette a terméket, az rögtön megjelenhet a raktárkészletben is.</w:t>
       </w:r>
+    </w:p>
+    <w:p>
+      <w:pPr>
+        <w:pStyle w:val="Szvegtrzs"/>
+        <w:spacing w:line="259" w:lineRule="auto"/>
+        <w:ind w:left="144" w:right="281"/>
+        <w:jc w:val="both"/>
+      </w:pPr>
+    </w:p>
+    <w:p>
+      <w:pPr>
+        <w:pStyle w:val="Szvegtrzs"/>
+        <w:spacing w:line="259" w:lineRule="auto"/>
+        <w:ind w:left="144" w:right="281"/>
+        <w:jc w:val="both"/>
+      </w:pPr>
+    </w:p>
+    <w:p>
+      <w:pPr>
+        <w:pStyle w:val="Szvegtrzs"/>
+        <w:spacing w:line="259" w:lineRule="auto"/>
+        <w:ind w:left="144" w:right="281"/>
+        <w:jc w:val="both"/>
+      </w:pPr>
+    </w:p>
+    <w:p>
+      <w:pPr>
+        <w:pStyle w:val="Szvegtrzs"/>
+        <w:spacing w:line="259" w:lineRule="auto"/>
+        <w:ind w:left="144" w:right="281"/>
+        <w:jc w:val="both"/>
+      </w:pPr>
+    </w:p>
+    <w:p>
+      <w:pPr>
+        <w:pStyle w:val="Szvegtrzs"/>
+        <w:spacing w:line="259" w:lineRule="auto"/>
+        <w:ind w:left="144" w:right="281"/>
+        <w:jc w:val="both"/>
+      </w:pPr>
+    </w:p>
+    <w:p>
+      <w:pPr>
+        <w:pStyle w:val="Szvegtrzs"/>
+        <w:spacing w:line="259" w:lineRule="auto"/>
+        <w:ind w:left="144" w:right="281"/>
+        <w:jc w:val="both"/>
+      </w:pPr>
+    </w:p>
+    <w:p>
+      <w:pPr>
+        <w:pStyle w:val="Szvegtrzs"/>
+        <w:spacing w:line="259" w:lineRule="auto"/>
+        <w:ind w:left="144" w:right="281"/>
+        <w:jc w:val="both"/>
+      </w:pPr>
+    </w:p>
+    <w:p>
+      <w:pPr>
+        <w:pStyle w:val="Szvegtrzs"/>
+        <w:spacing w:line="259" w:lineRule="auto"/>
+        <w:ind w:left="144" w:right="281"/>
+        <w:jc w:val="both"/>
+      </w:pPr>
+    </w:p>
+    <w:p>
+      <w:pPr>
+        <w:pStyle w:val="Szvegtrzs"/>
+        <w:spacing w:line="259" w:lineRule="auto"/>
+        <w:ind w:left="144" w:right="281"/>
+        <w:jc w:val="both"/>
+      </w:pPr>
+    </w:p>
+    <w:p>
+      <w:pPr>
+        <w:pStyle w:val="Szvegtrzs"/>
+        <w:spacing w:line="259" w:lineRule="auto"/>
+        <w:ind w:left="144" w:right="281"/>
+        <w:jc w:val="both"/>
+      </w:pPr>
+    </w:p>
+    <w:p>
+      <w:pPr>
+        <w:pStyle w:val="Szvegtrzs"/>
+        <w:spacing w:line="259" w:lineRule="auto"/>
+        <w:ind w:left="144" w:right="281"/>
+        <w:jc w:val="both"/>
+      </w:pPr>
+    </w:p>
+    <w:p>
+      <w:pPr>
+        <w:pStyle w:val="Szvegtrzs"/>
+        <w:spacing w:line="259" w:lineRule="auto"/>
+        <w:ind w:left="144" w:right="281"/>
+        <w:jc w:val="both"/>
+      </w:pPr>
+    </w:p>
+    <w:p>
+      <w:pPr>
+        <w:pStyle w:val="Szvegtrzs"/>
+        <w:spacing w:line="259" w:lineRule="auto"/>
+        <w:ind w:left="144" w:right="281"/>
+        <w:jc w:val="both"/>
+      </w:pPr>
+    </w:p>
+    <w:p>
+      <w:pPr>
+        <w:pStyle w:val="Szvegtrzs"/>
+        <w:spacing w:line="259" w:lineRule="auto"/>
+        <w:ind w:right="281"/>
+        <w:jc w:val="both"/>
+      </w:pPr>
+    </w:p>
+    <w:p>
+      <w:pPr>
+        <w:pStyle w:val="Szvegtrzs"/>
+        <w:spacing w:line="259" w:lineRule="auto"/>
+        <w:ind w:right="281"/>
+        <w:jc w:val="both"/>
+      </w:pPr>
+    </w:p>
+    <w:p>
+      <w:pPr>
+        <w:pStyle w:val="Szvegtrzs"/>
+        <w:spacing w:line="259" w:lineRule="auto"/>
+        <w:ind w:right="281"/>
+        <w:jc w:val="both"/>
+      </w:pPr>
+    </w:p>
+    <w:p>
+      <w:pPr>
+        <w:pStyle w:val="Cmsor1"/>
+      </w:pPr>
+      <w:bookmarkStart w:id="5" w:name="_Toc227653881"/>
+      <w:r>
+        <w:t>6. Főoldal áttekintése</w:t>
+      </w:r>
+      <w:bookmarkEnd w:id="5"/>
+    </w:p>
+    <w:p>
+      <w:r>
+        <w:t>A kezdőoldal összefoglaló információkat mutat: készletszint, lejáró termékek, bevásárlólisták és ajánlott receptek.</w:t>
+      </w:r>
+    </w:p>
+    <w:p>
+      <w:r>
+        <w:t>A kezdőoldal összefoglaló információkat mutat: készletszint, lejáró termékek, bevásárlólisták és ajánlott receptek. A funkció használata egyszerű, logikus és felhasználóbarát kialakítású.</w:t>
+      </w:r>
+    </w:p>
+    <w:p>
+      <w:r>
+        <w:t>Megjegyzés: Az adott modul működése a jogosultsági szintektől és rendszerbeállításoktól is függhet.</w:t>
+      </w:r>
+    </w:p>
+    <w:p>
+      <w:r>
+        <w:br w:type="page"/>
+      </w:r>
+    </w:p>
+    <w:p>
+      <w:pPr>
+        <w:pStyle w:val="Szvegtrzs"/>
+        <w:spacing w:line="259" w:lineRule="auto"/>
+        <w:ind w:right="281"/>
+        <w:jc w:val="both"/>
+      </w:pPr>
+    </w:p>
+    <w:p>
+      <w:pPr>
+        <w:pStyle w:val="Szvegtrzs"/>
+        <w:spacing w:line="259" w:lineRule="auto"/>
+        <w:ind w:left="144" w:right="281"/>
+        <w:jc w:val="both"/>
+      </w:pPr>
+    </w:p>
+    <w:p>
+      <w:pPr>
+        <w:pStyle w:val="Szvegtrzs"/>
+        <w:spacing w:line="259" w:lineRule="auto"/>
+        <w:ind w:left="144" w:right="281"/>
+        <w:jc w:val="both"/>
+      </w:pPr>
+    </w:p>
+    <w:p>
+      <w:pPr>
+        <w:pStyle w:val="Cmsor1"/>
+      </w:pPr>
+      <w:bookmarkStart w:id="6" w:name="_Toc227653882"/>
+      <w:r>
+        <w:t>7. Háztartások kezelése</w:t>
+      </w:r>
+      <w:bookmarkEnd w:id="6"/>
+    </w:p>
+    <w:p>
+      <w:r>
+        <w:t>Egy felhasználó több háztartás tagja is lehet. Ez különösen hasznos több lakóhely vagy közös albérlet esetén.</w:t>
+      </w:r>
+    </w:p>
+    <w:p>
+      <w:r>
+        <w:t>Egy felhasználó több háztartás tagja is lehet. Ez különösen hasznos több lakóhely vagy közös albérlet esetén. A funkció használata egyszerű, logikus és felhasználóbarát kialakítású.</w:t>
+      </w:r>
+    </w:p>
+    <w:p>
+      <w:r>
+        <w:t>Megjegyzés: Az adott modul működése a jogosultsági szintektől és rendszerbeállításoktól is függhet.</w:t>
+      </w:r>
+    </w:p>
+    <w:p>
+      <w:pPr>
+        <w:pStyle w:val="Szvegtrzs"/>
+        <w:spacing w:line="259" w:lineRule="auto"/>
+        <w:ind w:left="144" w:right="281"/>
+        <w:jc w:val="both"/>
+      </w:pPr>
+      <w:r>
+        <w:br w:type="page"/>
+      </w:r>
+    </w:p>
+    <w:p>
+      <w:pPr>
+        <w:pStyle w:val="Szvegtrzs"/>
+        <w:spacing w:line="259" w:lineRule="auto"/>
+        <w:ind w:left="144" w:right="281"/>
+        <w:jc w:val="both"/>
+      </w:pPr>
+    </w:p>
+    <w:p>
+      <w:pPr>
+        <w:pStyle w:val="Cmsor1"/>
+      </w:pPr>
+      <w:bookmarkStart w:id="7" w:name="_Toc227653883"/>
+      <w:r>
+        <w:t>8. Tagok hozzáadása</w:t>
+      </w:r>
+      <w:bookmarkEnd w:id="7"/>
+    </w:p>
+    <w:p>
+      <w:r>
+        <w:t>A háztartás adminisztrátora új tagokat hívhat meg, akik közösen kezelhetik a készleteket és listákat.</w:t>
+      </w:r>
+    </w:p>
+    <w:p>
+      <w:r>
+        <w:t>A háztartás adminisztrátora új tagokat hívhat meg, akik közösen kezelhetik a készleteket és listákat. A funkció használata egyszerű, logikus és felhasználóbarát kialakítású.</w:t>
+      </w:r>
+    </w:p>
+    <w:p>
+      <w:r>
+        <w:t>Megjegyzés: Az adott modul működése a jogosultsági szintektől és rendszerbeállításoktól is függhet.</w:t>
+      </w:r>
+    </w:p>
+    <w:p>
+      <w:pPr>
+        <w:pStyle w:val="Szvegtrzs"/>
+        <w:spacing w:line="259" w:lineRule="auto"/>
+        <w:ind w:left="144" w:right="281"/>
+        <w:jc w:val="both"/>
+      </w:pPr>
+    </w:p>
+    <w:p>
+      <w:pPr>
+        <w:pStyle w:val="Szvegtrzs"/>
+        <w:spacing w:line="259" w:lineRule="auto"/>
+        <w:ind w:left="144" w:right="281"/>
+        <w:jc w:val="both"/>
+      </w:pPr>
+    </w:p>
+    <w:p>
+      <w:pPr>
+        <w:pStyle w:val="Szvegtrzs"/>
+        <w:spacing w:line="259" w:lineRule="auto"/>
+        <w:ind w:left="144" w:right="281"/>
+        <w:jc w:val="both"/>
+      </w:pPr>
+    </w:p>
+    <w:p>
+      <w:pPr>
+        <w:pStyle w:val="Szvegtrzs"/>
+        <w:spacing w:line="259" w:lineRule="auto"/>
+        <w:ind w:left="144" w:right="281"/>
+        <w:jc w:val="both"/>
+      </w:pPr>
+    </w:p>
+    <w:p>
+      <w:pPr>
+        <w:pStyle w:val="Szvegtrzs"/>
+        <w:spacing w:line="259" w:lineRule="auto"/>
+        <w:ind w:left="144" w:right="281"/>
+        <w:jc w:val="both"/>
+      </w:pPr>
+    </w:p>
+    <w:p>
+      <w:pPr>
+        <w:pStyle w:val="Szvegtrzs"/>
+        <w:spacing w:line="259" w:lineRule="auto"/>
+        <w:ind w:left="144" w:right="281"/>
+        <w:jc w:val="both"/>
+      </w:pPr>
+    </w:p>
+    <w:p>
+      <w:pPr>
+        <w:pStyle w:val="Szvegtrzs"/>
+        <w:spacing w:line="259" w:lineRule="auto"/>
+        <w:ind w:left="144" w:right="281"/>
+        <w:jc w:val="both"/>
+      </w:pPr>
+    </w:p>
+    <w:p>
+      <w:pPr>
+        <w:pStyle w:val="Szvegtrzs"/>
+        <w:spacing w:line="259" w:lineRule="auto"/>
+        <w:ind w:left="144" w:right="281"/>
+        <w:jc w:val="both"/>
+      </w:pPr>
+    </w:p>
+    <w:p>
+      <w:pPr>
+        <w:pStyle w:val="Szvegtrzs"/>
+        <w:spacing w:line="259" w:lineRule="auto"/>
+        <w:ind w:left="144" w:right="281"/>
+        <w:jc w:val="both"/>
+      </w:pPr>
+    </w:p>
+    <w:p>
+      <w:pPr>
+        <w:pStyle w:val="Szvegtrzs"/>
+        <w:spacing w:line="259" w:lineRule="auto"/>
+        <w:ind w:left="144" w:right="281"/>
+        <w:jc w:val="both"/>
+      </w:pPr>
+    </w:p>
+    <w:p>
+      <w:pPr>
+        <w:pStyle w:val="Szvegtrzs"/>
+        <w:spacing w:line="259" w:lineRule="auto"/>
+        <w:ind w:left="144" w:right="281"/>
+        <w:jc w:val="both"/>
+      </w:pPr>
+    </w:p>
+    <w:p>
+      <w:pPr>
+        <w:pStyle w:val="Szvegtrzs"/>
+        <w:spacing w:line="259" w:lineRule="auto"/>
+        <w:ind w:left="144" w:right="281"/>
+        <w:jc w:val="both"/>
+      </w:pPr>
+    </w:p>
+    <w:p>
+      <w:pPr>
+        <w:pStyle w:val="Szvegtrzs"/>
+        <w:spacing w:line="259" w:lineRule="auto"/>
+        <w:ind w:left="144" w:right="281"/>
+        <w:jc w:val="both"/>
+      </w:pPr>
+    </w:p>
+    <w:p>
+      <w:pPr>
+        <w:pStyle w:val="Szvegtrzs"/>
+        <w:spacing w:line="259" w:lineRule="auto"/>
+        <w:ind w:left="144" w:right="281"/>
+        <w:jc w:val="both"/>
+      </w:pPr>
+    </w:p>
+    <w:p>
+      <w:pPr>
+        <w:pStyle w:val="Szvegtrzs"/>
+        <w:spacing w:line="259" w:lineRule="auto"/>
+        <w:ind w:left="144" w:right="281"/>
+        <w:jc w:val="both"/>
+      </w:pPr>
+    </w:p>
+    <w:p>
+      <w:pPr>
+        <w:pStyle w:val="Szvegtrzs"/>
+        <w:spacing w:line="259" w:lineRule="auto"/>
+        <w:ind w:left="144" w:right="281"/>
+        <w:jc w:val="both"/>
+      </w:pPr>
+    </w:p>
+    <w:p>
+      <w:pPr>
+        <w:pStyle w:val="Szvegtrzs"/>
+        <w:spacing w:line="259" w:lineRule="auto"/>
+        <w:ind w:left="144" w:right="281"/>
+        <w:jc w:val="both"/>
+      </w:pPr>
+    </w:p>
+    <w:p>
+      <w:pPr>
+        <w:pStyle w:val="Szvegtrzs"/>
+        <w:spacing w:line="259" w:lineRule="auto"/>
+        <w:ind w:left="144" w:right="281"/>
+        <w:jc w:val="both"/>
+      </w:pPr>
+    </w:p>
+    <w:p>
+      <w:pPr>
+        <w:pStyle w:val="Szvegtrzs"/>
+        <w:spacing w:line="259" w:lineRule="auto"/>
+        <w:ind w:left="144" w:right="281"/>
+        <w:jc w:val="both"/>
+      </w:pPr>
+    </w:p>
+    <w:p>
+      <w:pPr>
+        <w:pStyle w:val="Szvegtrzs"/>
+        <w:spacing w:line="259" w:lineRule="auto"/>
+        <w:ind w:left="144" w:right="281"/>
+        <w:jc w:val="both"/>
+      </w:pPr>
+    </w:p>
+    <w:p>
+      <w:pPr>
+        <w:pStyle w:val="Szvegtrzs"/>
+        <w:spacing w:line="259" w:lineRule="auto"/>
+        <w:ind w:left="144" w:right="281"/>
+        <w:jc w:val="both"/>
+      </w:pPr>
+    </w:p>
+    <w:p>
+      <w:pPr>
+        <w:pStyle w:val="Szvegtrzs"/>
+        <w:spacing w:line="259" w:lineRule="auto"/>
+        <w:ind w:left="144" w:right="281"/>
+        <w:jc w:val="both"/>
+      </w:pPr>
+    </w:p>
+    <w:p>
+      <w:pPr>
+        <w:pStyle w:val="Szvegtrzs"/>
+        <w:spacing w:line="259" w:lineRule="auto"/>
+        <w:ind w:left="144" w:right="281"/>
+        <w:jc w:val="both"/>
+      </w:pPr>
+    </w:p>
+    <w:p>
+      <w:pPr>
+        <w:pStyle w:val="Szvegtrzs"/>
+        <w:spacing w:line="259" w:lineRule="auto"/>
+        <w:ind w:left="144" w:right="281"/>
+        <w:jc w:val="both"/>
+      </w:pPr>
+    </w:p>
+    <w:p>
+      <w:pPr>
+        <w:pStyle w:val="Szvegtrzs"/>
+        <w:spacing w:line="259" w:lineRule="auto"/>
+        <w:ind w:left="144" w:right="281"/>
+        <w:jc w:val="both"/>
+      </w:pPr>
+    </w:p>
+    <w:p>
+      <w:pPr>
+        <w:pStyle w:val="Szvegtrzs"/>
+        <w:spacing w:line="259" w:lineRule="auto"/>
+        <w:ind w:left="144" w:right="281"/>
+        <w:jc w:val="both"/>
+      </w:pPr>
+    </w:p>
+    <w:p>
+      <w:pPr>
+        <w:pStyle w:val="Szvegtrzs"/>
+        <w:spacing w:line="259" w:lineRule="auto"/>
+        <w:ind w:left="144" w:right="281"/>
+        <w:jc w:val="both"/>
+      </w:pPr>
+    </w:p>
+    <w:p>
+      <w:pPr>
+        <w:pStyle w:val="Szvegtrzs"/>
+        <w:spacing w:line="259" w:lineRule="auto"/>
+        <w:ind w:left="144" w:right="281"/>
+        <w:jc w:val="both"/>
+      </w:pPr>
+    </w:p>
+    <w:p>
+      <w:pPr>
+        <w:pStyle w:val="Szvegtrzs"/>
+        <w:spacing w:line="259" w:lineRule="auto"/>
+        <w:ind w:left="144" w:right="281"/>
+        <w:jc w:val="both"/>
+      </w:pPr>
+    </w:p>
+    <w:p>
+      <w:pPr>
+        <w:pStyle w:val="Szvegtrzs"/>
+        <w:spacing w:line="259" w:lineRule="auto"/>
+        <w:ind w:left="144" w:right="281"/>
+        <w:jc w:val="both"/>
+      </w:pPr>
+    </w:p>
+    <w:p>
+      <w:pPr>
+        <w:pStyle w:val="Szvegtrzs"/>
+        <w:spacing w:line="259" w:lineRule="auto"/>
+        <w:ind w:left="144" w:right="281"/>
+        <w:jc w:val="both"/>
+      </w:pPr>
+    </w:p>
+    <w:p>
+      <w:pPr>
+        <w:pStyle w:val="Szvegtrzs"/>
+        <w:spacing w:line="259" w:lineRule="auto"/>
+        <w:ind w:left="144" w:right="281"/>
+        <w:jc w:val="both"/>
+      </w:pPr>
+    </w:p>
+    <w:p>
+      <w:pPr>
+        <w:pStyle w:val="Szvegtrzs"/>
+        <w:spacing w:line="259" w:lineRule="auto"/>
+        <w:ind w:left="144" w:right="281"/>
+        <w:jc w:val="both"/>
+      </w:pPr>
+    </w:p>
+    <w:p>
+      <w:pPr>
+        <w:pStyle w:val="Szvegtrzs"/>
+        <w:spacing w:line="259" w:lineRule="auto"/>
+        <w:ind w:left="144" w:right="281"/>
+        <w:jc w:val="both"/>
+      </w:pPr>
+    </w:p>
+    <w:p>
+      <w:pPr>
+        <w:pStyle w:val="Szvegtrzs"/>
+        <w:spacing w:line="259" w:lineRule="auto"/>
+        <w:ind w:left="144" w:right="281"/>
+        <w:jc w:val="both"/>
+      </w:pPr>
+    </w:p>
+    <w:p>
+      <w:pPr>
+        <w:pStyle w:val="Szvegtrzs"/>
+        <w:spacing w:line="259" w:lineRule="auto"/>
+        <w:ind w:left="144" w:right="281"/>
+        <w:jc w:val="both"/>
+      </w:pPr>
+    </w:p>
+    <w:p>
+      <w:pPr>
+        <w:pStyle w:val="Szvegtrzs"/>
+        <w:spacing w:line="259" w:lineRule="auto"/>
+        <w:ind w:left="144" w:right="281"/>
+        <w:jc w:val="both"/>
+      </w:pPr>
+    </w:p>
+    <w:p>
+      <w:pPr>
+        <w:pStyle w:val="Szvegtrzs"/>
+        <w:spacing w:line="259" w:lineRule="auto"/>
+        <w:ind w:left="144" w:right="281"/>
+        <w:jc w:val="both"/>
+      </w:pPr>
+    </w:p>
+    <w:p>
+      <w:pPr>
+        <w:pStyle w:val="Szvegtrzs"/>
+        <w:spacing w:line="259" w:lineRule="auto"/>
+        <w:ind w:left="144" w:right="281"/>
+        <w:jc w:val="both"/>
+      </w:pPr>
+    </w:p>
+    <w:p>
+      <w:pPr>
+        <w:pStyle w:val="Cmsor1"/>
+      </w:pPr>
+      <w:bookmarkStart w:id="8" w:name="_Toc227653884"/>
+      <w:r>
+        <w:t>9. Hűtő modul</w:t>
+      </w:r>
+      <w:bookmarkEnd w:id="8"/>
+    </w:p>
+    <w:p>
+      <w:r>
+        <w:t>A hűtő modulban a romlandó termékek kezelhetők. Minden tételhez lejárati dátum rögzíthető.</w:t>
+      </w:r>
+    </w:p>
+    <w:p>
+      <w:r>
+        <w:t>A hűtő modulban a romlandó termékek kezelhetők. Minden tételhez lejárati dátum rögzíthető. A funkció használata egyszerű, logikus és felhasználóbarát kialakítású.</w:t>
+      </w:r>
+    </w:p>
+    <w:p>
+      <w:r>
+        <w:t>Megjegyzés: Az adott modul működése a jogosultsági szintektől és rendszerbeállításoktól is függhet.</w:t>
+      </w:r>
+    </w:p>
+    <w:p>
+      <w:r>
+        <w:br w:type="page"/>
+      </w:r>
+    </w:p>
+    <w:p>
+      <w:pPr>
+        <w:pStyle w:val="Szvegtrzs"/>
+        <w:spacing w:line="259" w:lineRule="auto"/>
+        <w:ind w:left="144" w:right="281"/>
+        <w:jc w:val="both"/>
+      </w:pPr>
+    </w:p>
+    <w:p>
+      <w:pPr>
+        <w:pStyle w:val="Szvegtrzs"/>
+        <w:spacing w:line="259" w:lineRule="auto"/>
+        <w:ind w:left="144" w:right="281"/>
+        <w:jc w:val="both"/>
+      </w:pPr>
+    </w:p>
+    <w:p>
+      <w:pPr>
+        <w:pStyle w:val="Szvegtrzs"/>
+        <w:spacing w:line="259" w:lineRule="auto"/>
+        <w:ind w:left="144" w:right="281"/>
+        <w:jc w:val="both"/>
+      </w:pPr>
+    </w:p>
+    <w:p>
+      <w:pPr>
+        <w:pStyle w:val="Szvegtrzs"/>
+        <w:spacing w:line="259" w:lineRule="auto"/>
+        <w:ind w:left="144" w:right="281"/>
+        <w:jc w:val="both"/>
+      </w:pPr>
+    </w:p>
+    <w:p>
+      <w:pPr>
+        <w:pStyle w:val="Cmsor1"/>
+      </w:pPr>
+      <w:bookmarkStart w:id="9" w:name="_Toc227653885"/>
+      <w:r>
+        <w:t>10. Kamra modul</w:t>
+      </w:r>
+      <w:bookmarkEnd w:id="9"/>
+    </w:p>
+    <w:p>
+      <w:r>
+        <w:t>A kamra modul a tartós élelmiszerek kezelésére szolgál, például liszt, rizs, tészta vagy konzervek.</w:t>
+      </w:r>
+    </w:p>
+    <w:p>
+      <w:r>
+        <w:t>A kamra modul a tartós élelmiszerek kezelésére szolgál, például liszt, rizs, tészta vagy konzervek. A funkció használata egyszerű, logikus és felhasználóbarát kialakítású.</w:t>
+      </w:r>
+    </w:p>
+    <w:p>
+      <w:r>
+        <w:t>Megjegyzés: Az adott modul működése a jogosultsági szintektől és rendszerbeállításoktól is függhet.</w:t>
+      </w:r>
+    </w:p>
+    <w:p>
+      <w:r>
+        <w:br w:type="page"/>
+      </w:r>
+    </w:p>
+    <w:p>
+      <w:pPr>
+        <w:pStyle w:val="Szvegtrzs"/>
+        <w:spacing w:line="259" w:lineRule="auto"/>
+        <w:ind w:left="144" w:right="281"/>
+        <w:jc w:val="both"/>
+      </w:pPr>
+    </w:p>
+    <w:p>
+      <w:pPr>
+        <w:pStyle w:val="Szvegtrzs"/>
+        <w:spacing w:line="259" w:lineRule="auto"/>
+        <w:ind w:left="144" w:right="281"/>
+        <w:jc w:val="both"/>
+      </w:pPr>
+    </w:p>
+    <w:p>
+      <w:pPr>
+        <w:pStyle w:val="Szvegtrzs"/>
+        <w:spacing w:line="259" w:lineRule="auto"/>
+        <w:ind w:left="144" w:right="281"/>
+        <w:jc w:val="both"/>
+      </w:pPr>
+    </w:p>
+    <w:p>
+      <w:pPr>
+        <w:pStyle w:val="Szvegtrzs"/>
+        <w:spacing w:line="259" w:lineRule="auto"/>
+        <w:ind w:left="144" w:right="281"/>
+        <w:jc w:val="both"/>
+      </w:pPr>
+    </w:p>
+    <w:p>
+      <w:pPr>
+        <w:pStyle w:val="Szvegtrzs"/>
+        <w:spacing w:line="259" w:lineRule="auto"/>
+        <w:ind w:left="144" w:right="281"/>
+        <w:jc w:val="both"/>
+      </w:pPr>
+    </w:p>
+    <w:p>
+      <w:pPr>
+        <w:pStyle w:val="Cmsor1"/>
+      </w:pPr>
+      <w:bookmarkStart w:id="10" w:name="_Toc227653886"/>
+      <w:r>
+        <w:t>11. Termék hozzáadása</w:t>
+      </w:r>
+      <w:bookmarkEnd w:id="10"/>
+    </w:p>
+    <w:p>
+      <w:r>
+        <w:t>Új termék felvitelekor megadható név, kategória, mennyiség, mértékegység és lejárati dátum.</w:t>
+      </w:r>
+    </w:p>
+    <w:p>
+      <w:r>
+        <w:t>Új termék felvitelekor megadható név, kategória, mennyiség, mértékegység és lejárati dátum. A funkció használata egyszerű, logikus és felhasználóbarát kialakítású.</w:t>
+      </w:r>
+    </w:p>
+    <w:p>
+      <w:r>
+        <w:t>Megjegyzés: Az adott modul működése a jogosultsági szintektől és rendszerbeállításoktól is függhet.</w:t>
+      </w:r>
+    </w:p>
+    <w:p>
+      <w:r>
+        <w:br w:type="page"/>
+      </w:r>
+    </w:p>
+    <w:p>
+      <w:pPr>
+        <w:pStyle w:val="Szvegtrzs"/>
+        <w:spacing w:line="259" w:lineRule="auto"/>
+        <w:ind w:left="144" w:right="281"/>
+        <w:jc w:val="both"/>
+      </w:pPr>
+    </w:p>
+    <w:p>
+      <w:pPr>
+        <w:pStyle w:val="Szvegtrzs"/>
+        <w:spacing w:line="259" w:lineRule="auto"/>
+        <w:ind w:left="144" w:right="281"/>
+        <w:jc w:val="both"/>
+      </w:pPr>
+    </w:p>
+    <w:p>
+      <w:pPr>
+        <w:pStyle w:val="Szvegtrzs"/>
+        <w:spacing w:line="259" w:lineRule="auto"/>
+        <w:ind w:left="144" w:right="281"/>
+        <w:jc w:val="both"/>
+      </w:pPr>
+    </w:p>
+    <w:p>
+      <w:pPr>
+        <w:pStyle w:val="Szvegtrzs"/>
+        <w:spacing w:line="259" w:lineRule="auto"/>
+        <w:ind w:left="144" w:right="281"/>
+        <w:jc w:val="both"/>
+      </w:pPr>
+    </w:p>
+    <w:p>
+      <w:pPr>
+        <w:pStyle w:val="Cmsor1"/>
+      </w:pPr>
+      <w:bookmarkStart w:id="11" w:name="_Toc227653887"/>
+      <w:r>
+        <w:t>12. Vonalkód beolvasás</w:t>
+      </w:r>
+      <w:bookmarkEnd w:id="11"/>
+    </w:p>
+    <w:p>
+      <w:r>
+        <w:t>Mobil eszközön lehetőség van vonalkód használatára, amely gyorsabb adatfelvitelt biztosít.</w:t>
+      </w:r>
+    </w:p>
+    <w:p>
+      <w:r>
+        <w:t>Mobil eszközön lehetőség van vonalkód használatára, amely gyorsabb adatfelvitelt biztosít. A funkció használata egyszerű, logikus és felhasználóbarát kialakítású.</w:t>
+      </w:r>
+    </w:p>
+    <w:p>
+      <w:r>
+        <w:t>Megjegyzés: Az adott modul működése a jogosultsági szintektől és rendszerbeállításoktól is függhet.</w:t>
+      </w:r>
+    </w:p>
+    <w:p>
+      <w:r>
+        <w:br w:type="page"/>
+      </w:r>
+    </w:p>
+    <w:p>
+      <w:pPr>
+        <w:pStyle w:val="Szvegtrzs"/>
+        <w:spacing w:line="259" w:lineRule="auto"/>
+        <w:ind w:left="144" w:right="281"/>
+        <w:jc w:val="both"/>
+      </w:pPr>
+    </w:p>
+    <w:p>
+      <w:pPr>
+        <w:pStyle w:val="Szvegtrzs"/>
+        <w:spacing w:line="259" w:lineRule="auto"/>
+        <w:ind w:left="144" w:right="281"/>
+        <w:jc w:val="both"/>
+      </w:pPr>
+    </w:p>
+    <w:p>
+      <w:pPr>
+        <w:pStyle w:val="Szvegtrzs"/>
+        <w:spacing w:line="259" w:lineRule="auto"/>
+        <w:ind w:left="144" w:right="281"/>
+        <w:jc w:val="both"/>
+      </w:pPr>
+    </w:p>
+    <w:p>
+      <w:pPr>
+        <w:pStyle w:val="Szvegtrzs"/>
+        <w:spacing w:line="259" w:lineRule="auto"/>
+        <w:ind w:left="144" w:right="281"/>
+        <w:jc w:val="both"/>
+      </w:pPr>
+    </w:p>
+    <w:p>
+      <w:pPr>
+        <w:pStyle w:val="Cmsor1"/>
+      </w:pPr>
+      <w:bookmarkStart w:id="12" w:name="_Toc227653888"/>
+      <w:r>
+        <w:t>13. Termék szerkesztése</w:t>
+      </w:r>
+      <w:bookmarkEnd w:id="12"/>
+    </w:p>
+    <w:p>
+      <w:r>
+        <w:t>A meglévő elemek módosíthatók: mennyiség változtatása, dátum javítása vagy kategória frissítése.</w:t>
+      </w:r>
+    </w:p>
+    <w:p>
+      <w:r>
+        <w:t>A meglévő elemek módosíthatók: mennyiség változtatása, dátum javítása vagy kategória frissítése. A funkció használata egyszerű, logikus és felhasználóbarát kialakítású.</w:t>
+      </w:r>
+    </w:p>
+    <w:p>
+      <w:r>
+        <w:t>Megjegyzés: Az adott modul működése a jogosultsági szintektől és rendszerbeállításoktól is függhet.</w:t>
+      </w:r>
+    </w:p>
+    <w:p>
+      <w:pPr>
+        <w:pStyle w:val="Szvegtrzs"/>
+        <w:spacing w:line="259" w:lineRule="auto"/>
+        <w:ind w:left="144" w:right="281"/>
+        <w:jc w:val="both"/>
+      </w:pPr>
+    </w:p>
+    <w:p>
+      <w:pPr>
+        <w:pStyle w:val="Szvegtrzs"/>
+        <w:spacing w:line="259" w:lineRule="auto"/>
+        <w:ind w:left="144" w:right="281"/>
+        <w:jc w:val="both"/>
+      </w:pPr>
+    </w:p>
+    <w:p>
+      <w:pPr>
+        <w:pStyle w:val="Szvegtrzs"/>
+        <w:spacing w:line="259" w:lineRule="auto"/>
+        <w:ind w:left="144" w:right="281"/>
+        <w:jc w:val="both"/>
+      </w:pPr>
+    </w:p>
+    <w:p>
+      <w:pPr>
+        <w:pStyle w:val="Szvegtrzs"/>
+        <w:spacing w:line="259" w:lineRule="auto"/>
+        <w:ind w:left="144" w:right="281"/>
+        <w:jc w:val="both"/>
+      </w:pPr>
+    </w:p>
+    <w:p>
+      <w:pPr>
+        <w:pStyle w:val="Szvegtrzs"/>
+        <w:spacing w:line="259" w:lineRule="auto"/>
+        <w:ind w:left="144" w:right="281"/>
+        <w:jc w:val="both"/>
+      </w:pPr>
+    </w:p>
+    <w:p>
+      <w:pPr>
+        <w:pStyle w:val="Szvegtrzs"/>
+        <w:spacing w:line="259" w:lineRule="auto"/>
+        <w:ind w:left="144" w:right="281"/>
+        <w:jc w:val="both"/>
+      </w:pPr>
+    </w:p>
+    <w:p>
+      <w:pPr>
+        <w:pStyle w:val="Szvegtrzs"/>
+        <w:spacing w:line="259" w:lineRule="auto"/>
+        <w:ind w:left="144" w:right="281"/>
+        <w:jc w:val="both"/>
+      </w:pPr>
+    </w:p>
+    <w:p>
+      <w:pPr>
+        <w:pStyle w:val="Szvegtrzs"/>
+        <w:spacing w:line="259" w:lineRule="auto"/>
+        <w:ind w:left="144" w:right="281"/>
+        <w:jc w:val="both"/>
+      </w:pPr>
+    </w:p>
+    <w:p>
+      <w:pPr>
+        <w:pStyle w:val="Szvegtrzs"/>
+        <w:spacing w:line="259" w:lineRule="auto"/>
+        <w:ind w:left="144" w:right="281"/>
+        <w:jc w:val="both"/>
+      </w:pPr>
+    </w:p>
+    <w:p>
+      <w:pPr>
+        <w:pStyle w:val="Szvegtrzs"/>
+        <w:spacing w:line="259" w:lineRule="auto"/>
+        <w:ind w:left="144" w:right="281"/>
+        <w:jc w:val="both"/>
+      </w:pPr>
+    </w:p>
+    <w:p>
+      <w:pPr>
+        <w:pStyle w:val="Szvegtrzs"/>
+        <w:spacing w:line="259" w:lineRule="auto"/>
+        <w:ind w:left="144" w:right="281"/>
+        <w:jc w:val="both"/>
+      </w:pPr>
+    </w:p>
+    <w:p>
+      <w:pPr>
+        <w:pStyle w:val="Szvegtrzs"/>
+        <w:spacing w:line="259" w:lineRule="auto"/>
+        <w:ind w:left="144" w:right="281"/>
+        <w:jc w:val="both"/>
+      </w:pPr>
+    </w:p>
+    <w:p>
+      <w:pPr>
+        <w:pStyle w:val="Szvegtrzs"/>
+        <w:spacing w:line="259" w:lineRule="auto"/>
+        <w:ind w:left="144" w:right="281"/>
+        <w:jc w:val="both"/>
+      </w:pPr>
+    </w:p>
+    <w:p>
+      <w:pPr>
+        <w:pStyle w:val="Szvegtrzs"/>
+        <w:spacing w:line="259" w:lineRule="auto"/>
+        <w:ind w:left="144" w:right="281"/>
+        <w:jc w:val="both"/>
+      </w:pPr>
+    </w:p>
+    <w:p>
+      <w:pPr>
+        <w:pStyle w:val="Szvegtrzs"/>
+        <w:spacing w:line="259" w:lineRule="auto"/>
+        <w:ind w:left="144" w:right="281"/>
+        <w:jc w:val="both"/>
+      </w:pPr>
+    </w:p>
+    <w:p>
+      <w:pPr>
+        <w:pStyle w:val="Szvegtrzs"/>
+        <w:spacing w:line="259" w:lineRule="auto"/>
+        <w:ind w:left="144" w:right="281"/>
+        <w:jc w:val="both"/>
+      </w:pPr>
+    </w:p>
+    <w:p>
+      <w:pPr>
+        <w:pStyle w:val="Szvegtrzs"/>
+        <w:spacing w:line="259" w:lineRule="auto"/>
+        <w:ind w:left="144" w:right="281"/>
+        <w:jc w:val="both"/>
+      </w:pPr>
+    </w:p>
+    <w:p>
+      <w:pPr>
+        <w:pStyle w:val="Szvegtrzs"/>
+        <w:spacing w:line="259" w:lineRule="auto"/>
+        <w:ind w:left="144" w:right="281"/>
+        <w:jc w:val="both"/>
+      </w:pPr>
+    </w:p>
+    <w:p>
+      <w:pPr>
+        <w:pStyle w:val="Szvegtrzs"/>
+        <w:spacing w:line="259" w:lineRule="auto"/>
+        <w:ind w:left="144" w:right="281"/>
+        <w:jc w:val="both"/>
+      </w:pPr>
+    </w:p>
+    <w:p>
+      <w:pPr>
+        <w:pStyle w:val="Szvegtrzs"/>
+        <w:spacing w:line="259" w:lineRule="auto"/>
+        <w:ind w:left="144" w:right="281"/>
+        <w:jc w:val="both"/>
+      </w:pPr>
+    </w:p>
+    <w:p>
+      <w:pPr>
+        <w:pStyle w:val="Szvegtrzs"/>
+        <w:spacing w:line="259" w:lineRule="auto"/>
+        <w:ind w:left="144" w:right="281"/>
+        <w:jc w:val="both"/>
+      </w:pPr>
+    </w:p>
+    <w:p>
+      <w:pPr>
+        <w:pStyle w:val="Szvegtrzs"/>
+        <w:spacing w:line="259" w:lineRule="auto"/>
+        <w:ind w:left="144" w:right="281"/>
+        <w:jc w:val="both"/>
+      </w:pPr>
+    </w:p>
+    <w:p>
+      <w:pPr>
+        <w:pStyle w:val="Szvegtrzs"/>
+        <w:spacing w:line="259" w:lineRule="auto"/>
+        <w:ind w:left="144" w:right="281"/>
+        <w:jc w:val="both"/>
+      </w:pPr>
+    </w:p>
+    <w:p>
+      <w:pPr>
+        <w:pStyle w:val="Szvegtrzs"/>
+        <w:spacing w:line="259" w:lineRule="auto"/>
+        <w:ind w:left="144" w:right="281"/>
+        <w:jc w:val="both"/>
+      </w:pPr>
+    </w:p>
+    <w:p>
+      <w:pPr>
+        <w:pStyle w:val="Szvegtrzs"/>
+        <w:spacing w:line="259" w:lineRule="auto"/>
+        <w:ind w:left="144" w:right="281"/>
+        <w:jc w:val="both"/>
+      </w:pPr>
+    </w:p>
+    <w:p>
+      <w:pPr>
+        <w:pStyle w:val="Szvegtrzs"/>
+        <w:spacing w:line="259" w:lineRule="auto"/>
+        <w:ind w:left="144" w:right="281"/>
+        <w:jc w:val="both"/>
+      </w:pPr>
+    </w:p>
+    <w:p>
+      <w:pPr>
+        <w:pStyle w:val="Szvegtrzs"/>
+        <w:spacing w:line="259" w:lineRule="auto"/>
+        <w:ind w:left="144" w:right="281"/>
+        <w:jc w:val="both"/>
+      </w:pPr>
+    </w:p>
+    <w:p>
+      <w:pPr>
+        <w:pStyle w:val="Szvegtrzs"/>
+        <w:spacing w:line="259" w:lineRule="auto"/>
+        <w:ind w:left="144" w:right="281"/>
+        <w:jc w:val="both"/>
+      </w:pPr>
+    </w:p>
+    <w:p>
+      <w:pPr>
+        <w:pStyle w:val="Szvegtrzs"/>
+        <w:spacing w:line="259" w:lineRule="auto"/>
+        <w:ind w:left="144" w:right="281"/>
+        <w:jc w:val="both"/>
+      </w:pPr>
+    </w:p>
+    <w:p>
+      <w:pPr>
+        <w:pStyle w:val="Szvegtrzs"/>
+        <w:spacing w:line="259" w:lineRule="auto"/>
+        <w:ind w:left="144" w:right="281"/>
+        <w:jc w:val="both"/>
+      </w:pPr>
+    </w:p>
+    <w:p>
+      <w:pPr>
+        <w:pStyle w:val="Szvegtrzs"/>
+        <w:spacing w:line="259" w:lineRule="auto"/>
+        <w:ind w:left="144" w:right="281"/>
+        <w:jc w:val="both"/>
+      </w:pPr>
+    </w:p>
+    <w:p>
+      <w:pPr>
+        <w:pStyle w:val="Szvegtrzs"/>
+        <w:spacing w:line="259" w:lineRule="auto"/>
+        <w:ind w:left="144" w:right="281"/>
+        <w:jc w:val="both"/>
+      </w:pPr>
+    </w:p>
+    <w:p>
+      <w:pPr>
+        <w:pStyle w:val="Szvegtrzs"/>
+        <w:spacing w:line="259" w:lineRule="auto"/>
+        <w:ind w:left="144" w:right="281"/>
+        <w:jc w:val="both"/>
+      </w:pPr>
+    </w:p>
+    <w:p>
+      <w:pPr>
+        <w:pStyle w:val="Szvegtrzs"/>
+        <w:spacing w:line="259" w:lineRule="auto"/>
+        <w:ind w:left="144" w:right="281"/>
+        <w:jc w:val="both"/>
+      </w:pPr>
+    </w:p>
+    <w:p>
+      <w:pPr>
+        <w:pStyle w:val="Szvegtrzs"/>
+        <w:spacing w:line="259" w:lineRule="auto"/>
+        <w:ind w:left="144" w:right="281"/>
+        <w:jc w:val="both"/>
+      </w:pPr>
+    </w:p>
+    <w:p>
+      <w:pPr>
+        <w:pStyle w:val="Szvegtrzs"/>
+        <w:spacing w:line="259" w:lineRule="auto"/>
+        <w:ind w:left="144" w:right="281"/>
+        <w:jc w:val="both"/>
+      </w:pPr>
+    </w:p>
+    <w:p>
+      <w:pPr>
+        <w:pStyle w:val="Szvegtrzs"/>
+        <w:spacing w:line="259" w:lineRule="auto"/>
+        <w:ind w:left="144" w:right="281"/>
+        <w:jc w:val="both"/>
+      </w:pPr>
+    </w:p>
+    <w:p>
+      <w:pPr>
+        <w:pStyle w:val="Szvegtrzs"/>
+        <w:spacing w:line="259" w:lineRule="auto"/>
+        <w:ind w:left="144" w:right="281"/>
+        <w:jc w:val="both"/>
+      </w:pPr>
+    </w:p>
+    <w:p>
+      <w:pPr>
+        <w:pStyle w:val="Szvegtrzs"/>
+        <w:spacing w:line="259" w:lineRule="auto"/>
+        <w:ind w:left="144" w:right="281"/>
+        <w:jc w:val="both"/>
+      </w:pPr>
+    </w:p>
+    <w:p>
+      <w:pPr>
+        <w:pStyle w:val="Szvegtrzs"/>
+        <w:spacing w:line="259" w:lineRule="auto"/>
+        <w:ind w:left="144" w:right="281"/>
+        <w:jc w:val="both"/>
+      </w:pPr>
+    </w:p>
+    <w:p>
+      <w:pPr>
+        <w:pStyle w:val="Cmsor1"/>
+      </w:pPr>
+      <w:bookmarkStart w:id="13" w:name="_Toc227653889"/>
+      <w:r>
+        <w:t>14. Termék törlése</w:t>
+      </w:r>
+      <w:bookmarkEnd w:id="13"/>
+    </w:p>
+    <w:p>
+      <w:r>
+        <w:t>Ha egy termék elfogyott vagy tévesen került felvitelre, egyszerűen eltávolítható a listából.</w:t>
+      </w:r>
+    </w:p>
+    <w:p>
+      <w:r>
+        <w:t>Ha egy termék elfogyott vagy tévesen került felvitelre, egyszerűen eltávolítható a listából. A funkció használata egyszerű, logikus és felhasználóbarát kialakítású.</w:t>
+      </w:r>
+    </w:p>
+    <w:p>
+      <w:r>
+        <w:t>Megjegyzés: Az adott modul működése a jogosultsági szintektől és rendszerbeállításoktól is függhet.</w:t>
+      </w:r>
+    </w:p>
+    <w:p>
+      <w:pPr>
+        <w:pStyle w:val="Szvegtrzs"/>
+        <w:spacing w:line="259" w:lineRule="auto"/>
+        <w:ind w:left="144" w:right="281"/>
+        <w:jc w:val="both"/>
+      </w:pPr>
+    </w:p>
+    <w:p>
+      <w:pPr>
+        <w:pStyle w:val="Szvegtrzs"/>
+        <w:spacing w:line="259" w:lineRule="auto"/>
+        <w:ind w:left="144" w:right="281"/>
+        <w:jc w:val="both"/>
+      </w:pPr>
+    </w:p>
+    <w:p>
+      <w:pPr>
+        <w:pStyle w:val="Szvegtrzs"/>
+        <w:spacing w:line="259" w:lineRule="auto"/>
+        <w:ind w:left="144" w:right="281"/>
+        <w:jc w:val="both"/>
+      </w:pPr>
+    </w:p>
+    <w:p>
+      <w:pPr>
+        <w:pStyle w:val="Szvegtrzs"/>
+        <w:spacing w:line="259" w:lineRule="auto"/>
+        <w:ind w:left="144" w:right="281"/>
+        <w:jc w:val="both"/>
+      </w:pPr>
+    </w:p>
+    <w:p>
+      <w:pPr>
+        <w:pStyle w:val="Szvegtrzs"/>
+        <w:spacing w:line="259" w:lineRule="auto"/>
+        <w:ind w:left="144" w:right="281"/>
+        <w:jc w:val="both"/>
+      </w:pPr>
+    </w:p>
+    <w:p>
+      <w:pPr>
+        <w:pStyle w:val="Szvegtrzs"/>
+        <w:spacing w:line="259" w:lineRule="auto"/>
+        <w:ind w:left="144" w:right="281"/>
+        <w:jc w:val="both"/>
+      </w:pPr>
+    </w:p>
+    <w:p>
+      <w:pPr>
+        <w:pStyle w:val="Szvegtrzs"/>
+        <w:spacing w:line="259" w:lineRule="auto"/>
+        <w:ind w:left="144" w:right="281"/>
+        <w:jc w:val="both"/>
+      </w:pPr>
+    </w:p>
+    <w:p>
+      <w:pPr>
+        <w:pStyle w:val="Szvegtrzs"/>
+        <w:spacing w:line="259" w:lineRule="auto"/>
+        <w:ind w:left="144" w:right="281"/>
+        <w:jc w:val="both"/>
+      </w:pPr>
+    </w:p>
+    <w:p>
+      <w:pPr>
+        <w:pStyle w:val="Szvegtrzs"/>
+        <w:spacing w:line="259" w:lineRule="auto"/>
+        <w:ind w:left="144" w:right="281"/>
+        <w:jc w:val="both"/>
+      </w:pPr>
+    </w:p>
+    <w:p>
+      <w:pPr>
+        <w:pStyle w:val="Szvegtrzs"/>
+        <w:spacing w:line="259" w:lineRule="auto"/>
+        <w:ind w:left="144" w:right="281"/>
+        <w:jc w:val="both"/>
+      </w:pPr>
+    </w:p>
+    <w:p>
+      <w:pPr>
+        <w:pStyle w:val="Szvegtrzs"/>
+        <w:spacing w:line="259" w:lineRule="auto"/>
+        <w:ind w:left="144" w:right="281"/>
+        <w:jc w:val="both"/>
+      </w:pPr>
+    </w:p>
+    <w:p>
+      <w:pPr>
+        <w:pStyle w:val="Szvegtrzs"/>
+        <w:spacing w:line="259" w:lineRule="auto"/>
+        <w:ind w:left="144" w:right="281"/>
+        <w:jc w:val="both"/>
+      </w:pPr>
+    </w:p>
+    <w:p>
+      <w:pPr>
+        <w:pStyle w:val="Szvegtrzs"/>
+        <w:spacing w:line="259" w:lineRule="auto"/>
+        <w:ind w:left="144" w:right="281"/>
+        <w:jc w:val="both"/>
+      </w:pPr>
+    </w:p>
+    <w:p>
+      <w:pPr>
+        <w:pStyle w:val="Szvegtrzs"/>
+        <w:spacing w:line="259" w:lineRule="auto"/>
+        <w:ind w:left="144" w:right="281"/>
+        <w:jc w:val="both"/>
+      </w:pPr>
+    </w:p>
+    <w:p>
+      <w:pPr>
+        <w:pStyle w:val="Szvegtrzs"/>
+        <w:spacing w:line="259" w:lineRule="auto"/>
+        <w:ind w:left="144" w:right="281"/>
+        <w:jc w:val="both"/>
+      </w:pPr>
+    </w:p>
+    <w:p>
+      <w:pPr>
+        <w:pStyle w:val="Szvegtrzs"/>
+        <w:spacing w:line="259" w:lineRule="auto"/>
+        <w:ind w:left="144" w:right="281"/>
+        <w:jc w:val="both"/>
+      </w:pPr>
+    </w:p>
+    <w:p>
+      <w:pPr>
+        <w:pStyle w:val="Szvegtrzs"/>
+        <w:spacing w:line="259" w:lineRule="auto"/>
+        <w:ind w:left="144" w:right="281"/>
+        <w:jc w:val="both"/>
+      </w:pPr>
+    </w:p>
+    <w:p>
+      <w:pPr>
+        <w:pStyle w:val="Szvegtrzs"/>
+        <w:spacing w:line="259" w:lineRule="auto"/>
+        <w:ind w:left="144" w:right="281"/>
+        <w:jc w:val="both"/>
+      </w:pPr>
+    </w:p>
+    <w:p>
+      <w:pPr>
+        <w:pStyle w:val="Szvegtrzs"/>
+        <w:spacing w:line="259" w:lineRule="auto"/>
+        <w:ind w:left="144" w:right="281"/>
+        <w:jc w:val="both"/>
+      </w:pPr>
+    </w:p>
+    <w:p>
+      <w:pPr>
+        <w:pStyle w:val="Szvegtrzs"/>
+        <w:spacing w:line="259" w:lineRule="auto"/>
+        <w:ind w:left="144" w:right="281"/>
+        <w:jc w:val="both"/>
+      </w:pPr>
+    </w:p>
+    <w:p>
+      <w:pPr>
+        <w:pStyle w:val="Szvegtrzs"/>
+        <w:spacing w:line="259" w:lineRule="auto"/>
+        <w:ind w:left="144" w:right="281"/>
+        <w:jc w:val="both"/>
+      </w:pPr>
+    </w:p>
+    <w:p>
+      <w:pPr>
+        <w:pStyle w:val="Szvegtrzs"/>
+        <w:spacing w:line="259" w:lineRule="auto"/>
+        <w:ind w:left="144" w:right="281"/>
+        <w:jc w:val="both"/>
+      </w:pPr>
+    </w:p>
+    <w:p>
+      <w:pPr>
+        <w:pStyle w:val="Szvegtrzs"/>
+        <w:spacing w:line="259" w:lineRule="auto"/>
+        <w:ind w:left="144" w:right="281"/>
+        <w:jc w:val="both"/>
+      </w:pPr>
+    </w:p>
+    <w:p>
+      <w:pPr>
+        <w:pStyle w:val="Szvegtrzs"/>
+        <w:spacing w:line="259" w:lineRule="auto"/>
+        <w:ind w:left="144" w:right="281"/>
+        <w:jc w:val="both"/>
+      </w:pPr>
+    </w:p>
+    <w:p>
+      <w:pPr>
+        <w:pStyle w:val="Szvegtrzs"/>
+        <w:spacing w:line="259" w:lineRule="auto"/>
+        <w:ind w:left="144" w:right="281"/>
+        <w:jc w:val="both"/>
+      </w:pPr>
+    </w:p>
+    <w:p>
+      <w:pPr>
+        <w:pStyle w:val="Szvegtrzs"/>
+        <w:spacing w:line="259" w:lineRule="auto"/>
+        <w:ind w:left="144" w:right="281"/>
+        <w:jc w:val="both"/>
+      </w:pPr>
+    </w:p>
+    <w:p>
+      <w:pPr>
+        <w:pStyle w:val="Szvegtrzs"/>
+        <w:spacing w:line="259" w:lineRule="auto"/>
+        <w:ind w:left="144" w:right="281"/>
+        <w:jc w:val="both"/>
+      </w:pPr>
+    </w:p>
+    <w:p>
+      <w:pPr>
+        <w:pStyle w:val="Szvegtrzs"/>
+        <w:spacing w:line="259" w:lineRule="auto"/>
+        <w:ind w:left="144" w:right="281"/>
+        <w:jc w:val="both"/>
+      </w:pPr>
+    </w:p>
+    <w:p>
+      <w:pPr>
+        <w:pStyle w:val="Szvegtrzs"/>
+        <w:spacing w:line="259" w:lineRule="auto"/>
+        <w:ind w:left="144" w:right="281"/>
+        <w:jc w:val="both"/>
+      </w:pPr>
+    </w:p>
+    <w:p>
+      <w:pPr>
+        <w:pStyle w:val="Cmsor1"/>
+      </w:pPr>
+      <w:bookmarkStart w:id="14" w:name="_Toc227653890"/>
+      <w:r>
+        <w:t>15. Lejárati figyelmeztetések</w:t>
+      </w:r>
+      <w:bookmarkEnd w:id="14"/>
+    </w:p>
+    <w:p>
+      <w:r>
+        <w:t>A rendszer automatikusan jelzi a hamarosan lejáró termékeket, ezzel segítve a tudatos felhasználást.</w:t>
+      </w:r>
+    </w:p>
+    <w:p>
+      <w:r>
+        <w:t>A rendszer automatikusan jelzi a hamarosan lejáró termékeket, ezzel segítve a tudatos felhasználást. A funkció használata egyszerű, logikus és felhasználóbarát kialakítású.</w:t>
+      </w:r>
+    </w:p>
+    <w:p>
+      <w:r>
+        <w:t>Megjegyzés: Az adott modul működése a jogosultsági szintektől és rendszerbeállításoktól is függhet.</w:t>
+      </w:r>
+    </w:p>
+    <w:p>
+      <w:pPr>
+        <w:pStyle w:val="Szvegtrzs"/>
+        <w:spacing w:line="259" w:lineRule="auto"/>
+        <w:ind w:left="144" w:right="281"/>
+        <w:jc w:val="both"/>
+      </w:pPr>
+    </w:p>
+    <w:p>
+      <w:pPr>
+        <w:pStyle w:val="Szvegtrzs"/>
+        <w:spacing w:line="259" w:lineRule="auto"/>
+        <w:ind w:left="144" w:right="281"/>
+        <w:jc w:val="both"/>
+      </w:pPr>
+    </w:p>
+    <w:p>
+      <w:pPr>
+        <w:pStyle w:val="Szvegtrzs"/>
+        <w:spacing w:line="259" w:lineRule="auto"/>
+        <w:ind w:left="144" w:right="281"/>
+        <w:jc w:val="both"/>
+      </w:pPr>
+    </w:p>
+    <w:p>
+      <w:pPr>
+        <w:pStyle w:val="Szvegtrzs"/>
+        <w:spacing w:line="259" w:lineRule="auto"/>
+        <w:ind w:left="144" w:right="281"/>
+        <w:jc w:val="both"/>
+      </w:pPr>
+    </w:p>
+    <w:p>
+      <w:pPr>
+        <w:pStyle w:val="Szvegtrzs"/>
+        <w:spacing w:line="259" w:lineRule="auto"/>
+        <w:ind w:left="144" w:right="281"/>
+        <w:jc w:val="both"/>
+      </w:pPr>
+    </w:p>
+    <w:p>
+      <w:pPr>
+        <w:pStyle w:val="Szvegtrzs"/>
+        <w:spacing w:line="259" w:lineRule="auto"/>
+        <w:ind w:left="144" w:right="281"/>
+        <w:jc w:val="both"/>
+      </w:pPr>
+    </w:p>
+    <w:p>
+      <w:pPr>
+        <w:pStyle w:val="Szvegtrzs"/>
+        <w:spacing w:line="259" w:lineRule="auto"/>
+        <w:ind w:left="144" w:right="281"/>
+        <w:jc w:val="both"/>
+      </w:pPr>
+    </w:p>
+    <w:p>
+      <w:pPr>
+        <w:pStyle w:val="Szvegtrzs"/>
+        <w:spacing w:line="259" w:lineRule="auto"/>
+        <w:ind w:left="144" w:right="281"/>
+        <w:jc w:val="both"/>
+      </w:pPr>
+    </w:p>
+    <w:p>
+      <w:pPr>
+        <w:pStyle w:val="Szvegtrzs"/>
+        <w:spacing w:line="259" w:lineRule="auto"/>
+        <w:ind w:left="144" w:right="281"/>
+        <w:jc w:val="both"/>
+      </w:pPr>
+    </w:p>
+    <w:p>
+      <w:pPr>
+        <w:pStyle w:val="Szvegtrzs"/>
+        <w:spacing w:line="259" w:lineRule="auto"/>
+        <w:ind w:left="144" w:right="281"/>
+        <w:jc w:val="both"/>
+      </w:pPr>
+    </w:p>
+    <w:p>
+      <w:pPr>
+        <w:pStyle w:val="Szvegtrzs"/>
+        <w:spacing w:line="259" w:lineRule="auto"/>
+        <w:ind w:left="144" w:right="281"/>
+        <w:jc w:val="both"/>
+      </w:pPr>
+    </w:p>
+    <w:p>
+      <w:pPr>
+        <w:pStyle w:val="Szvegtrzs"/>
+        <w:spacing w:line="259" w:lineRule="auto"/>
+        <w:ind w:left="144" w:right="281"/>
+        <w:jc w:val="both"/>
+      </w:pPr>
+    </w:p>
+    <w:p>
+      <w:pPr>
+        <w:pStyle w:val="Szvegtrzs"/>
+        <w:spacing w:line="259" w:lineRule="auto"/>
+        <w:ind w:left="144" w:right="281"/>
+        <w:jc w:val="both"/>
+      </w:pPr>
+    </w:p>
+    <w:p>
+      <w:pPr>
+        <w:pStyle w:val="Szvegtrzs"/>
+        <w:spacing w:line="259" w:lineRule="auto"/>
+        <w:ind w:left="144" w:right="281"/>
+        <w:jc w:val="both"/>
+      </w:pPr>
+    </w:p>
+    <w:p>
+      <w:pPr>
+        <w:pStyle w:val="Szvegtrzs"/>
+        <w:spacing w:line="259" w:lineRule="auto"/>
+        <w:ind w:left="144" w:right="281"/>
+        <w:jc w:val="both"/>
+      </w:pPr>
+    </w:p>
+    <w:p>
+      <w:pPr>
+        <w:pStyle w:val="Szvegtrzs"/>
+        <w:spacing w:line="259" w:lineRule="auto"/>
+        <w:ind w:left="144" w:right="281"/>
+        <w:jc w:val="both"/>
+      </w:pPr>
+    </w:p>
+    <w:p>
+      <w:pPr>
+        <w:pStyle w:val="Szvegtrzs"/>
+        <w:spacing w:line="259" w:lineRule="auto"/>
+        <w:ind w:left="144" w:right="281"/>
+        <w:jc w:val="both"/>
+      </w:pPr>
+    </w:p>
+    <w:p>
+      <w:pPr>
+        <w:pStyle w:val="Szvegtrzs"/>
+        <w:spacing w:line="259" w:lineRule="auto"/>
+        <w:ind w:left="144" w:right="281"/>
+        <w:jc w:val="both"/>
+      </w:pPr>
+    </w:p>
+    <w:p>
+      <w:pPr>
+        <w:pStyle w:val="Szvegtrzs"/>
+        <w:spacing w:line="259" w:lineRule="auto"/>
+        <w:ind w:left="144" w:right="281"/>
+        <w:jc w:val="both"/>
+      </w:pPr>
+    </w:p>
+    <w:p>
+      <w:pPr>
+        <w:pStyle w:val="Szvegtrzs"/>
+        <w:spacing w:line="259" w:lineRule="auto"/>
+        <w:ind w:left="144" w:right="281"/>
+        <w:jc w:val="both"/>
+      </w:pPr>
+    </w:p>
+    <w:p>
+      <w:pPr>
+        <w:pStyle w:val="Szvegtrzs"/>
+        <w:spacing w:line="259" w:lineRule="auto"/>
+        <w:ind w:left="144" w:right="281"/>
+        <w:jc w:val="both"/>
+      </w:pPr>
+    </w:p>
+    <w:p>
+      <w:pPr>
+        <w:pStyle w:val="Szvegtrzs"/>
+        <w:spacing w:line="259" w:lineRule="auto"/>
+        <w:ind w:left="144" w:right="281"/>
+        <w:jc w:val="both"/>
+      </w:pPr>
+    </w:p>
+    <w:p>
+      <w:pPr>
+        <w:pStyle w:val="Szvegtrzs"/>
+        <w:spacing w:line="259" w:lineRule="auto"/>
+        <w:ind w:left="144" w:right="281"/>
+        <w:jc w:val="both"/>
+      </w:pPr>
+    </w:p>
+    <w:p>
+      <w:pPr>
+        <w:pStyle w:val="Szvegtrzs"/>
+        <w:spacing w:line="259" w:lineRule="auto"/>
+        <w:ind w:left="144" w:right="281"/>
+        <w:jc w:val="both"/>
+      </w:pPr>
+    </w:p>
+    <w:p>
+      <w:pPr>
+        <w:pStyle w:val="Szvegtrzs"/>
+        <w:spacing w:line="259" w:lineRule="auto"/>
+        <w:ind w:left="144" w:right="281"/>
+        <w:jc w:val="both"/>
+      </w:pPr>
+    </w:p>
+    <w:p>
+      <w:pPr>
+        <w:pStyle w:val="Szvegtrzs"/>
+        <w:spacing w:line="259" w:lineRule="auto"/>
+        <w:ind w:left="144" w:right="281"/>
+        <w:jc w:val="both"/>
+      </w:pPr>
+    </w:p>
+    <w:p>
+      <w:pPr>
+        <w:pStyle w:val="Szvegtrzs"/>
+        <w:spacing w:line="259" w:lineRule="auto"/>
+        <w:ind w:left="144" w:right="281"/>
+        <w:jc w:val="both"/>
+      </w:pPr>
+    </w:p>
+    <w:p>
+      <w:pPr>
+        <w:pStyle w:val="Szvegtrzs"/>
+        <w:spacing w:line="259" w:lineRule="auto"/>
+        <w:ind w:left="144" w:right="281"/>
+        <w:jc w:val="both"/>
+      </w:pPr>
+    </w:p>
+    <w:p>
+      <w:pPr>
+        <w:pStyle w:val="Szvegtrzs"/>
+        <w:spacing w:line="259" w:lineRule="auto"/>
+        <w:ind w:left="144" w:right="281"/>
+        <w:jc w:val="both"/>
+      </w:pPr>
+    </w:p>
+    <w:p>
+      <w:pPr>
+        <w:pStyle w:val="Szvegtrzs"/>
+        <w:spacing w:line="259" w:lineRule="auto"/>
+        <w:ind w:left="144" w:right="281"/>
+        <w:jc w:val="both"/>
+      </w:pPr>
+    </w:p>
+    <w:p>
+      <w:pPr>
+        <w:pStyle w:val="Szvegtrzs"/>
+        <w:spacing w:line="259" w:lineRule="auto"/>
+        <w:ind w:left="144" w:right="281"/>
+        <w:jc w:val="both"/>
+      </w:pPr>
+    </w:p>
+    <w:p>
+      <w:pPr>
+        <w:pStyle w:val="Szvegtrzs"/>
+        <w:spacing w:line="259" w:lineRule="auto"/>
+        <w:ind w:left="144" w:right="281"/>
+        <w:jc w:val="both"/>
+      </w:pPr>
+    </w:p>
+    <w:p>
+      <w:pPr>
+        <w:pStyle w:val="Szvegtrzs"/>
+        <w:spacing w:line="259" w:lineRule="auto"/>
+        <w:ind w:left="144" w:right="281"/>
+        <w:jc w:val="both"/>
+      </w:pPr>
+    </w:p>
+    <w:p>
+      <w:pPr>
+        <w:pStyle w:val="Szvegtrzs"/>
+        <w:spacing w:line="259" w:lineRule="auto"/>
+        <w:ind w:left="144" w:right="281"/>
+        <w:jc w:val="both"/>
+      </w:pPr>
+    </w:p>
+    <w:p>
+      <w:pPr>
+        <w:pStyle w:val="Szvegtrzs"/>
+        <w:spacing w:line="259" w:lineRule="auto"/>
+        <w:ind w:left="144" w:right="281"/>
+        <w:jc w:val="both"/>
+      </w:pPr>
+    </w:p>
+    <w:p>
+      <w:pPr>
+        <w:pStyle w:val="Cmsor1"/>
+      </w:pPr>
+      <w:bookmarkStart w:id="15" w:name="_Toc227653891"/>
+      <w:r>
+        <w:t>16. Bevásárlólista</w:t>
+      </w:r>
+      <w:bookmarkEnd w:id="15"/>
+    </w:p>
+    <w:p>
+      <w:r>
+        <w:t>A bevásárlólista modul közös használatra készült. A tagok ugyanazt a listát láthatják és módosíthatják.</w:t>
+      </w:r>
+    </w:p>
+    <w:p>
+      <w:r>
+        <w:t>A bevásárlólista modul közös használatra készült. A tagok ugyanazt a listát láthatják és módosíthatják. A funkció használata egyszerű, logikus és felhasználóbarát kialakítású.</w:t>
+      </w:r>
+    </w:p>
+    <w:p>
+      <w:r>
+        <w:t>Megjegyzés: Az adott modul működése a jogosultsági szintektől és rendszerbeállításoktól is függhet.</w:t>
+      </w:r>
+    </w:p>
+    <w:p>
+      <w:pPr>
+        <w:pStyle w:val="Szvegtrzs"/>
+        <w:spacing w:line="259" w:lineRule="auto"/>
+        <w:ind w:left="144" w:right="281"/>
+        <w:jc w:val="both"/>
+      </w:pPr>
+    </w:p>
+    <w:p>
+      <w:pPr>
+        <w:pStyle w:val="Szvegtrzs"/>
+        <w:spacing w:line="259" w:lineRule="auto"/>
+        <w:ind w:left="144" w:right="281"/>
+        <w:jc w:val="both"/>
+      </w:pPr>
+    </w:p>
+    <w:p>
+      <w:pPr>
+        <w:pStyle w:val="Szvegtrzs"/>
+        <w:spacing w:line="259" w:lineRule="auto"/>
+        <w:ind w:left="144" w:right="281"/>
+        <w:jc w:val="both"/>
+      </w:pPr>
+    </w:p>
+    <w:p>
+      <w:pPr>
+        <w:pStyle w:val="Szvegtrzs"/>
+        <w:spacing w:line="259" w:lineRule="auto"/>
+        <w:ind w:left="144" w:right="281"/>
+        <w:jc w:val="both"/>
+      </w:pPr>
+    </w:p>
+    <w:p>
+      <w:pPr>
+        <w:pStyle w:val="Szvegtrzs"/>
+        <w:spacing w:line="259" w:lineRule="auto"/>
+        <w:ind w:left="144" w:right="281"/>
+        <w:jc w:val="both"/>
+      </w:pPr>
+    </w:p>
+    <w:p>
+      <w:pPr>
+        <w:pStyle w:val="Szvegtrzs"/>
+        <w:spacing w:line="259" w:lineRule="auto"/>
+        <w:ind w:left="144" w:right="281"/>
+        <w:jc w:val="both"/>
+      </w:pPr>
+    </w:p>
+    <w:p>
+      <w:pPr>
+        <w:pStyle w:val="Szvegtrzs"/>
+        <w:spacing w:line="259" w:lineRule="auto"/>
+        <w:ind w:left="144" w:right="281"/>
+        <w:jc w:val="both"/>
+      </w:pPr>
+    </w:p>
+    <w:p>
+      <w:pPr>
+        <w:pStyle w:val="Szvegtrzs"/>
+        <w:spacing w:line="259" w:lineRule="auto"/>
+        <w:ind w:left="144" w:right="281"/>
+        <w:jc w:val="both"/>
+      </w:pPr>
+    </w:p>
+    <w:p>
+      <w:pPr>
+        <w:pStyle w:val="Szvegtrzs"/>
+        <w:spacing w:line="259" w:lineRule="auto"/>
+        <w:ind w:left="144" w:right="281"/>
+        <w:jc w:val="both"/>
+      </w:pPr>
+    </w:p>
+    <w:p>
+      <w:pPr>
+        <w:pStyle w:val="Szvegtrzs"/>
+        <w:spacing w:line="259" w:lineRule="auto"/>
+        <w:ind w:left="144" w:right="281"/>
+        <w:jc w:val="both"/>
+      </w:pPr>
+    </w:p>
+    <w:p>
+      <w:pPr>
+        <w:pStyle w:val="Szvegtrzs"/>
+        <w:spacing w:line="259" w:lineRule="auto"/>
+        <w:ind w:left="144" w:right="281"/>
+        <w:jc w:val="both"/>
+      </w:pPr>
+    </w:p>
+    <w:p>
+      <w:pPr>
+        <w:pStyle w:val="Szvegtrzs"/>
+        <w:spacing w:line="259" w:lineRule="auto"/>
+        <w:ind w:left="144" w:right="281"/>
+        <w:jc w:val="both"/>
+      </w:pPr>
+    </w:p>
+    <w:p>
+      <w:pPr>
+        <w:pStyle w:val="Szvegtrzs"/>
+        <w:spacing w:line="259" w:lineRule="auto"/>
+        <w:ind w:left="144" w:right="281"/>
+        <w:jc w:val="both"/>
+      </w:pPr>
+    </w:p>
+    <w:p>
+      <w:pPr>
+        <w:pStyle w:val="Szvegtrzs"/>
+        <w:spacing w:line="259" w:lineRule="auto"/>
+        <w:ind w:left="144" w:right="281"/>
+        <w:jc w:val="both"/>
+      </w:pPr>
+    </w:p>
+    <w:p>
+      <w:pPr>
+        <w:pStyle w:val="Szvegtrzs"/>
+        <w:spacing w:line="259" w:lineRule="auto"/>
+        <w:ind w:left="144" w:right="281"/>
+        <w:jc w:val="both"/>
+      </w:pPr>
+    </w:p>
+    <w:p>
+      <w:pPr>
+        <w:pStyle w:val="Szvegtrzs"/>
+        <w:spacing w:line="259" w:lineRule="auto"/>
+        <w:ind w:left="144" w:right="281"/>
+        <w:jc w:val="both"/>
+      </w:pPr>
+    </w:p>
+    <w:p>
+      <w:pPr>
+        <w:pStyle w:val="Szvegtrzs"/>
+        <w:spacing w:line="259" w:lineRule="auto"/>
+        <w:ind w:left="144" w:right="281"/>
+        <w:jc w:val="both"/>
+      </w:pPr>
+    </w:p>
+    <w:p>
+      <w:pPr>
+        <w:pStyle w:val="Szvegtrzs"/>
+        <w:spacing w:line="259" w:lineRule="auto"/>
+        <w:ind w:left="144" w:right="281"/>
+        <w:jc w:val="both"/>
+      </w:pPr>
+    </w:p>
+    <w:p>
+      <w:pPr>
+        <w:pStyle w:val="Szvegtrzs"/>
+        <w:spacing w:line="259" w:lineRule="auto"/>
+        <w:ind w:left="144" w:right="281"/>
+        <w:jc w:val="both"/>
+      </w:pPr>
+    </w:p>
+    <w:p>
+      <w:pPr>
+        <w:pStyle w:val="Szvegtrzs"/>
+        <w:spacing w:line="259" w:lineRule="auto"/>
+        <w:ind w:left="144" w:right="281"/>
+        <w:jc w:val="both"/>
+      </w:pPr>
+    </w:p>
+    <w:p>
+      <w:pPr>
+        <w:pStyle w:val="Szvegtrzs"/>
+        <w:spacing w:line="259" w:lineRule="auto"/>
+        <w:ind w:left="144" w:right="281"/>
+        <w:jc w:val="both"/>
+      </w:pPr>
+    </w:p>
+    <w:p>
+      <w:pPr>
+        <w:pStyle w:val="Szvegtrzs"/>
+        <w:spacing w:line="259" w:lineRule="auto"/>
+        <w:ind w:left="144" w:right="281"/>
+        <w:jc w:val="both"/>
+      </w:pPr>
+    </w:p>
+    <w:p>
+      <w:pPr>
+        <w:pStyle w:val="Szvegtrzs"/>
+        <w:spacing w:line="259" w:lineRule="auto"/>
+        <w:ind w:left="144" w:right="281"/>
+        <w:jc w:val="both"/>
+      </w:pPr>
+    </w:p>
+    <w:p>
+      <w:pPr>
+        <w:pStyle w:val="Szvegtrzs"/>
+        <w:spacing w:line="259" w:lineRule="auto"/>
+        <w:ind w:left="144" w:right="281"/>
+        <w:jc w:val="both"/>
+      </w:pPr>
+    </w:p>
+    <w:p>
+      <w:pPr>
+        <w:pStyle w:val="Szvegtrzs"/>
+        <w:spacing w:line="259" w:lineRule="auto"/>
+        <w:ind w:left="144" w:right="281"/>
+        <w:jc w:val="both"/>
+      </w:pPr>
+    </w:p>
+    <w:p>
+      <w:pPr>
+        <w:pStyle w:val="Szvegtrzs"/>
+        <w:spacing w:line="259" w:lineRule="auto"/>
+        <w:ind w:left="144" w:right="281"/>
+        <w:jc w:val="both"/>
+      </w:pPr>
+    </w:p>
+    <w:p>
+      <w:pPr>
+        <w:pStyle w:val="Szvegtrzs"/>
+        <w:spacing w:line="259" w:lineRule="auto"/>
+        <w:ind w:left="144" w:right="281"/>
+        <w:jc w:val="both"/>
+      </w:pPr>
+    </w:p>
+    <w:p>
+      <w:pPr>
+        <w:pStyle w:val="Szvegtrzs"/>
+        <w:spacing w:line="259" w:lineRule="auto"/>
+        <w:ind w:left="144" w:right="281"/>
+        <w:jc w:val="both"/>
+      </w:pPr>
+    </w:p>
+    <w:p>
+      <w:pPr>
+        <w:pStyle w:val="Cmsor1"/>
+      </w:pPr>
+      <w:bookmarkStart w:id="16" w:name="_Toc227653892"/>
+      <w:r>
+        <w:lastRenderedPageBreak/>
+        <w:t>17. Automatikus lista</w:t>
+      </w:r>
+      <w:bookmarkEnd w:id="16"/>
+    </w:p>
+    <w:p>
+      <w:r>
+        <w:t>Ha egy termék mennyisége alacsony, a rendszer javasolhatja felvételét a következő bevásárlólistára.</w:t>
+      </w:r>
+    </w:p>
+    <w:p>
+      <w:r>
+        <w:t>Ha egy termék mennyisége alacsony, a rendszer javasolhatja felvételét a következő bevásárlólistára. A funkció használata egyszerű, logikus és felhasználóbarát kialakítású.</w:t>
+      </w:r>
+    </w:p>
+    <w:p>
+      <w:r>
+        <w:t>Megjegyzés: Az adott modul működése a jogosultsági szintektől és rendszerbeállításoktól is függhet.</w:t>
+      </w:r>
+    </w:p>
+    <w:p>
+      <w:pPr>
+        <w:pStyle w:val="Szvegtrzs"/>
+        <w:spacing w:line="259" w:lineRule="auto"/>
+        <w:ind w:left="144" w:right="281"/>
+        <w:jc w:val="both"/>
+      </w:pPr>
+    </w:p>
+    <w:p>
+      <w:pPr>
+        <w:pStyle w:val="Szvegtrzs"/>
+        <w:spacing w:line="259" w:lineRule="auto"/>
+        <w:ind w:left="144" w:right="281"/>
+        <w:jc w:val="both"/>
+      </w:pPr>
+    </w:p>
+    <w:p>
+      <w:pPr>
+        <w:pStyle w:val="Szvegtrzs"/>
+        <w:spacing w:line="259" w:lineRule="auto"/>
+        <w:ind w:left="144" w:right="281"/>
+        <w:jc w:val="both"/>
+      </w:pPr>
+    </w:p>
+    <w:p>
+      <w:pPr>
+        <w:pStyle w:val="Szvegtrzs"/>
+        <w:spacing w:line="259" w:lineRule="auto"/>
+        <w:ind w:left="144" w:right="281"/>
+        <w:jc w:val="both"/>
+      </w:pPr>
+    </w:p>
+    <w:p>
+      <w:pPr>
+        <w:pStyle w:val="Szvegtrzs"/>
+        <w:spacing w:line="259" w:lineRule="auto"/>
+        <w:ind w:left="144" w:right="281"/>
+        <w:jc w:val="both"/>
+      </w:pPr>
+    </w:p>
+    <w:p>
+      <w:pPr>
+        <w:pStyle w:val="Szvegtrzs"/>
+        <w:spacing w:line="259" w:lineRule="auto"/>
+        <w:ind w:left="144" w:right="281"/>
+        <w:jc w:val="both"/>
+      </w:pPr>
+    </w:p>
+    <w:p>
+      <w:pPr>
+        <w:pStyle w:val="Szvegtrzs"/>
+        <w:spacing w:line="259" w:lineRule="auto"/>
+        <w:ind w:left="144" w:right="281"/>
+        <w:jc w:val="both"/>
+      </w:pPr>
+    </w:p>
+    <w:p>
+      <w:pPr>
+        <w:pStyle w:val="Szvegtrzs"/>
+        <w:spacing w:line="259" w:lineRule="auto"/>
+        <w:ind w:left="144" w:right="281"/>
+        <w:jc w:val="both"/>
+      </w:pPr>
+    </w:p>
+    <w:p>
+      <w:pPr>
+        <w:pStyle w:val="Szvegtrzs"/>
+        <w:spacing w:line="259" w:lineRule="auto"/>
+        <w:ind w:left="144" w:right="281"/>
+        <w:jc w:val="both"/>
+      </w:pPr>
+    </w:p>
+    <w:p>
+      <w:pPr>
+        <w:pStyle w:val="Szvegtrzs"/>
+        <w:spacing w:line="259" w:lineRule="auto"/>
+        <w:ind w:left="144" w:right="281"/>
+        <w:jc w:val="both"/>
+      </w:pPr>
+    </w:p>
+    <w:p>
+      <w:pPr>
+        <w:pStyle w:val="Szvegtrzs"/>
+        <w:spacing w:line="259" w:lineRule="auto"/>
+        <w:ind w:left="144" w:right="281"/>
+        <w:jc w:val="both"/>
+      </w:pPr>
+    </w:p>
+    <w:p>
+      <w:pPr>
+        <w:pStyle w:val="Szvegtrzs"/>
+        <w:spacing w:line="259" w:lineRule="auto"/>
+        <w:ind w:left="144" w:right="281"/>
+        <w:jc w:val="both"/>
+      </w:pPr>
+    </w:p>
+    <w:p>
+      <w:pPr>
+        <w:pStyle w:val="Szvegtrzs"/>
+        <w:spacing w:line="259" w:lineRule="auto"/>
+        <w:ind w:left="144" w:right="281"/>
+        <w:jc w:val="both"/>
+      </w:pPr>
+    </w:p>
+    <w:p>
+      <w:pPr>
+        <w:pStyle w:val="Szvegtrzs"/>
+        <w:spacing w:line="259" w:lineRule="auto"/>
+        <w:ind w:left="144" w:right="281"/>
+        <w:jc w:val="both"/>
+      </w:pPr>
+    </w:p>
+    <w:p>
+      <w:pPr>
+        <w:pStyle w:val="Szvegtrzs"/>
+        <w:spacing w:line="259" w:lineRule="auto"/>
+        <w:ind w:left="144" w:right="281"/>
+        <w:jc w:val="both"/>
+      </w:pPr>
+    </w:p>
+    <w:p>
+      <w:pPr>
+        <w:pStyle w:val="Szvegtrzs"/>
+        <w:spacing w:line="259" w:lineRule="auto"/>
+        <w:ind w:left="144" w:right="281"/>
+        <w:jc w:val="both"/>
+      </w:pPr>
+    </w:p>
+    <w:p>
+      <w:pPr>
+        <w:pStyle w:val="Szvegtrzs"/>
+        <w:spacing w:line="259" w:lineRule="auto"/>
+        <w:ind w:left="144" w:right="281"/>
+        <w:jc w:val="both"/>
+      </w:pPr>
+    </w:p>
+    <w:p>
+      <w:pPr>
+        <w:pStyle w:val="Szvegtrzs"/>
+        <w:spacing w:line="259" w:lineRule="auto"/>
+        <w:ind w:left="144" w:right="281"/>
+        <w:jc w:val="both"/>
+      </w:pPr>
+    </w:p>
+    <w:p>
+      <w:pPr>
+        <w:pStyle w:val="Szvegtrzs"/>
+        <w:spacing w:line="259" w:lineRule="auto"/>
+        <w:ind w:left="144" w:right="281"/>
+        <w:jc w:val="both"/>
+      </w:pPr>
+    </w:p>
+    <w:p>
+      <w:pPr>
+        <w:pStyle w:val="Szvegtrzs"/>
+        <w:spacing w:line="259" w:lineRule="auto"/>
+        <w:ind w:left="144" w:right="281"/>
+        <w:jc w:val="both"/>
+      </w:pPr>
+    </w:p>
+    <w:p>
+      <w:pPr>
+        <w:pStyle w:val="Szvegtrzs"/>
+        <w:spacing w:line="259" w:lineRule="auto"/>
+        <w:ind w:left="144" w:right="281"/>
+        <w:jc w:val="both"/>
+      </w:pPr>
+    </w:p>
+    <w:p>
+      <w:pPr>
+        <w:pStyle w:val="Szvegtrzs"/>
+        <w:spacing w:line="259" w:lineRule="auto"/>
+        <w:ind w:left="144" w:right="281"/>
+        <w:jc w:val="both"/>
+      </w:pPr>
+    </w:p>
+    <w:p>
+      <w:pPr>
+        <w:pStyle w:val="Szvegtrzs"/>
+        <w:spacing w:line="259" w:lineRule="auto"/>
+        <w:ind w:left="144" w:right="281"/>
+        <w:jc w:val="both"/>
+      </w:pPr>
+    </w:p>
+    <w:p>
+      <w:pPr>
+        <w:pStyle w:val="Szvegtrzs"/>
+        <w:spacing w:line="259" w:lineRule="auto"/>
+        <w:ind w:left="144" w:right="281"/>
+        <w:jc w:val="both"/>
+      </w:pPr>
+    </w:p>
+    <w:p>
+      <w:pPr>
+        <w:pStyle w:val="Szvegtrzs"/>
+        <w:spacing w:line="259" w:lineRule="auto"/>
+        <w:ind w:left="144" w:right="281"/>
+        <w:jc w:val="both"/>
+      </w:pPr>
+    </w:p>
+    <w:p>
+      <w:pPr>
+        <w:pStyle w:val="Szvegtrzs"/>
+        <w:spacing w:line="259" w:lineRule="auto"/>
+        <w:ind w:left="144" w:right="281"/>
+        <w:jc w:val="both"/>
+      </w:pPr>
+    </w:p>
+    <w:p>
+      <w:pPr>
+        <w:pStyle w:val="Szvegtrzs"/>
+        <w:spacing w:line="259" w:lineRule="auto"/>
+        <w:ind w:left="144" w:right="281"/>
+        <w:jc w:val="both"/>
+      </w:pPr>
+    </w:p>
+    <w:p>
+      <w:pPr>
+        <w:pStyle w:val="Szvegtrzs"/>
+        <w:spacing w:line="259" w:lineRule="auto"/>
+        <w:ind w:left="144" w:right="281"/>
+        <w:jc w:val="both"/>
+      </w:pPr>
+    </w:p>
+    <w:p>
+      <w:pPr>
+        <w:pStyle w:val="Szvegtrzs"/>
+        <w:spacing w:line="259" w:lineRule="auto"/>
+        <w:ind w:left="144" w:right="281"/>
+        <w:jc w:val="both"/>
+      </w:pPr>
+    </w:p>
+    <w:p>
+      <w:pPr>
+        <w:pStyle w:val="Szvegtrzs"/>
+        <w:spacing w:line="259" w:lineRule="auto"/>
+        <w:ind w:left="144" w:right="281"/>
+        <w:jc w:val="both"/>
+      </w:pPr>
+    </w:p>
+    <w:p>
+      <w:pPr>
+        <w:pStyle w:val="Szvegtrzs"/>
+        <w:spacing w:line="259" w:lineRule="auto"/>
+        <w:ind w:left="144" w:right="281"/>
+        <w:jc w:val="both"/>
+      </w:pPr>
+    </w:p>
+    <w:p>
+      <w:pPr>
+        <w:pStyle w:val="Szvegtrzs"/>
+        <w:spacing w:line="259" w:lineRule="auto"/>
+        <w:ind w:left="144" w:right="281"/>
+        <w:jc w:val="both"/>
+      </w:pPr>
+    </w:p>
+    <w:p>
+      <w:pPr>
+        <w:pStyle w:val="Szvegtrzs"/>
+        <w:spacing w:line="259" w:lineRule="auto"/>
+        <w:ind w:left="144" w:right="281"/>
+        <w:jc w:val="both"/>
+      </w:pPr>
+    </w:p>
+    <w:p>
+      <w:pPr>
+        <w:pStyle w:val="Szvegtrzs"/>
+        <w:spacing w:line="259" w:lineRule="auto"/>
+        <w:ind w:left="144" w:right="281"/>
+        <w:jc w:val="both"/>
+      </w:pPr>
+    </w:p>
+    <w:p>
+      <w:pPr>
+        <w:pStyle w:val="Szvegtrzs"/>
+        <w:spacing w:line="259" w:lineRule="auto"/>
+        <w:ind w:left="144" w:right="281"/>
+        <w:jc w:val="both"/>
+      </w:pPr>
+    </w:p>
+    <w:p>
+      <w:pPr>
+        <w:pStyle w:val="Szvegtrzs"/>
+        <w:spacing w:line="259" w:lineRule="auto"/>
+        <w:ind w:left="144" w:right="281"/>
+        <w:jc w:val="both"/>
+      </w:pPr>
+    </w:p>
+    <w:p>
+      <w:pPr>
+        <w:pStyle w:val="Cmsor1"/>
+      </w:pPr>
+      <w:bookmarkStart w:id="17" w:name="_Toc227653893"/>
+      <w:r>
+        <w:t>18. Manuális lista</w:t>
+      </w:r>
+      <w:bookmarkEnd w:id="17"/>
+    </w:p>
+    <w:p>
+      <w:r>
+        <w:t>A felhasználó saját igényei szerint új listát készíthet, például hétvégi főzéshez vagy nagybevásárláshoz.</w:t>
+      </w:r>
+    </w:p>
+    <w:p>
+      <w:r>
+        <w:t>A felhasználó saját igényei szerint új listát készíthet, például hétvégi főzéshez vagy nagybevásárláshoz. A funkció használata egyszerű, logikus és felhasználóbarát kialakítású.</w:t>
+      </w:r>
+    </w:p>
+    <w:p>
+      <w:r>
+        <w:t>Megjegyzés: Az adott modul működése a jogosultsági szintektől és rendszerbeállításoktól is függhet.</w:t>
+      </w:r>
+    </w:p>
+    <w:p>
+      <w:pPr>
+        <w:pStyle w:val="Szvegtrzs"/>
+        <w:spacing w:line="259" w:lineRule="auto"/>
+        <w:ind w:left="144" w:right="281"/>
+        <w:jc w:val="both"/>
+      </w:pPr>
+    </w:p>
+    <w:p>
+      <w:pPr>
+        <w:pStyle w:val="Szvegtrzs"/>
+        <w:spacing w:line="259" w:lineRule="auto"/>
+        <w:ind w:left="144" w:right="281"/>
+        <w:jc w:val="both"/>
+      </w:pPr>
+    </w:p>
+    <w:p>
+      <w:pPr>
+        <w:pStyle w:val="Szvegtrzs"/>
+        <w:spacing w:line="259" w:lineRule="auto"/>
+        <w:ind w:left="144" w:right="281"/>
+        <w:jc w:val="both"/>
+      </w:pPr>
+    </w:p>
+    <w:p>
+      <w:pPr>
+        <w:pStyle w:val="Szvegtrzs"/>
+        <w:spacing w:line="259" w:lineRule="auto"/>
+        <w:ind w:left="144" w:right="281"/>
+        <w:jc w:val="both"/>
+      </w:pPr>
+    </w:p>
+    <w:p>
+      <w:pPr>
+        <w:pStyle w:val="Szvegtrzs"/>
+        <w:spacing w:line="259" w:lineRule="auto"/>
+        <w:ind w:left="144" w:right="281"/>
+        <w:jc w:val="both"/>
+      </w:pPr>
+    </w:p>
+    <w:p>
+      <w:pPr>
+        <w:pStyle w:val="Szvegtrzs"/>
+        <w:spacing w:line="259" w:lineRule="auto"/>
+        <w:ind w:left="144" w:right="281"/>
+        <w:jc w:val="both"/>
+      </w:pPr>
+    </w:p>
+    <w:p>
+      <w:pPr>
+        <w:pStyle w:val="Szvegtrzs"/>
+        <w:spacing w:line="259" w:lineRule="auto"/>
+        <w:ind w:left="144" w:right="281"/>
+        <w:jc w:val="both"/>
+      </w:pPr>
+    </w:p>
+    <w:p>
+      <w:pPr>
+        <w:pStyle w:val="Szvegtrzs"/>
+        <w:spacing w:line="259" w:lineRule="auto"/>
+        <w:ind w:left="144" w:right="281"/>
+        <w:jc w:val="both"/>
+      </w:pPr>
+    </w:p>
+    <w:p>
+      <w:pPr>
+        <w:pStyle w:val="Szvegtrzs"/>
+        <w:spacing w:line="259" w:lineRule="auto"/>
+        <w:ind w:left="144" w:right="281"/>
+        <w:jc w:val="both"/>
+      </w:pPr>
+    </w:p>
+    <w:p>
+      <w:pPr>
+        <w:pStyle w:val="Szvegtrzs"/>
+        <w:spacing w:line="259" w:lineRule="auto"/>
+        <w:ind w:left="144" w:right="281"/>
+        <w:jc w:val="both"/>
+      </w:pPr>
+    </w:p>
+    <w:p>
+      <w:pPr>
+        <w:pStyle w:val="Szvegtrzs"/>
+        <w:spacing w:line="259" w:lineRule="auto"/>
+        <w:ind w:left="144" w:right="281"/>
+        <w:jc w:val="both"/>
+      </w:pPr>
+    </w:p>
+    <w:p>
+      <w:pPr>
+        <w:pStyle w:val="Szvegtrzs"/>
+        <w:spacing w:line="259" w:lineRule="auto"/>
+        <w:ind w:left="144" w:right="281"/>
+        <w:jc w:val="both"/>
+      </w:pPr>
+    </w:p>
+    <w:p>
+      <w:pPr>
+        <w:pStyle w:val="Szvegtrzs"/>
+        <w:spacing w:line="259" w:lineRule="auto"/>
+        <w:ind w:left="144" w:right="281"/>
+        <w:jc w:val="both"/>
+      </w:pPr>
+    </w:p>
+    <w:p>
+      <w:pPr>
+        <w:pStyle w:val="Szvegtrzs"/>
+        <w:spacing w:line="259" w:lineRule="auto"/>
+        <w:ind w:left="144" w:right="281"/>
+        <w:jc w:val="both"/>
+      </w:pPr>
+    </w:p>
+    <w:p>
+      <w:pPr>
+        <w:pStyle w:val="Szvegtrzs"/>
+        <w:spacing w:line="259" w:lineRule="auto"/>
+        <w:ind w:left="144" w:right="281"/>
+        <w:jc w:val="both"/>
+      </w:pPr>
+    </w:p>
+    <w:p>
+      <w:pPr>
+        <w:pStyle w:val="Szvegtrzs"/>
+        <w:spacing w:line="259" w:lineRule="auto"/>
+        <w:ind w:left="144" w:right="281"/>
+        <w:jc w:val="both"/>
+      </w:pPr>
+    </w:p>
+    <w:p>
+      <w:pPr>
+        <w:pStyle w:val="Szvegtrzs"/>
+        <w:spacing w:line="259" w:lineRule="auto"/>
+        <w:ind w:left="144" w:right="281"/>
+        <w:jc w:val="both"/>
+      </w:pPr>
+    </w:p>
+    <w:p>
+      <w:pPr>
+        <w:pStyle w:val="Szvegtrzs"/>
+        <w:spacing w:line="259" w:lineRule="auto"/>
+        <w:ind w:left="144" w:right="281"/>
+        <w:jc w:val="both"/>
+      </w:pPr>
+    </w:p>
+    <w:p>
+      <w:pPr>
+        <w:pStyle w:val="Szvegtrzs"/>
+        <w:spacing w:line="259" w:lineRule="auto"/>
+        <w:ind w:left="144" w:right="281"/>
+        <w:jc w:val="both"/>
+      </w:pPr>
+    </w:p>
+    <w:p>
+      <w:pPr>
+        <w:pStyle w:val="Szvegtrzs"/>
+        <w:spacing w:line="259" w:lineRule="auto"/>
+        <w:ind w:left="144" w:right="281"/>
+        <w:jc w:val="both"/>
+      </w:pPr>
+    </w:p>
+    <w:p>
+      <w:pPr>
+        <w:pStyle w:val="Szvegtrzs"/>
+        <w:spacing w:line="259" w:lineRule="auto"/>
+        <w:ind w:left="144" w:right="281"/>
+        <w:jc w:val="both"/>
+      </w:pPr>
+    </w:p>
+    <w:p>
+      <w:pPr>
+        <w:pStyle w:val="Szvegtrzs"/>
+        <w:spacing w:line="259" w:lineRule="auto"/>
+        <w:ind w:left="144" w:right="281"/>
+        <w:jc w:val="both"/>
+      </w:pPr>
+    </w:p>
+    <w:p>
+      <w:pPr>
+        <w:pStyle w:val="Szvegtrzs"/>
+        <w:spacing w:line="259" w:lineRule="auto"/>
+        <w:ind w:left="144" w:right="281"/>
+        <w:jc w:val="both"/>
+      </w:pPr>
+    </w:p>
+    <w:p>
+      <w:pPr>
+        <w:pStyle w:val="Szvegtrzs"/>
+        <w:spacing w:line="259" w:lineRule="auto"/>
+        <w:ind w:left="144" w:right="281"/>
+        <w:jc w:val="both"/>
+      </w:pPr>
+    </w:p>
+    <w:p>
+      <w:pPr>
+        <w:pStyle w:val="Szvegtrzs"/>
+        <w:spacing w:line="259" w:lineRule="auto"/>
+        <w:ind w:left="144" w:right="281"/>
+        <w:jc w:val="both"/>
+      </w:pPr>
+    </w:p>
+    <w:p>
+      <w:pPr>
+        <w:pStyle w:val="Szvegtrzs"/>
+        <w:spacing w:line="259" w:lineRule="auto"/>
+        <w:ind w:left="144" w:right="281"/>
+        <w:jc w:val="both"/>
+      </w:pPr>
+    </w:p>
+    <w:p>
+      <w:pPr>
+        <w:pStyle w:val="Szvegtrzs"/>
+        <w:spacing w:line="259" w:lineRule="auto"/>
+        <w:ind w:left="144" w:right="281"/>
+        <w:jc w:val="both"/>
+      </w:pPr>
+    </w:p>
+    <w:p>
+      <w:pPr>
+        <w:pStyle w:val="Szvegtrzs"/>
+        <w:spacing w:line="259" w:lineRule="auto"/>
+        <w:ind w:left="144" w:right="281"/>
+        <w:jc w:val="both"/>
+      </w:pPr>
+    </w:p>
+    <w:p>
+      <w:pPr>
+        <w:pStyle w:val="Szvegtrzs"/>
+        <w:spacing w:line="259" w:lineRule="auto"/>
+        <w:ind w:left="144" w:right="281"/>
+        <w:jc w:val="both"/>
+      </w:pPr>
+    </w:p>
+    <w:p>
+      <w:pPr>
+        <w:pStyle w:val="Szvegtrzs"/>
+        <w:spacing w:line="259" w:lineRule="auto"/>
+        <w:ind w:left="144" w:right="281"/>
+        <w:jc w:val="both"/>
+      </w:pPr>
+    </w:p>
+    <w:p>
+      <w:pPr>
+        <w:pStyle w:val="Szvegtrzs"/>
+        <w:spacing w:line="259" w:lineRule="auto"/>
+        <w:ind w:left="144" w:right="281"/>
+        <w:jc w:val="both"/>
+      </w:pPr>
+    </w:p>
+    <w:p>
+      <w:pPr>
+        <w:pStyle w:val="Szvegtrzs"/>
+        <w:spacing w:line="259" w:lineRule="auto"/>
+        <w:ind w:left="144" w:right="281"/>
+        <w:jc w:val="both"/>
+      </w:pPr>
+    </w:p>
+    <w:p>
+      <w:pPr>
+        <w:pStyle w:val="Szvegtrzs"/>
+        <w:spacing w:line="259" w:lineRule="auto"/>
+        <w:ind w:left="144" w:right="281"/>
+        <w:jc w:val="both"/>
+      </w:pPr>
+    </w:p>
+    <w:p>
+      <w:pPr>
+        <w:pStyle w:val="Szvegtrzs"/>
+        <w:spacing w:line="259" w:lineRule="auto"/>
+        <w:ind w:left="144" w:right="281"/>
+        <w:jc w:val="both"/>
+      </w:pPr>
+    </w:p>
+    <w:p>
+      <w:pPr>
+        <w:pStyle w:val="Cmsor1"/>
+      </w:pPr>
+      <w:bookmarkStart w:id="18" w:name="_Toc227653894"/>
+      <w:r>
+        <w:t>19. Receptek</w:t>
+      </w:r>
+      <w:bookmarkEnd w:id="18"/>
+    </w:p>
+    <w:p>
+      <w:r>
+        <w:t>A rendszer a rendelkezésre álló alapanyagok alapján receptjavaslatokat jeleníthet meg.</w:t>
+      </w:r>
+    </w:p>
+    <w:p>
+      <w:r>
+        <w:t>A rendszer a rendelkezésre álló alapanyagok alapján receptjavaslatokat jeleníthet meg. A funkció használata egyszerű, logikus és felhasználóbarát kialakítású.</w:t>
+      </w:r>
+    </w:p>
+    <w:p>
+      <w:r>
+        <w:t>Megjegyzés: Az adott modul működése a jogosultsági szintektől és rendszerbeállításoktól is függhet.</w:t>
+      </w:r>
+    </w:p>
+    <w:p>
+      <w:pPr>
+        <w:pStyle w:val="Szvegtrzs"/>
+        <w:spacing w:line="259" w:lineRule="auto"/>
+        <w:ind w:left="144" w:right="281"/>
+        <w:jc w:val="both"/>
+      </w:pPr>
+    </w:p>
+    <w:p>
+      <w:pPr>
+        <w:pStyle w:val="Szvegtrzs"/>
+        <w:spacing w:line="259" w:lineRule="auto"/>
+        <w:ind w:left="144" w:right="281"/>
+        <w:jc w:val="both"/>
+      </w:pPr>
+    </w:p>
+    <w:p>
+      <w:pPr>
+        <w:pStyle w:val="Szvegtrzs"/>
+        <w:spacing w:line="259" w:lineRule="auto"/>
+        <w:ind w:left="144" w:right="281"/>
+        <w:jc w:val="both"/>
+      </w:pPr>
+    </w:p>
+    <w:p>
+      <w:pPr>
+        <w:pStyle w:val="Szvegtrzs"/>
+        <w:spacing w:line="259" w:lineRule="auto"/>
+        <w:ind w:left="144" w:right="281"/>
+        <w:jc w:val="both"/>
+      </w:pPr>
+    </w:p>
+    <w:p>
+      <w:pPr>
+        <w:pStyle w:val="Szvegtrzs"/>
+        <w:spacing w:line="259" w:lineRule="auto"/>
+        <w:ind w:left="144" w:right="281"/>
+        <w:jc w:val="both"/>
+      </w:pPr>
+    </w:p>
+    <w:p>
+      <w:pPr>
+        <w:pStyle w:val="Szvegtrzs"/>
+        <w:spacing w:line="259" w:lineRule="auto"/>
+        <w:ind w:left="144" w:right="281"/>
+        <w:jc w:val="both"/>
+      </w:pPr>
+    </w:p>
+    <w:p>
+      <w:pPr>
+        <w:pStyle w:val="Szvegtrzs"/>
+        <w:spacing w:line="259" w:lineRule="auto"/>
+        <w:ind w:left="144" w:right="281"/>
+        <w:jc w:val="both"/>
+      </w:pPr>
+    </w:p>
+    <w:p>
+      <w:pPr>
+        <w:pStyle w:val="Szvegtrzs"/>
+        <w:spacing w:line="259" w:lineRule="auto"/>
+        <w:ind w:left="144" w:right="281"/>
+        <w:jc w:val="both"/>
+      </w:pPr>
+    </w:p>
+    <w:p>
+      <w:pPr>
+        <w:pStyle w:val="Szvegtrzs"/>
+        <w:spacing w:line="259" w:lineRule="auto"/>
+        <w:ind w:left="144" w:right="281"/>
+        <w:jc w:val="both"/>
+      </w:pPr>
+    </w:p>
+    <w:p>
+      <w:pPr>
+        <w:pStyle w:val="Szvegtrzs"/>
+        <w:spacing w:line="259" w:lineRule="auto"/>
+        <w:ind w:left="144" w:right="281"/>
+        <w:jc w:val="both"/>
+      </w:pPr>
+    </w:p>
+    <w:p>
+      <w:pPr>
+        <w:pStyle w:val="Szvegtrzs"/>
+        <w:spacing w:line="259" w:lineRule="auto"/>
+        <w:ind w:left="144" w:right="281"/>
+        <w:jc w:val="both"/>
+      </w:pPr>
+    </w:p>
+    <w:p>
+      <w:pPr>
+        <w:pStyle w:val="Szvegtrzs"/>
+        <w:spacing w:line="259" w:lineRule="auto"/>
+        <w:ind w:left="144" w:right="281"/>
+        <w:jc w:val="both"/>
+      </w:pPr>
+    </w:p>
+    <w:p>
+      <w:pPr>
+        <w:pStyle w:val="Szvegtrzs"/>
+        <w:spacing w:line="259" w:lineRule="auto"/>
+        <w:ind w:left="144" w:right="281"/>
+        <w:jc w:val="both"/>
+      </w:pPr>
+    </w:p>
+    <w:p>
+      <w:pPr>
+        <w:pStyle w:val="Szvegtrzs"/>
+        <w:spacing w:line="259" w:lineRule="auto"/>
+        <w:ind w:left="144" w:right="281"/>
+        <w:jc w:val="both"/>
+      </w:pPr>
+    </w:p>
+    <w:p>
+      <w:pPr>
+        <w:pStyle w:val="Szvegtrzs"/>
+        <w:spacing w:line="259" w:lineRule="auto"/>
+        <w:ind w:left="144" w:right="281"/>
+        <w:jc w:val="both"/>
+      </w:pPr>
+    </w:p>
+    <w:p>
+      <w:pPr>
+        <w:pStyle w:val="Szvegtrzs"/>
+        <w:spacing w:line="259" w:lineRule="auto"/>
+        <w:ind w:left="144" w:right="281"/>
+        <w:jc w:val="both"/>
+      </w:pPr>
+    </w:p>
+    <w:p>
+      <w:pPr>
+        <w:pStyle w:val="Szvegtrzs"/>
+        <w:spacing w:line="259" w:lineRule="auto"/>
+        <w:ind w:left="144" w:right="281"/>
+        <w:jc w:val="both"/>
+      </w:pPr>
+    </w:p>
+    <w:p>
+      <w:pPr>
+        <w:pStyle w:val="Szvegtrzs"/>
+        <w:spacing w:line="259" w:lineRule="auto"/>
+        <w:ind w:left="144" w:right="281"/>
+        <w:jc w:val="both"/>
+      </w:pPr>
+    </w:p>
+    <w:p>
+      <w:pPr>
+        <w:pStyle w:val="Szvegtrzs"/>
+        <w:spacing w:line="259" w:lineRule="auto"/>
+        <w:ind w:left="144" w:right="281"/>
+        <w:jc w:val="both"/>
+      </w:pPr>
+    </w:p>
+    <w:p>
+      <w:pPr>
+        <w:pStyle w:val="Szvegtrzs"/>
+        <w:spacing w:line="259" w:lineRule="auto"/>
+        <w:ind w:left="144" w:right="281"/>
+        <w:jc w:val="both"/>
+      </w:pPr>
+    </w:p>
+    <w:p>
+      <w:pPr>
+        <w:pStyle w:val="Szvegtrzs"/>
+        <w:spacing w:line="259" w:lineRule="auto"/>
+        <w:ind w:left="144" w:right="281"/>
+        <w:jc w:val="both"/>
+      </w:pPr>
+    </w:p>
+    <w:p>
+      <w:pPr>
+        <w:pStyle w:val="Szvegtrzs"/>
+        <w:spacing w:line="259" w:lineRule="auto"/>
+        <w:ind w:left="144" w:right="281"/>
+        <w:jc w:val="both"/>
+      </w:pPr>
+    </w:p>
+    <w:p>
+      <w:pPr>
+        <w:pStyle w:val="Szvegtrzs"/>
+        <w:spacing w:line="259" w:lineRule="auto"/>
+        <w:ind w:left="144" w:right="281"/>
+        <w:jc w:val="both"/>
+      </w:pPr>
+    </w:p>
+    <w:p>
+      <w:pPr>
+        <w:pStyle w:val="Szvegtrzs"/>
+        <w:spacing w:line="259" w:lineRule="auto"/>
+        <w:ind w:left="144" w:right="281"/>
+        <w:jc w:val="both"/>
+      </w:pPr>
+    </w:p>
+    <w:p>
+      <w:pPr>
+        <w:pStyle w:val="Szvegtrzs"/>
+        <w:spacing w:line="259" w:lineRule="auto"/>
+        <w:ind w:left="144" w:right="281"/>
+        <w:jc w:val="both"/>
+      </w:pPr>
+    </w:p>
+    <w:p>
+      <w:pPr>
+        <w:pStyle w:val="Szvegtrzs"/>
+        <w:spacing w:line="259" w:lineRule="auto"/>
+        <w:ind w:left="144" w:right="281"/>
+        <w:jc w:val="both"/>
+      </w:pPr>
+    </w:p>
+    <w:p>
+      <w:pPr>
+        <w:pStyle w:val="Szvegtrzs"/>
+        <w:spacing w:line="259" w:lineRule="auto"/>
+        <w:ind w:left="144" w:right="281"/>
+        <w:jc w:val="both"/>
+      </w:pPr>
+    </w:p>
+    <w:p>
+      <w:pPr>
+        <w:pStyle w:val="Szvegtrzs"/>
+        <w:spacing w:line="259" w:lineRule="auto"/>
+        <w:ind w:left="144" w:right="281"/>
+        <w:jc w:val="both"/>
+      </w:pPr>
+    </w:p>
+    <w:p>
+      <w:pPr>
+        <w:pStyle w:val="Szvegtrzs"/>
+        <w:spacing w:line="259" w:lineRule="auto"/>
+        <w:ind w:left="144" w:right="281"/>
+        <w:jc w:val="both"/>
+      </w:pPr>
+    </w:p>
+    <w:p>
+      <w:pPr>
+        <w:pStyle w:val="Szvegtrzs"/>
+        <w:spacing w:line="259" w:lineRule="auto"/>
+        <w:ind w:left="144" w:right="281"/>
+        <w:jc w:val="both"/>
+      </w:pPr>
+    </w:p>
+    <w:p>
+      <w:pPr>
+        <w:pStyle w:val="Szvegtrzs"/>
+        <w:spacing w:line="259" w:lineRule="auto"/>
+        <w:ind w:left="144" w:right="281"/>
+        <w:jc w:val="both"/>
+      </w:pPr>
+    </w:p>
+    <w:p>
+      <w:pPr>
+        <w:pStyle w:val="Szvegtrzs"/>
+        <w:spacing w:line="259" w:lineRule="auto"/>
+        <w:ind w:left="144" w:right="281"/>
+        <w:jc w:val="both"/>
+      </w:pPr>
+    </w:p>
+    <w:p>
+      <w:pPr>
+        <w:pStyle w:val="Szvegtrzs"/>
+        <w:spacing w:line="259" w:lineRule="auto"/>
+        <w:ind w:left="144" w:right="281"/>
+        <w:jc w:val="both"/>
+      </w:pPr>
+    </w:p>
+    <w:p>
+      <w:pPr>
+        <w:pStyle w:val="Szvegtrzs"/>
+        <w:spacing w:line="259" w:lineRule="auto"/>
+        <w:ind w:left="144" w:right="281"/>
+        <w:jc w:val="both"/>
+      </w:pPr>
+    </w:p>
+    <w:p>
+      <w:pPr>
+        <w:pStyle w:val="Szvegtrzs"/>
+        <w:spacing w:line="259" w:lineRule="auto"/>
+        <w:ind w:left="144" w:right="281"/>
+        <w:jc w:val="both"/>
+      </w:pPr>
+    </w:p>
+    <w:p>
+      <w:pPr>
+        <w:pStyle w:val="Szvegtrzs"/>
+        <w:spacing w:line="259" w:lineRule="auto"/>
+        <w:ind w:left="144" w:right="281"/>
+        <w:jc w:val="both"/>
+      </w:pPr>
+    </w:p>
+    <w:p>
+      <w:pPr>
+        <w:pStyle w:val="Szvegtrzs"/>
+        <w:spacing w:line="259" w:lineRule="auto"/>
+        <w:ind w:left="144" w:right="281"/>
+        <w:jc w:val="both"/>
+      </w:pPr>
+    </w:p>
+    <w:p>
+      <w:pPr>
+        <w:pStyle w:val="Szvegtrzs"/>
+        <w:spacing w:line="259" w:lineRule="auto"/>
+        <w:ind w:left="144" w:right="281"/>
+        <w:jc w:val="both"/>
+      </w:pPr>
+    </w:p>
+    <w:p>
+      <w:pPr>
+        <w:pStyle w:val="Szvegtrzs"/>
+        <w:spacing w:line="259" w:lineRule="auto"/>
+        <w:ind w:left="144" w:right="281"/>
+        <w:jc w:val="both"/>
+      </w:pPr>
+    </w:p>
+    <w:p>
+      <w:pPr>
+        <w:pStyle w:val="Szvegtrzs"/>
+        <w:spacing w:line="259" w:lineRule="auto"/>
+        <w:ind w:left="144" w:right="281"/>
+        <w:jc w:val="both"/>
+      </w:pPr>
+    </w:p>
+    <w:p>
+      <w:pPr>
+        <w:pStyle w:val="Szvegtrzs"/>
+        <w:spacing w:line="259" w:lineRule="auto"/>
+        <w:ind w:left="144" w:right="281"/>
+        <w:jc w:val="both"/>
+      </w:pPr>
+    </w:p>
+    <w:p>
+      <w:pPr>
+        <w:pStyle w:val="Cmsor1"/>
+      </w:pPr>
+      <w:bookmarkStart w:id="19" w:name="_Toc227653895"/>
+      <w:r>
+        <w:t>20. Kedvencek</w:t>
+      </w:r>
+      <w:bookmarkEnd w:id="19"/>
+    </w:p>
+    <w:p>
+      <w:r>
+        <w:t>A gyakran használt receptek elmenthetők kedvencként későbbi gyors eléréshez.</w:t>
+      </w:r>
+    </w:p>
+    <w:p>
+      <w:r>
+        <w:t>A gyakran használt receptek elmenthetők kedvencként későbbi gyors eléréshez. A funkció használata egyszerű, logikus és felhasználóbarát kialakítású.</w:t>
+      </w:r>
+    </w:p>
+    <w:p>
+      <w:r>
+        <w:t>Megjegyzés: Az adott modul működése a jogosultsági szintektől és rendszerbeállításoktól is függhet.</w:t>
+      </w:r>
+    </w:p>
+    <w:p>
+      <w:pPr>
+        <w:pStyle w:val="Szvegtrzs"/>
+        <w:spacing w:line="259" w:lineRule="auto"/>
+        <w:ind w:left="144" w:right="281"/>
+        <w:jc w:val="both"/>
+      </w:pPr>
+    </w:p>
+    <w:p>
+      <w:pPr>
+        <w:pStyle w:val="Szvegtrzs"/>
+        <w:spacing w:line="259" w:lineRule="auto"/>
+        <w:ind w:left="144" w:right="281"/>
+        <w:jc w:val="both"/>
+      </w:pPr>
+    </w:p>
+    <w:p>
+      <w:pPr>
+        <w:pStyle w:val="Szvegtrzs"/>
+        <w:spacing w:line="259" w:lineRule="auto"/>
+        <w:ind w:left="144" w:right="281"/>
+        <w:jc w:val="both"/>
+      </w:pPr>
+    </w:p>
+    <w:p>
+      <w:pPr>
+        <w:pStyle w:val="Szvegtrzs"/>
+        <w:spacing w:line="259" w:lineRule="auto"/>
+        <w:ind w:left="144" w:right="281"/>
+        <w:jc w:val="both"/>
+      </w:pPr>
+    </w:p>
+    <w:p>
+      <w:pPr>
+        <w:pStyle w:val="Szvegtrzs"/>
+        <w:spacing w:line="259" w:lineRule="auto"/>
+        <w:ind w:left="144" w:right="281"/>
+        <w:jc w:val="both"/>
+      </w:pPr>
+    </w:p>
+    <w:p>
+      <w:pPr>
+        <w:pStyle w:val="Szvegtrzs"/>
+        <w:spacing w:line="259" w:lineRule="auto"/>
+        <w:ind w:left="144" w:right="281"/>
+        <w:jc w:val="both"/>
+      </w:pPr>
+    </w:p>
+    <w:p>
+      <w:pPr>
+        <w:pStyle w:val="Szvegtrzs"/>
+        <w:spacing w:line="259" w:lineRule="auto"/>
+        <w:ind w:left="144" w:right="281"/>
+        <w:jc w:val="both"/>
+      </w:pPr>
+    </w:p>
+    <w:p>
+      <w:pPr>
+        <w:pStyle w:val="Szvegtrzs"/>
+        <w:spacing w:line="259" w:lineRule="auto"/>
+        <w:ind w:left="144" w:right="281"/>
+        <w:jc w:val="both"/>
+      </w:pPr>
+    </w:p>
+    <w:p>
+      <w:pPr>
+        <w:pStyle w:val="Szvegtrzs"/>
+        <w:spacing w:line="259" w:lineRule="auto"/>
+        <w:ind w:left="144" w:right="281"/>
+        <w:jc w:val="both"/>
+      </w:pPr>
+    </w:p>
+    <w:p>
+      <w:pPr>
+        <w:pStyle w:val="Szvegtrzs"/>
+        <w:spacing w:line="259" w:lineRule="auto"/>
+        <w:ind w:left="144" w:right="281"/>
+        <w:jc w:val="both"/>
+      </w:pPr>
+    </w:p>
+    <w:p>
+      <w:pPr>
+        <w:pStyle w:val="Szvegtrzs"/>
+        <w:spacing w:line="259" w:lineRule="auto"/>
+        <w:ind w:left="144" w:right="281"/>
+        <w:jc w:val="both"/>
+      </w:pPr>
+    </w:p>
+    <w:p>
+      <w:pPr>
+        <w:pStyle w:val="Szvegtrzs"/>
+        <w:spacing w:line="259" w:lineRule="auto"/>
+        <w:ind w:left="144" w:right="281"/>
+        <w:jc w:val="both"/>
+      </w:pPr>
+    </w:p>
+    <w:p>
+      <w:pPr>
+        <w:pStyle w:val="Szvegtrzs"/>
+        <w:spacing w:line="259" w:lineRule="auto"/>
+        <w:ind w:left="144" w:right="281"/>
+        <w:jc w:val="both"/>
+      </w:pPr>
+    </w:p>
+    <w:p>
+      <w:pPr>
+        <w:pStyle w:val="Szvegtrzs"/>
+        <w:spacing w:line="259" w:lineRule="auto"/>
+        <w:ind w:left="144" w:right="281"/>
+        <w:jc w:val="both"/>
+      </w:pPr>
+    </w:p>
+    <w:p>
+      <w:pPr>
+        <w:pStyle w:val="Szvegtrzs"/>
+        <w:spacing w:line="259" w:lineRule="auto"/>
+        <w:ind w:left="144" w:right="281"/>
+        <w:jc w:val="both"/>
+      </w:pPr>
+    </w:p>
+    <w:p>
+      <w:pPr>
+        <w:pStyle w:val="Szvegtrzs"/>
+        <w:spacing w:line="259" w:lineRule="auto"/>
+        <w:ind w:left="144" w:right="281"/>
+        <w:jc w:val="both"/>
+      </w:pPr>
+    </w:p>
+    <w:p>
+      <w:pPr>
+        <w:pStyle w:val="Szvegtrzs"/>
+        <w:spacing w:line="259" w:lineRule="auto"/>
+        <w:ind w:left="144" w:right="281"/>
+        <w:jc w:val="both"/>
+      </w:pPr>
+    </w:p>
+    <w:p>
+      <w:pPr>
+        <w:pStyle w:val="Szvegtrzs"/>
+        <w:spacing w:line="259" w:lineRule="auto"/>
+        <w:ind w:left="144" w:right="281"/>
+        <w:jc w:val="both"/>
+      </w:pPr>
+    </w:p>
+    <w:p>
+      <w:pPr>
+        <w:pStyle w:val="Szvegtrzs"/>
+        <w:spacing w:line="259" w:lineRule="auto"/>
+        <w:ind w:left="144" w:right="281"/>
+        <w:jc w:val="both"/>
+      </w:pPr>
+    </w:p>
+    <w:p>
+      <w:pPr>
+        <w:pStyle w:val="Szvegtrzs"/>
+        <w:spacing w:line="259" w:lineRule="auto"/>
+        <w:ind w:left="144" w:right="281"/>
+        <w:jc w:val="both"/>
+      </w:pPr>
+    </w:p>
+    <w:p>
+      <w:pPr>
+        <w:pStyle w:val="Szvegtrzs"/>
+        <w:spacing w:line="259" w:lineRule="auto"/>
+        <w:ind w:left="144" w:right="281"/>
+        <w:jc w:val="both"/>
+      </w:pPr>
+    </w:p>
+    <w:p>
+      <w:pPr>
+        <w:pStyle w:val="Szvegtrzs"/>
+        <w:spacing w:line="259" w:lineRule="auto"/>
+        <w:ind w:left="144" w:right="281"/>
+        <w:jc w:val="both"/>
+      </w:pPr>
+    </w:p>
+    <w:p>
+      <w:pPr>
+        <w:pStyle w:val="Szvegtrzs"/>
+        <w:spacing w:line="259" w:lineRule="auto"/>
+        <w:ind w:left="144" w:right="281"/>
+        <w:jc w:val="both"/>
+      </w:pPr>
+    </w:p>
+    <w:p>
+      <w:pPr>
+        <w:pStyle w:val="Szvegtrzs"/>
+        <w:spacing w:line="259" w:lineRule="auto"/>
+        <w:ind w:left="144" w:right="281"/>
+        <w:jc w:val="both"/>
+      </w:pPr>
+    </w:p>
+    <w:p>
+      <w:pPr>
+        <w:pStyle w:val="Szvegtrzs"/>
+        <w:spacing w:line="259" w:lineRule="auto"/>
+        <w:ind w:left="144" w:right="281"/>
+        <w:jc w:val="both"/>
+      </w:pPr>
+    </w:p>
+    <w:p>
+      <w:pPr>
+        <w:pStyle w:val="Szvegtrzs"/>
+        <w:spacing w:line="259" w:lineRule="auto"/>
+        <w:ind w:left="144" w:right="281"/>
+        <w:jc w:val="both"/>
+      </w:pPr>
+    </w:p>
+    <w:p>
+      <w:pPr>
+        <w:pStyle w:val="Szvegtrzs"/>
+        <w:spacing w:line="259" w:lineRule="auto"/>
+        <w:ind w:left="144" w:right="281"/>
+        <w:jc w:val="both"/>
+      </w:pPr>
+    </w:p>
+    <w:p>
+      <w:pPr>
+        <w:pStyle w:val="Cmsor1"/>
+      </w:pPr>
+      <w:bookmarkStart w:id="20" w:name="_Toc227653896"/>
+      <w:r>
+        <w:t>21. Értesítések</w:t>
+      </w:r>
+      <w:bookmarkEnd w:id="20"/>
+    </w:p>
+    <w:p>
+      <w:proofErr w:type="spellStart"/>
+      <w:r>
+        <w:t>Push</w:t>
+      </w:r>
+      <w:proofErr w:type="spellEnd"/>
+      <w:r>
+        <w:t xml:space="preserve"> vagy rendszerüzenetek figyelmeztethetnek lejáratra, készlethiányra vagy lista módosításra.</w:t>
+      </w:r>
+    </w:p>
+    <w:p>
+      <w:proofErr w:type="spellStart"/>
+      <w:r>
+        <w:t>Push</w:t>
+      </w:r>
+      <w:proofErr w:type="spellEnd"/>
+      <w:r>
+        <w:t xml:space="preserve"> vagy rendszerüzenetek figyelmeztethetnek lejáratra, készlethiányra vagy lista módosításra. A funkció használata egyszerű, logikus és felhasználóbarát kialakítású.</w:t>
+      </w:r>
+    </w:p>
+    <w:p>
+      <w:r>
+        <w:t>Megjegyzés: Az adott modul működése a jogosultsági szintektől és rendszerbeállításoktól is függhet.</w:t>
+      </w:r>
+    </w:p>
+    <w:p>
+      <w:r>
+        <w:br w:type="page"/>
+      </w:r>
+    </w:p>
+    <w:p>
+      <w:pPr>
+        <w:pStyle w:val="Cmsor1"/>
+      </w:pPr>
+      <w:bookmarkStart w:id="21" w:name="_Toc227653897"/>
+      <w:r>
+        <w:lastRenderedPageBreak/>
+        <w:t xml:space="preserve">22. </w:t>
+      </w:r>
+      <w:proofErr w:type="spellStart"/>
+      <w:r>
+        <w:t>Admin</w:t>
+      </w:r>
+      <w:proofErr w:type="spellEnd"/>
+      <w:r>
+        <w:t xml:space="preserve"> funkciók</w:t>
+      </w:r>
+      <w:bookmarkEnd w:id="21"/>
+    </w:p>
+    <w:p>
+      <w:r>
+        <w:t>Az adminisztrátor jogosultságokat kezelhet, tagokat módosíthat és rendszerbeállításokat végezhet.</w:t>
+      </w:r>
+    </w:p>
+    <w:p>
+      <w:r>
+        <w:t>Az adminisztrátor jogosultságokat kezelhet, tagokat módosíthat és rendszerbeállításokat végezhet. A funkció használata egyszerű, logikus és felhasználóbarát kialakítású.</w:t>
+      </w:r>
+    </w:p>
+    <w:p>
+      <w:r>
+        <w:t>Megjegyzés: Az adott modul működése a jogosultsági szintektől és rendszerbeállításoktól is függhet.</w:t>
+      </w:r>
+    </w:p>
+    <w:p>
+      <w:r>
+        <w:br w:type="page"/>
+      </w:r>
+    </w:p>
+    <w:p>
+      <w:pPr>
+        <w:pStyle w:val="Cmsor1"/>
+      </w:pPr>
+      <w:bookmarkStart w:id="22" w:name="_Toc227653898"/>
+      <w:r>
+        <w:lastRenderedPageBreak/>
+        <w:t>23. Gyakori hibák</w:t>
+      </w:r>
+      <w:bookmarkEnd w:id="22"/>
+    </w:p>
+    <w:p>
+      <w:r>
+        <w:t>Hibás jelszó, hiányzó adatok vagy duplikált termék esetén a rendszer egyértelmű visszajelzést ad.</w:t>
+      </w:r>
+    </w:p>
+    <w:p>
+      <w:r>
+        <w:t>Hibás jelszó, hiányzó adatok vagy duplikált termék esetén a rendszer egyértelmű visszajelzést ad. A funkció használata egyszerű, logikus és felhasználóbarát kialakítású.</w:t>
+      </w:r>
+    </w:p>
+    <w:p>
+      <w:r>
+        <w:t>Megjegyzés: Az adott modul működése a jogosultsági szintektől és rendszerbeállításoktól is függhet.</w:t>
+      </w:r>
+    </w:p>
+    <w:p>
+      <w:r>
+        <w:br w:type="page"/>
+      </w:r>
+    </w:p>
+    <w:p>
+      <w:pPr>
+        <w:pStyle w:val="Cmsor1"/>
+      </w:pPr>
+      <w:bookmarkStart w:id="23" w:name="_Toc227653899"/>
+      <w:r>
+        <w:lastRenderedPageBreak/>
+        <w:t>24. Használati tippek</w:t>
+      </w:r>
+      <w:bookmarkEnd w:id="23"/>
+    </w:p>
+    <w:p>
+      <w:r>
+        <w:t>Érdemes minden vásárlás után frissíteni a készletet, valamint fogyasztás után csökkenteni a mennyiségeket.</w:t>
+      </w:r>
+    </w:p>
+    <w:p>
+      <w:r>
+        <w:t>Érdemes minden vásárlás után frissíteni a készletet, valamint fogyasztás után csökkenteni a mennyiségeket. A funkció használata egyszerű, logikus és felhasználóbarát kialakítású.</w:t>
+      </w:r>
+    </w:p>
+    <w:p>
+      <w:r>
+        <w:t>Megjegyzés: Az adott modul működése a jogosultsági szintektől és rendszerbeállításoktól is függhet.</w:t>
+      </w:r>
+    </w:p>
+    <w:p>
+      <w:r>
+        <w:br w:type="page"/>
+      </w:r>
+    </w:p>
+    <w:p>
+      <w:pPr>
+        <w:pStyle w:val="Cmsor1"/>
+      </w:pPr>
+      <w:bookmarkStart w:id="24" w:name="_Toc227653900"/>
+      <w:r>
+        <w:lastRenderedPageBreak/>
+        <w:t>25. Összegzés</w:t>
+      </w:r>
+      <w:bookmarkEnd w:id="24"/>
+    </w:p>
+    <w:p>
+      <w:r>
+        <w:t xml:space="preserve">A </w:t>
+      </w:r>
+      <w:proofErr w:type="spellStart"/>
+      <w:r>
+        <w:t>Magic</w:t>
+      </w:r>
+      <w:proofErr w:type="spellEnd"/>
+      <w:r>
+        <w:t xml:space="preserve"> </w:t>
+      </w:r>
+      <w:proofErr w:type="spellStart"/>
+      <w:r>
+        <w:t>Fridge</w:t>
+      </w:r>
+      <w:proofErr w:type="spellEnd"/>
+      <w:r>
+        <w:t xml:space="preserve"> korszerű megoldást kínál a modern háztartások számára. Segíti a rendszerezést, csökkenti a pazarlást és támogatja a közös tervezést.</w:t>
+      </w:r>
+    </w:p>
+    <w:p>
+      <w:r>
+        <w:t xml:space="preserve">A </w:t>
+      </w:r>
+      <w:proofErr w:type="spellStart"/>
+      <w:r>
+        <w:t>Magic</w:t>
+      </w:r>
+      <w:proofErr w:type="spellEnd"/>
+      <w:r>
+        <w:t xml:space="preserve"> </w:t>
+      </w:r>
+      <w:proofErr w:type="spellStart"/>
+      <w:r>
+        <w:t>Fridge</w:t>
+      </w:r>
+      <w:proofErr w:type="spellEnd"/>
+      <w:r>
+        <w:t xml:space="preserve"> korszerű megoldást kínál a modern háztartások számára. Segíti a rendszerezést, csökkenti a pazarlást és támogatja a közös tervezést. A funkció használata egyszerű, logikus és felhasználóbarát kialakítású.</w:t>
+      </w:r>
+    </w:p>
+    <w:p>
+      <w:r>
+        <w:t>Megjegyzés: Az adott modul működése a jogosultsági szintektől és rendszerbeállításoktól is függhet.</w:t>
+      </w:r>
+    </w:p>
+    <w:p>
+      <w:pPr>
+        <w:pStyle w:val="Szvegtrzs"/>
+        <w:spacing w:line="259" w:lineRule="auto"/>
+        <w:ind w:left="144" w:right="281"/>
+        <w:jc w:val="both"/>
+      </w:pPr>
+    </w:p>
+    <w:p>
+      <w:pPr>
+        <w:pStyle w:val="Szvegtrzs"/>
+        <w:spacing w:line="259" w:lineRule="auto"/>
+        <w:ind w:left="144" w:right="281"/>
+        <w:jc w:val="both"/>
+      </w:pPr>
+    </w:p>
+    <w:p>
+      <w:pPr>
+        <w:pStyle w:val="Szvegtrzs"/>
+        <w:spacing w:line="259" w:lineRule="auto"/>
+        <w:ind w:left="144" w:right="281"/>
+        <w:jc w:val="both"/>
+      </w:pPr>
+    </w:p>
+    <w:p>
+      <w:pPr>
+        <w:pStyle w:val="Szvegtrzs"/>
+        <w:spacing w:line="259" w:lineRule="auto"/>
+        <w:ind w:left="144" w:right="281"/>
+        <w:jc w:val="both"/>
+      </w:pPr>
+    </w:p>
+    <w:p>
+      <w:pPr>
+        <w:pStyle w:val="Szvegtrzs"/>
+        <w:spacing w:line="259" w:lineRule="auto"/>
+        <w:ind w:left="144" w:right="281"/>
+        <w:jc w:val="both"/>
+      </w:pPr>
+    </w:p>
+    <w:p>
+      <w:pPr>
+        <w:pStyle w:val="Szvegtrzs"/>
+        <w:spacing w:line="259" w:lineRule="auto"/>
+        <w:ind w:left="144" w:right="281"/>
+        <w:jc w:val="both"/>
+      </w:pPr>
+    </w:p>
+    <w:p>
+      <w:pPr>
+        <w:pStyle w:val="Szvegtrzs"/>
+        <w:spacing w:line="259" w:lineRule="auto"/>
+        <w:ind w:left="144" w:right="281"/>
+        <w:jc w:val="both"/>
+      </w:pPr>
+    </w:p>
+    <w:p>
+      <w:pPr>
+        <w:pStyle w:val="Szvegtrzs"/>
+        <w:spacing w:line="259" w:lineRule="auto"/>
+        <w:ind w:left="144" w:right="281"/>
+        <w:jc w:val="both"/>
+      </w:pPr>
+    </w:p>
+    <w:p>
+      <w:pPr>
+        <w:pStyle w:val="Szvegtrzs"/>
+        <w:spacing w:line="259" w:lineRule="auto"/>
+        <w:ind w:left="144" w:right="281"/>
+        <w:jc w:val="both"/>
+      </w:pPr>
+    </w:p>
+    <w:p>
+      <w:pPr>
+        <w:pStyle w:val="Szvegtrzs"/>
+        <w:spacing w:line="259" w:lineRule="auto"/>
+        <w:ind w:left="144" w:right="281"/>
+        <w:jc w:val="both"/>
+      </w:pPr>
+    </w:p>
+    <w:p>
+      <w:pPr>
+        <w:pStyle w:val="Szvegtrzs"/>
+        <w:spacing w:line="259" w:lineRule="auto"/>
+        <w:ind w:left="144" w:right="281"/>
+        <w:jc w:val="both"/>
+      </w:pPr>
+    </w:p>
+    <w:p>
+      <w:pPr>
+        <w:pStyle w:val="Szvegtrzs"/>
+        <w:spacing w:line="259" w:lineRule="auto"/>
+        <w:ind w:left="144" w:right="281"/>
+        <w:jc w:val="both"/>
+      </w:pPr>
+    </w:p>
+    <w:p>
+      <w:pPr>
+        <w:pStyle w:val="Szvegtrzs"/>
+        <w:spacing w:line="259" w:lineRule="auto"/>
+        <w:ind w:left="144" w:right="281"/>
+        <w:jc w:val="both"/>
+      </w:pPr>
+    </w:p>
+    <w:p>
+      <w:pPr>
+        <w:pStyle w:val="Szvegtrzs"/>
+        <w:spacing w:line="259" w:lineRule="auto"/>
+        <w:ind w:left="144" w:right="281"/>
+        <w:jc w:val="both"/>
+      </w:pPr>
+    </w:p>
+    <w:p>
+      <w:pPr>
+        <w:pStyle w:val="Szvegtrzs"/>
+        <w:spacing w:line="259" w:lineRule="auto"/>
+        <w:ind w:left="144" w:right="281"/>
+        <w:jc w:val="both"/>
+      </w:pPr>
+    </w:p>
+    <w:p>
+      <w:pPr>
+        <w:pStyle w:val="Szvegtrzs"/>
+        <w:spacing w:line="259" w:lineRule="auto"/>
+        <w:ind w:left="144" w:right="281"/>
+        <w:jc w:val="both"/>
+      </w:pPr>
+    </w:p>
+    <w:p>
+      <w:pPr>
+        <w:pStyle w:val="Szvegtrzs"/>
+        <w:spacing w:line="259" w:lineRule="auto"/>
+        <w:ind w:left="144" w:right="281"/>
+        <w:jc w:val="both"/>
+      </w:pPr>
+    </w:p>
+    <w:p>
+      <w:pPr>
+        <w:pStyle w:val="Szvegtrzs"/>
+        <w:spacing w:line="259" w:lineRule="auto"/>
+        <w:ind w:left="144" w:right="281"/>
+        <w:jc w:val="both"/>
+      </w:pPr>
+    </w:p>
+    <w:p>
+      <w:pPr>
+        <w:pStyle w:val="Szvegtrzs"/>
+        <w:spacing w:line="259" w:lineRule="auto"/>
+        <w:ind w:left="144" w:right="281"/>
+        <w:jc w:val="both"/>
+      </w:pPr>
+    </w:p>
+    <w:p>
+      <w:pPr>
+        <w:pStyle w:val="Szvegtrzs"/>
+        <w:spacing w:line="259" w:lineRule="auto"/>
+        <w:ind w:left="144" w:right="281"/>
+        <w:jc w:val="both"/>
+      </w:pPr>
+    </w:p>
+    <w:p>
+      <w:pPr>
+        <w:pStyle w:val="Szvegtrzs"/>
+        <w:spacing w:line="259" w:lineRule="auto"/>
+        <w:ind w:left="144" w:right="281"/>
+        <w:jc w:val="both"/>
+      </w:pPr>
+    </w:p>
+    <w:p>
+      <w:pPr>
+        <w:pStyle w:val="Szvegtrzs"/>
+        <w:spacing w:line="259" w:lineRule="auto"/>
+        <w:ind w:left="144" w:right="281"/>
+        <w:jc w:val="both"/>
+      </w:pPr>
+    </w:p>
+    <w:p>
+      <w:pPr>
+        <w:pStyle w:val="Szvegtrzs"/>
+        <w:spacing w:line="259" w:lineRule="auto"/>
+        <w:ind w:left="144" w:right="281"/>
+        <w:jc w:val="both"/>
+      </w:pPr>
+    </w:p>
+    <w:p>
+      <w:pPr>
+        <w:pStyle w:val="Szvegtrzs"/>
+        <w:spacing w:line="259" w:lineRule="auto"/>
+        <w:ind w:left="144" w:right="281"/>
+        <w:jc w:val="both"/>
+      </w:pPr>
+    </w:p>
+    <w:p>
+      <w:pPr>
+        <w:pStyle w:val="Szvegtrzs"/>
+        <w:spacing w:line="259" w:lineRule="auto"/>
+        <w:ind w:left="144" w:right="281"/>
+        <w:jc w:val="both"/>
+      </w:pPr>
+    </w:p>
+    <w:p>
+      <w:pPr>
+        <w:pStyle w:val="Szvegtrzs"/>
+        <w:spacing w:line="259" w:lineRule="auto"/>
+        <w:ind w:left="144" w:right="281"/>
+        <w:jc w:val="both"/>
+      </w:pPr>
+    </w:p>
+    <w:p>
+      <w:pPr>
+        <w:pStyle w:val="Szvegtrzs"/>
+        <w:spacing w:line="259" w:lineRule="auto"/>
+        <w:ind w:left="144" w:right="281"/>
+        <w:jc w:val="both"/>
+      </w:pPr>
+    </w:p>
+    <w:p>
+      <w:pPr>
+        <w:pStyle w:val="Szvegtrzs"/>
+        <w:spacing w:line="259" w:lineRule="auto"/>
+        <w:ind w:left="144" w:right="281"/>
+        <w:jc w:val="both"/>
+      </w:pPr>
+    </w:p>
+    <w:p>
+      <w:pPr>
+        <w:pStyle w:val="Szvegtrzs"/>
+        <w:spacing w:line="259" w:lineRule="auto"/>
+        <w:ind w:left="144" w:right="281"/>
+        <w:jc w:val="both"/>
+      </w:pPr>
+    </w:p>
+    <w:p>
+      <w:pPr>
+        <w:pStyle w:val="Szvegtrzs"/>
+        <w:spacing w:line="259" w:lineRule="auto"/>
+        <w:ind w:left="144" w:right="281"/>
+        <w:jc w:val="both"/>
+      </w:pPr>
+    </w:p>
+    <w:p>
+      <w:pPr>
+        <w:pStyle w:val="Szvegtrzs"/>
+        <w:spacing w:line="259" w:lineRule="auto"/>
+        <w:ind w:left="144" w:right="281"/>
+        <w:jc w:val="both"/>
+      </w:pPr>
+    </w:p>
+    <w:p>
+      <w:pPr>
+        <w:pStyle w:val="Szvegtrzs"/>
+        <w:spacing w:line="259" w:lineRule="auto"/>
+        <w:ind w:left="144" w:right="281"/>
+        <w:jc w:val="both"/>
+      </w:pPr>
+    </w:p>
+    <w:p>
+      <w:pPr>
+        <w:pStyle w:val="Szvegtrzs"/>
+        <w:spacing w:line="259" w:lineRule="auto"/>
+        <w:ind w:left="144" w:right="281"/>
+        <w:jc w:val="both"/>
+      </w:pPr>
+    </w:p>
+    <w:p>
+      <w:pPr>
+        <w:pStyle w:val="Szvegtrzs"/>
+        <w:spacing w:line="259" w:lineRule="auto"/>
+        <w:ind w:left="144" w:right="281"/>
+        <w:jc w:val="both"/>
+      </w:pPr>
+    </w:p>
+    <w:p>
+      <w:pPr>
+        <w:pStyle w:val="Szvegtrzs"/>
+        <w:spacing w:line="259" w:lineRule="auto"/>
+        <w:ind w:left="144" w:right="281"/>
+        <w:jc w:val="both"/>
+      </w:pPr>
+    </w:p>
+    <w:p>
+      <w:pPr>
+        <w:pStyle w:val="Szvegtrzs"/>
+        <w:spacing w:line="259" w:lineRule="auto"/>
+        <w:ind w:left="144" w:right="281"/>
+        <w:jc w:val="both"/>
+      </w:pPr>
+    </w:p>
+    <w:p>
+      <w:pPr>
+        <w:pStyle w:val="Szvegtrzs"/>
+        <w:spacing w:line="259" w:lineRule="auto"/>
+        <w:ind w:left="144" w:right="281"/>
+        <w:jc w:val="both"/>
+      </w:pPr>
     </w:p>
     <w:sectPr>
       <w:pgSz w:w="11910" w:h="16840"/>
@@ -3234,7 +8748,7 @@
       <mc:AlternateContent>
         <mc:Choice Requires="wps">
           <w:drawing>
-            <wp:anchor distT="0" distB="0" distL="0" distR="0" simplePos="0" relativeHeight="487502848" behindDoc="1" locked="0" layoutInCell="1" allowOverlap="1" wp14:anchorId="4F73059E" wp14:editId="0AAB67AD">
+            <wp:anchor distT="0" distB="0" distL="0" distR="0" simplePos="0" relativeHeight="251661312" behindDoc="1" locked="0" layoutInCell="1" allowOverlap="1" wp14:anchorId="4F73059E" wp14:editId="0AAB67AD">
               <wp:simplePos x="0" y="0"/>
               <wp:positionH relativeFrom="page">
                 <wp:posOffset>3390010</wp:posOffset>
@@ -3344,7 +8858,7 @@
               <v:stroke joinstyle="miter"/>
               <v:path gradientshapeok="t" o:connecttype="rect"/>
             </v:shapetype>
-            <v:shape id="Textbox 5" o:spid="_x0000_s1027" type="#_x0000_t202" style="position:absolute;margin-left:266.95pt;margin-top:752.2pt;width:59.45pt;height:16.4pt;z-index:-15813632;visibility:visible;mso-wrap-style:square;mso-wrap-distance-left:0;mso-wrap-distance-top:0;mso-wrap-distance-right:0;mso-wrap-distance-bottom:0;mso-position-horizontal:absolute;mso-position-horizontal-relative:page;mso-position-vertical:absolute;mso-position-vertical-relative:page;v-text-anchor:top" o:gfxdata="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" filled="f" stroked="f">
+            <v:shape id="Textbox 5" o:spid="_x0000_s1027" type="#_x0000_t202" style="position:absolute;margin-left:266.95pt;margin-top:752.2pt;width:59.45pt;height:16.4pt;z-index:-251655168;visibility:visible;mso-wrap-style:square;mso-wrap-distance-left:0;mso-wrap-distance-top:0;mso-wrap-distance-right:0;mso-wrap-distance-bottom:0;mso-position-horizontal:absolute;mso-position-horizontal-relative:page;mso-position-vertical:absolute;mso-position-vertical-relative:page;v-text-anchor:top" o:gfxdata="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" filled="f" stroked="f">
               <v:textbox inset="0,0,0,0">
                 <w:txbxContent>
                   <w:p>
@@ -3455,7 +8969,7 @@
         <w:sz w:val="20"/>
       </w:rPr>
       <w:drawing>
-        <wp:anchor distT="0" distB="0" distL="0" distR="0" simplePos="0" relativeHeight="487501312" behindDoc="1" locked="0" layoutInCell="1" allowOverlap="1" wp14:anchorId="45C99AE2" wp14:editId="6247BCAC">
+        <wp:anchor distT="0" distB="0" distL="0" distR="0" simplePos="0" relativeHeight="251655168" behindDoc="1" locked="0" layoutInCell="1" allowOverlap="1" wp14:anchorId="45C99AE2" wp14:editId="6247BCAC">
           <wp:simplePos x="0" y="0"/>
           <wp:positionH relativeFrom="page">
             <wp:posOffset>981718</wp:posOffset>
@@ -3506,7 +9020,7 @@
       <mc:AlternateContent>
         <mc:Choice Requires="wps">
           <w:drawing>
-            <wp:anchor distT="0" distB="0" distL="0" distR="0" simplePos="0" relativeHeight="487501824" behindDoc="1" locked="0" layoutInCell="1" allowOverlap="1" wp14:anchorId="751DF3E3" wp14:editId="192250C4">
+            <wp:anchor distT="0" distB="0" distL="0" distR="0" simplePos="0" relativeHeight="251657216" behindDoc="1" locked="0" layoutInCell="1" allowOverlap="1" wp14:anchorId="751DF3E3" wp14:editId="192250C4">
               <wp:simplePos x="0" y="0"/>
               <wp:positionH relativeFrom="page">
                 <wp:posOffset>792784</wp:posOffset>
@@ -3577,7 +9091,7 @@
         </mc:Choice>
         <mc:Fallback>
           <w:pict>
-            <v:shape w14:anchorId="207D19CB" id="Graphic 3" o:spid="_x0000_s1026" style="position:absolute;margin-left:62.4pt;margin-top:123.5pt;width:470.75pt;height:.75pt;z-index:-15814656;visibility:visible;mso-wrap-style:square;mso-wrap-distance-left:0;mso-wrap-distance-top:0;mso-wrap-distance-right:0;mso-wrap-distance-bottom:0;mso-position-horizontal:absolute;mso-position-horizontal-relative:page;mso-position-vertical:absolute;mso-position-vertical-relative:page;v-text-anchor:top" coordsize="5978525,9525" o:gfxdata="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" path="m5978017,l,,,9144r5978017,l5978017,xe" fillcolor="black" stroked="f">
+            <v:shape w14:anchorId="15818AE8" id="Graphic 3" o:spid="_x0000_s1026" style="position:absolute;margin-left:62.4pt;margin-top:123.5pt;width:470.75pt;height:.75pt;z-index:-251659264;visibility:visible;mso-wrap-style:square;mso-wrap-distance-left:0;mso-wrap-distance-top:0;mso-wrap-distance-right:0;mso-wrap-distance-bottom:0;mso-position-horizontal:absolute;mso-position-horizontal-relative:page;mso-position-vertical:absolute;mso-position-vertical-relative:page;v-text-anchor:top" coordsize="5978525,9525" o:gfxdata="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" path="m5978017,l,,,9144r5978017,l5978017,xe" fillcolor="black" stroked="f">
               <v:path arrowok="t"/>
               <w10:wrap anchorx="page" anchory="page"/>
             </v:shape>
@@ -3593,7 +9107,7 @@
       <mc:AlternateContent>
         <mc:Choice Requires="wps">
           <w:drawing>
-            <wp:anchor distT="0" distB="0" distL="0" distR="0" simplePos="0" relativeHeight="487502336" behindDoc="1" locked="0" layoutInCell="1" allowOverlap="1" wp14:anchorId="54812813" wp14:editId="79EB3591">
+            <wp:anchor distT="0" distB="0" distL="0" distR="0" simplePos="0" relativeHeight="251659264" behindDoc="1" locked="0" layoutInCell="1" allowOverlap="1" wp14:anchorId="54812813" wp14:editId="79EB3591">
               <wp:simplePos x="0" y="0"/>
               <wp:positionH relativeFrom="page">
                 <wp:posOffset>5624321</wp:posOffset>
@@ -3655,7 +9169,7 @@
               <v:stroke joinstyle="miter"/>
               <v:path gradientshapeok="t" o:connecttype="rect"/>
             </v:shapetype>
-            <v:shape id="Textbox 4" o:spid="_x0000_s1026" type="#_x0000_t202" style="position:absolute;margin-left:442.85pt;margin-top:107.25pt;width:75.55pt;height:16.4pt;z-index:-15814144;visibility:visible;mso-wrap-style:square;mso-wrap-distance-left:0;mso-wrap-distance-top:0;mso-wrap-distance-right:0;mso-wrap-distance-bottom:0;mso-position-horizontal:absolute;mso-position-horizontal-relative:page;mso-position-vertical:absolute;mso-position-vertical-relative:page;v-text-anchor:top" o:gfxdata="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" filled="f" stroked="f">
+            <v:shape id="Textbox 4" o:spid="_x0000_s1026" type="#_x0000_t202" style="position:absolute;margin-left:442.85pt;margin-top:107.25pt;width:75.55pt;height:16.4pt;z-index:-251657216;visibility:visible;mso-wrap-style:square;mso-wrap-distance-left:0;mso-wrap-distance-top:0;mso-wrap-distance-right:0;mso-wrap-distance-bottom:0;mso-position-horizontal:absolute;mso-position-horizontal-relative:page;mso-position-vertical:absolute;mso-position-vertical-relative:page;v-text-anchor:top" o:gfxdata="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" filled="f" stroked="f">
               <v:textbox inset="0,0,0,0">
                 <w:txbxContent>
                   <w:p>
@@ -4438,7 +9952,7 @@
   <w:style w:type="paragraph" w:styleId="TJ1">
     <w:name w:val="toc 1"/>
     <w:basedOn w:val="Norml"/>
-    <w:uiPriority w:val="1"/>
+    <w:uiPriority w:val="39"/>
     <w:qFormat/>
     <w:pPr>
       <w:spacing w:before="127"/>
@@ -4488,6 +10002,48 @@
     <w:basedOn w:val="Norml"/>
     <w:uiPriority w:val="1"/>
     <w:qFormat/>
+  </w:style>
+  <w:style w:type="character" w:styleId="Hiperhivatkozs">
+    <w:name w:val="Hyperlink"/>
+    <w:basedOn w:val="Bekezdsalapbettpusa"/>
+    <w:uiPriority w:val="99"/>
+    <w:unhideWhenUsed/>
+    <w:rsid w:val="00FD0349"/>
+    <w:rPr>
+      <w:color w:val="0000FF" w:themeColor="hyperlink"/>
+      <w:u w:val="single"/>
+    </w:rPr>
+  </w:style>
+  <w:style w:type="paragraph" w:styleId="llb">
+    <w:name w:val="footer"/>
+    <w:basedOn w:val="Norml"/>
+    <w:link w:val="llbChar"/>
+    <w:uiPriority w:val="99"/>
+    <w:unhideWhenUsed/>
+    <w:rsid w:val="00FD0349"/>
+    <w:pPr>
+      <w:widowControl/>
+      <w:tabs>
+        <w:tab w:val="center" w:pos="4680"/>
+        <w:tab w:val="right" w:pos="9360"/>
+      </w:tabs>
+      <w:autoSpaceDE/>
+      <w:autoSpaceDN/>
+    </w:pPr>
+    <w:rPr>
+      <w:rFonts w:asciiTheme="minorHAnsi" w:eastAsiaTheme="minorEastAsia" w:hAnsiTheme="minorHAnsi" w:cstheme="minorBidi"/>
+      <w:lang w:val="en-US"/>
+    </w:rPr>
+  </w:style>
+  <w:style w:type="character" w:customStyle="1" w:styleId="llbChar">
+    <w:name w:val="Élőláb Char"/>
+    <w:basedOn w:val="Bekezdsalapbettpusa"/>
+    <w:link w:val="llb"/>
+    <w:uiPriority w:val="99"/>
+    <w:rsid w:val="00FD0349"/>
+    <w:rPr>
+      <w:rFonts w:eastAsiaTheme="minorEastAsia"/>
+    </w:rPr>
   </w:style>
 </w:styles>
 </file>
